--- a/docs/learn/drafts/Customer-Service-Certification-HR-Proposal.docx
+++ b/docs/learn/drafts/Customer-Service-Certification-HR-Proposal.docx
@@ -28,7 +28,7 @@
           <w:sz w:val="44"/>
           <w:szCs w:val="44"/>
         </w:rPr>
-        <w:t xml:space="preserve">Customer Service &amp; Family Support Excellence Certification</w:t>
+        <w:t xml:space="preserve">Customer Service &amp; Family Support Certification</w:t>
       </w:r>
     </w:p>
     <w:p>
@@ -252,7 +252,7 @@
                 <w:sz w:val="19"/>
                 <w:szCs w:val="19"/>
               </w:rPr>
-              <w:t xml:space="preserve">10 modules, about 160 minutes of lessons, plus a 20-minute mock call and the final exam (about 3 hours)</w:t>
+              <w:t xml:space="preserve">11 modules, about 180 minutes of lessons, plus a 20-minute mock call and the final exam (about 3.5 hours)</w:t>
             </w:r>
           </w:p>
         </w:tc>
@@ -313,7 +313,7 @@
                 <w:sz w:val="19"/>
                 <w:szCs w:val="19"/>
               </w:rPr>
-              <w:t xml:space="preserve">85% on the final exam AND 85% on the mock call; 3 tries each</w:t>
+              <w:t xml:space="preserve">85% on the final exam AND 85% on the mock call, passed separately; 3 tries each</w:t>
             </w:r>
           </w:p>
         </w:tc>
@@ -347,7 +347,7 @@
                 <w:sz w:val="19"/>
                 <w:szCs w:val="19"/>
               </w:rPr>
-              <w:t xml:space="preserve">Format</w:t>
+              <w:t xml:space="preserve">Who it is for</w:t>
             </w:r>
           </w:p>
         </w:tc>
@@ -376,7 +376,7 @@
                 <w:sz w:val="19"/>
                 <w:szCs w:val="19"/>
               </w:rPr>
-              <w:t xml:space="preserve">Self-paced online in ELEVATE Learn, modules in order, progress saved</w:t>
+              <w:t xml:space="preserve">Everyone who speaks with patients, their relatives, and caregivers or families of care-home residents</w:t>
             </w:r>
           </w:p>
         </w:tc>
@@ -409,7 +409,7 @@
                 <w:sz w:val="19"/>
                 <w:szCs w:val="19"/>
               </w:rPr>
-              <w:t xml:space="preserve">Interactivity</w:t>
+              <w:t xml:space="preserve">Client-specific steps</w:t>
             </w:r>
           </w:p>
         </w:tc>
@@ -437,7 +437,7 @@
                 <w:sz w:val="19"/>
                 <w:szCs w:val="19"/>
               </w:rPr>
-              <w:t xml:space="preserve">Drag-and-drop, swipe cards, spot-the-mistake, mood meter, build-the-note, quiz mini-games, motion</w:t>
+              <w:t xml:space="preserve">The course teaches one ERS standard; each client’s identity-check, emergency and escalation steps go into short client add-on modules</w:t>
             </w:r>
           </w:p>
         </w:tc>
@@ -471,7 +471,7 @@
                 <w:sz w:val="19"/>
                 <w:szCs w:val="19"/>
               </w:rPr>
-              <w:t xml:space="preserve">Privacy</w:t>
+              <w:t xml:space="preserve">Review before publishing</w:t>
             </w:r>
           </w:p>
         </w:tc>
@@ -500,7 +500,7 @@
                 <w:sz w:val="19"/>
                 <w:szCs w:val="19"/>
               </w:rPr>
-              <w:t xml:space="preserve">Scenarios use invented people only. Leads see passed / not yet, never scores. No leaderboards. No voice recordings.</w:t>
+              <w:t xml:space="preserve">HR and the Privacy Officer review everything; counsel reviews Modules 5 and 6</w:t>
             </w:r>
           </w:p>
         </w:tc>
@@ -533,7 +533,7 @@
                 <w:sz w:val="19"/>
                 <w:szCs w:val="19"/>
               </w:rPr>
-              <w:t xml:space="preserve">Status</w:t>
+              <w:t xml:space="preserve">Format</w:t>
             </w:r>
           </w:p>
         </w:tc>
@@ -561,7 +561,255 @@
                 <w:sz w:val="19"/>
                 <w:szCs w:val="19"/>
               </w:rPr>
-              <w:t xml:space="preserve">Proposal only. Nothing is built until HR approves.</w:t>
+              <w:t xml:space="preserve">Self-paced online in ELEVATE Learn, modules in order, progress saved</w:t>
+            </w:r>
+          </w:p>
+        </w:tc>
+      </w:tr>
+      <w:tr>
+        <w:trPr>
+          <w:cantSplit/>
+        </w:trPr>
+        <w:tc>
+          <w:tcPr>
+            <w:tcW w:type="dxa" w:w="2400"/>
+            <w:tcBorders>
+              <w:top w:val="single" w:color="C9B8E0" w:sz="4"/>
+              <w:left w:val="single" w:color="C9B8E0" w:sz="4"/>
+              <w:bottom w:val="single" w:color="C9B8E0" w:sz="4"/>
+              <w:right w:val="single" w:color="C9B8E0" w:sz="4"/>
+            </w:tcBorders>
+            <w:shd w:fill="F3EEFA" w:color="auto" w:val="clear"/>
+            <w:tcMar>
+              <w:top w:type="dxa" w:w="60"/>
+              <w:left w:type="dxa" w:w="100"/>
+              <w:bottom w:type="dxa" w:w="60"/>
+              <w:right w:type="dxa" w:w="100"/>
+            </w:tcMar>
+          </w:tcPr>
+          <w:p>
+            <w:r>
+              <w:rPr>
+                <w:b/>
+                <w:bCs/>
+                <w:sz w:val="19"/>
+                <w:szCs w:val="19"/>
+              </w:rPr>
+              <w:t xml:space="preserve">Interactivity</w:t>
+            </w:r>
+          </w:p>
+        </w:tc>
+        <w:tc>
+          <w:tcPr>
+            <w:tcW w:type="dxa" w:w="6960"/>
+            <w:tcBorders>
+              <w:top w:val="single" w:color="C9B8E0" w:sz="4"/>
+              <w:left w:val="single" w:color="C9B8E0" w:sz="4"/>
+              <w:bottom w:val="single" w:color="C9B8E0" w:sz="4"/>
+              <w:right w:val="single" w:color="C9B8E0" w:sz="4"/>
+            </w:tcBorders>
+            <w:shd w:fill="F3EEFA" w:color="auto" w:val="clear"/>
+            <w:tcMar>
+              <w:top w:type="dxa" w:w="60"/>
+              <w:left w:type="dxa" w:w="100"/>
+              <w:bottom w:type="dxa" w:w="60"/>
+              <w:right w:type="dxa" w:w="100"/>
+            </w:tcMar>
+          </w:tcPr>
+          <w:p>
+            <w:r>
+              <w:rPr>
+                <w:b w:val="false"/>
+                <w:bCs w:val="false"/>
+                <w:sz w:val="19"/>
+                <w:szCs w:val="19"/>
+              </w:rPr>
+              <w:t xml:space="preserve">Drag-and-drop, swipe cards, spot-the-mistake, mood meter, build-the-note, quiz mini-games, motion</w:t>
+            </w:r>
+          </w:p>
+        </w:tc>
+      </w:tr>
+      <w:tr>
+        <w:trPr>
+          <w:cantSplit/>
+        </w:trPr>
+        <w:tc>
+          <w:tcPr>
+            <w:tcW w:type="dxa" w:w="2400"/>
+            <w:tcBorders>
+              <w:top w:val="single" w:color="C9B8E0" w:sz="4"/>
+              <w:left w:val="single" w:color="C9B8E0" w:sz="4"/>
+              <w:bottom w:val="single" w:color="C9B8E0" w:sz="4"/>
+              <w:right w:val="single" w:color="C9B8E0" w:sz="4"/>
+            </w:tcBorders>
+            <w:tcMar>
+              <w:top w:type="dxa" w:w="60"/>
+              <w:left w:type="dxa" w:w="100"/>
+              <w:bottom w:type="dxa" w:w="60"/>
+              <w:right w:type="dxa" w:w="100"/>
+            </w:tcMar>
+          </w:tcPr>
+          <w:p>
+            <w:r>
+              <w:rPr>
+                <w:b/>
+                <w:bCs/>
+                <w:sz w:val="19"/>
+                <w:szCs w:val="19"/>
+              </w:rPr>
+              <w:t xml:space="preserve">Privacy</w:t>
+            </w:r>
+          </w:p>
+        </w:tc>
+        <w:tc>
+          <w:tcPr>
+            <w:tcW w:type="dxa" w:w="6960"/>
+            <w:tcBorders>
+              <w:top w:val="single" w:color="C9B8E0" w:sz="4"/>
+              <w:left w:val="single" w:color="C9B8E0" w:sz="4"/>
+              <w:bottom w:val="single" w:color="C9B8E0" w:sz="4"/>
+              <w:right w:val="single" w:color="C9B8E0" w:sz="4"/>
+            </w:tcBorders>
+            <w:tcMar>
+              <w:top w:type="dxa" w:w="60"/>
+              <w:left w:type="dxa" w:w="100"/>
+              <w:bottom w:type="dxa" w:w="60"/>
+              <w:right w:type="dxa" w:w="100"/>
+            </w:tcMar>
+          </w:tcPr>
+          <w:p>
+            <w:r>
+              <w:rPr>
+                <w:b w:val="false"/>
+                <w:bCs w:val="false"/>
+                <w:sz w:val="19"/>
+                <w:szCs w:val="19"/>
+              </w:rPr>
+              <w:t xml:space="preserve">Scenarios use invented people only. Leads see passed / not yet, never scores. No leaderboards. No voice recordings.</w:t>
+            </w:r>
+          </w:p>
+        </w:tc>
+      </w:tr>
+      <w:tr>
+        <w:trPr>
+          <w:cantSplit/>
+        </w:trPr>
+        <w:tc>
+          <w:tcPr>
+            <w:tcW w:type="dxa" w:w="2400"/>
+            <w:tcBorders>
+              <w:top w:val="single" w:color="C9B8E0" w:sz="4"/>
+              <w:left w:val="single" w:color="C9B8E0" w:sz="4"/>
+              <w:bottom w:val="single" w:color="C9B8E0" w:sz="4"/>
+              <w:right w:val="single" w:color="C9B8E0" w:sz="4"/>
+            </w:tcBorders>
+            <w:shd w:fill="F3EEFA" w:color="auto" w:val="clear"/>
+            <w:tcMar>
+              <w:top w:type="dxa" w:w="60"/>
+              <w:left w:type="dxa" w:w="100"/>
+              <w:bottom w:type="dxa" w:w="60"/>
+              <w:right w:type="dxa" w:w="100"/>
+            </w:tcMar>
+          </w:tcPr>
+          <w:p>
+            <w:r>
+              <w:rPr>
+                <w:b/>
+                <w:bCs/>
+                <w:sz w:val="19"/>
+                <w:szCs w:val="19"/>
+              </w:rPr>
+              <w:t xml:space="preserve">Name</w:t>
+            </w:r>
+          </w:p>
+        </w:tc>
+        <w:tc>
+          <w:tcPr>
+            <w:tcW w:type="dxa" w:w="6960"/>
+            <w:tcBorders>
+              <w:top w:val="single" w:color="C9B8E0" w:sz="4"/>
+              <w:left w:val="single" w:color="C9B8E0" w:sz="4"/>
+              <w:bottom w:val="single" w:color="C9B8E0" w:sz="4"/>
+              <w:right w:val="single" w:color="C9B8E0" w:sz="4"/>
+            </w:tcBorders>
+            <w:shd w:fill="F3EEFA" w:color="auto" w:val="clear"/>
+            <w:tcMar>
+              <w:top w:type="dxa" w:w="60"/>
+              <w:left w:type="dxa" w:w="100"/>
+              <w:bottom w:type="dxa" w:w="60"/>
+              <w:right w:type="dxa" w:w="100"/>
+            </w:tcMar>
+          </w:tcPr>
+          <w:p>
+            <w:r>
+              <w:rPr>
+                <w:b w:val="false"/>
+                <w:bCs w:val="false"/>
+                <w:sz w:val="19"/>
+                <w:szCs w:val="19"/>
+              </w:rPr>
+              <w:t xml:space="preserve">Customer Service &amp; Family Support Certification, in ELEVATE Learn branding (same look as the HIPAA and Cybersecurity certificates)</w:t>
+            </w:r>
+          </w:p>
+        </w:tc>
+      </w:tr>
+      <w:tr>
+        <w:trPr>
+          <w:cantSplit/>
+        </w:trPr>
+        <w:tc>
+          <w:tcPr>
+            <w:tcW w:type="dxa" w:w="2400"/>
+            <w:tcBorders>
+              <w:top w:val="single" w:color="C9B8E0" w:sz="4"/>
+              <w:left w:val="single" w:color="C9B8E0" w:sz="4"/>
+              <w:bottom w:val="single" w:color="C9B8E0" w:sz="4"/>
+              <w:right w:val="single" w:color="C9B8E0" w:sz="4"/>
+            </w:tcBorders>
+            <w:tcMar>
+              <w:top w:type="dxa" w:w="60"/>
+              <w:left w:type="dxa" w:w="100"/>
+              <w:bottom w:type="dxa" w:w="60"/>
+              <w:right w:type="dxa" w:w="100"/>
+            </w:tcMar>
+          </w:tcPr>
+          <w:p>
+            <w:r>
+              <w:rPr>
+                <w:b/>
+                <w:bCs/>
+                <w:sz w:val="19"/>
+                <w:szCs w:val="19"/>
+              </w:rPr>
+              <w:t xml:space="preserve">Status</w:t>
+            </w:r>
+          </w:p>
+        </w:tc>
+        <w:tc>
+          <w:tcPr>
+            <w:tcW w:type="dxa" w:w="6960"/>
+            <w:tcBorders>
+              <w:top w:val="single" w:color="C9B8E0" w:sz="4"/>
+              <w:left w:val="single" w:color="C9B8E0" w:sz="4"/>
+              <w:bottom w:val="single" w:color="C9B8E0" w:sz="4"/>
+              <w:right w:val="single" w:color="C9B8E0" w:sz="4"/>
+            </w:tcBorders>
+            <w:tcMar>
+              <w:top w:type="dxa" w:w="60"/>
+              <w:left w:type="dxa" w:w="100"/>
+              <w:bottom w:type="dxa" w:w="60"/>
+              <w:right w:type="dxa" w:w="100"/>
+            </w:tcMar>
+          </w:tcPr>
+          <w:p>
+            <w:r>
+              <w:rPr>
+                <w:b w:val="false"/>
+                <w:bCs w:val="false"/>
+                <w:sz w:val="19"/>
+                <w:szCs w:val="19"/>
+              </w:rPr>
+              <w:t xml:space="preserve">Approved by the HR Director with one addition: a medical-related part, now Module 6. Build starts with the interactive engine.</w:t>
             </w:r>
           </w:p>
         </w:tc>
@@ -593,7 +841,7 @@
         <w:spacing w:after="60"/>
       </w:pPr>
       <w:r>
-        <w:t xml:space="preserve">The original six modules stay as the core (Modules 1, 2, 4, 6, 9 below, with the practicum becoming the mock call).</w:t>
+        <w:t xml:space="preserve">The original modules stay as the core (Modules 1, 2, 4, 7 and 10 below, with the practicum becoming the mock call).</w:t>
       </w:r>
     </w:p>
     <w:p>
@@ -606,7 +854,7 @@
         <w:spacing w:after="60"/>
       </w:pPr>
       <w:r>
-        <w:t xml:space="preserve">Five new modules add what the original left out: the four channels (phone, chat, email, voicemail), confidentiality and boundaries, difficult personalities, bad news and saying no, and self-care.</w:t>
+        <w:t xml:space="preserve">Six new modules add what the original left out: the four channels (phone, chat, email, voicemail), confidentiality and boundaries, healthcare support calls (added at HR’s request), difficult personalities, bad news and saying no, and self-care.</w:t>
       </w:r>
     </w:p>
     <w:p>
@@ -619,7 +867,7 @@
         <w:spacing w:after="60"/>
       </w:pPr>
       <w:r>
-        <w:t xml:space="preserve">Cultural and US-context communication tips are added inside Module 2. Documentation tools are added inside Module 9.</w:t>
+        <w:t xml:space="preserve">Cultural and US-context communication tips are added inside Module 2. Documentation tools are added inside Module 10.</w:t>
       </w:r>
     </w:p>
     <w:p>
@@ -632,7 +880,7 @@
         <w:spacing w:after="60"/>
       </w:pPr>
       <w:r>
-        <w:t xml:space="preserve">The document had module quizzes but no final exam. This proposal adds a bank of 80 draft exam questions (Section 5); each attempt draws 25.</w:t>
+        <w:t xml:space="preserve">The document had module quizzes but no final exam. This proposal adds a bank of 88 draft exam questions (Section 5); each attempt draws 25.</w:t>
       </w:r>
     </w:p>
     <w:p>
@@ -1615,7 +1863,7 @@
                 <w:sz w:val="19"/>
                 <w:szCs w:val="19"/>
               </w:rPr>
-              <w:t xml:space="preserve">Managing Difficult Conversations</w:t>
+              <w:t xml:space="preserve">Healthcare Support Calls</w:t>
             </w:r>
           </w:p>
         </w:tc>
@@ -1644,7 +1892,7 @@
                 <w:sz w:val="19"/>
                 <w:szCs w:val="19"/>
               </w:rPr>
-              <w:t xml:space="preserve">16</w:t>
+              <w:t xml:space="preserve">18</w:t>
             </w:r>
           </w:p>
         </w:tc>
@@ -1673,7 +1921,7 @@
                 <w:sz w:val="19"/>
                 <w:szCs w:val="19"/>
               </w:rPr>
-              <w:t xml:space="preserve">Original, deepened</w:t>
+              <w:t xml:space="preserve">NEW (HR request)</w:t>
             </w:r>
           </w:p>
         </w:tc>
@@ -1702,7 +1950,7 @@
                 <w:sz w:val="19"/>
                 <w:szCs w:val="19"/>
               </w:rPr>
-              <w:t xml:space="preserve">LEARN framework builder; spot-the-mistake transcript. Game: “Cool Down”.</w:t>
+              <w:t xml:space="preserve">Triage-the-call cards (route, verify or emergency); plain-language medical terms flip cards; branching medical call. Game: “Route It Right”.</w:t>
             </w:r>
           </w:p>
         </w:tc>
@@ -1763,7 +2011,7 @@
                 <w:sz w:val="19"/>
                 <w:szCs w:val="19"/>
               </w:rPr>
-              <w:t xml:space="preserve">Difficult Personalities</w:t>
+              <w:t xml:space="preserve">Managing Difficult Conversations</w:t>
             </w:r>
           </w:p>
         </w:tc>
@@ -1819,7 +2067,7 @@
                 <w:sz w:val="19"/>
                 <w:szCs w:val="19"/>
               </w:rPr>
-              <w:t xml:space="preserve">NEW</w:t>
+              <w:t xml:space="preserve">Original, deepened</w:t>
             </w:r>
           </w:p>
         </w:tc>
@@ -1847,7 +2095,7 @@
                 <w:sz w:val="19"/>
                 <w:szCs w:val="19"/>
               </w:rPr>
-              <w:t xml:space="preserve">Meet five caller types; match approach to caller. Game: “Read the Caller”.</w:t>
+              <w:t xml:space="preserve">LEARN framework builder; spot-the-mistake transcript. Game: “Cool Down”.</w:t>
             </w:r>
           </w:p>
         </w:tc>
@@ -1910,7 +2158,7 @@
                 <w:sz w:val="19"/>
                 <w:szCs w:val="19"/>
               </w:rPr>
-              <w:t xml:space="preserve">Bad News &amp; Saying No</w:t>
+              <w:t xml:space="preserve">Difficult Personalities</w:t>
             </w:r>
           </w:p>
         </w:tc>
@@ -1939,7 +2187,7 @@
                 <w:sz w:val="19"/>
                 <w:szCs w:val="19"/>
               </w:rPr>
-              <w:t xml:space="preserve">14</w:t>
+              <w:t xml:space="preserve">16</w:t>
             </w:r>
           </w:p>
         </w:tc>
@@ -1997,7 +2245,7 @@
                 <w:sz w:val="19"/>
                 <w:szCs w:val="19"/>
               </w:rPr>
-              <w:t xml:space="preserve">Build a good “no”; tone slider. Game: “Yes, But…”.</w:t>
+              <w:t xml:space="preserve">Meet five caller types; match approach to caller. Game: “Read the Caller”.</w:t>
             </w:r>
           </w:p>
         </w:tc>
@@ -2058,7 +2306,7 @@
                 <w:sz w:val="19"/>
                 <w:szCs w:val="19"/>
               </w:rPr>
-              <w:t xml:space="preserve">Resolution, Documentation &amp; Escalation</w:t>
+              <w:t xml:space="preserve">Bad News &amp; Saying No</w:t>
             </w:r>
           </w:p>
         </w:tc>
@@ -2086,7 +2334,7 @@
                 <w:sz w:val="19"/>
                 <w:szCs w:val="19"/>
               </w:rPr>
-              <w:t xml:space="preserve">18</w:t>
+              <w:t xml:space="preserve">14</w:t>
             </w:r>
           </w:p>
         </w:tc>
@@ -2114,7 +2362,7 @@
                 <w:sz w:val="19"/>
                 <w:szCs w:val="19"/>
               </w:rPr>
-              <w:t xml:space="preserve">Original + tools</w:t>
+              <w:t xml:space="preserve">NEW</w:t>
             </w:r>
           </w:p>
         </w:tc>
@@ -2142,7 +2390,7 @@
                 <w:sz w:val="19"/>
                 <w:szCs w:val="19"/>
               </w:rPr>
-              <w:t xml:space="preserve">Build the Note; escalate-or-resolve swipe cards. Game: “Case Closed”.</w:t>
+              <w:t xml:space="preserve">Build a good “no”; tone slider. Game: “Yes, But…”.</w:t>
             </w:r>
           </w:p>
         </w:tc>
@@ -2205,7 +2453,7 @@
                 <w:sz w:val="19"/>
                 <w:szCs w:val="19"/>
               </w:rPr>
-              <w:t xml:space="preserve">Staying Resilient</w:t>
+              <w:t xml:space="preserve">Resolution, Documentation &amp; Escalation</w:t>
             </w:r>
           </w:p>
         </w:tc>
@@ -2234,7 +2482,7 @@
                 <w:sz w:val="19"/>
                 <w:szCs w:val="19"/>
               </w:rPr>
-              <w:t xml:space="preserve">10</w:t>
+              <w:t xml:space="preserve">18</w:t>
             </w:r>
           </w:p>
         </w:tc>
@@ -2263,7 +2511,7 @@
                 <w:sz w:val="19"/>
                 <w:szCs w:val="19"/>
               </w:rPr>
-              <w:t xml:space="preserve">NEW</w:t>
+              <w:t xml:space="preserve">Original + tools</w:t>
             </w:r>
           </w:p>
         </w:tc>
@@ -2292,7 +2540,7 @@
                 <w:sz w:val="19"/>
                 <w:szCs w:val="19"/>
               </w:rPr>
-              <w:t xml:space="preserve">Reset routine guide; reflection journal (private, optional). Game: “Recharge”.</w:t>
+              <w:t xml:space="preserve">Build the Note; escalate-or-resolve swipe cards. Game: “Case Closed”.</w:t>
             </w:r>
           </w:p>
         </w:tc>
@@ -2353,7 +2601,7 @@
                 <w:sz w:val="19"/>
                 <w:szCs w:val="19"/>
               </w:rPr>
-              <w:t xml:space="preserve">Certification Practicum</w:t>
+              <w:t xml:space="preserve">Staying Resilient</w:t>
             </w:r>
           </w:p>
         </w:tc>
@@ -2381,7 +2629,7 @@
                 <w:sz w:val="19"/>
                 <w:szCs w:val="19"/>
               </w:rPr>
-              <w:t xml:space="preserve">20</w:t>
+              <w:t xml:space="preserve">10</w:t>
             </w:r>
           </w:p>
         </w:tc>
@@ -2409,7 +2657,7 @@
                 <w:sz w:val="19"/>
                 <w:szCs w:val="19"/>
               </w:rPr>
-              <w:t xml:space="preserve">Original, redesigned</w:t>
+              <w:t xml:space="preserve">NEW</w:t>
             </w:r>
           </w:p>
         </w:tc>
@@ -2437,7 +2685,157 @@
                 <w:sz w:val="19"/>
                 <w:szCs w:val="19"/>
               </w:rPr>
-              <w:t xml:space="preserve">Mock call (3 calls), then the final exam.</w:t>
+              <w:t xml:space="preserve">Reset routine guide; reflection journal (private, optional). Game: “Recharge”.</w:t>
+            </w:r>
+          </w:p>
+        </w:tc>
+      </w:tr>
+      <w:tr>
+        <w:trPr>
+          <w:cantSplit/>
+        </w:trPr>
+        <w:tc>
+          <w:tcPr>
+            <w:tcW w:type="dxa" w:w="500"/>
+            <w:tcBorders>
+              <w:top w:val="single" w:color="C9B8E0" w:sz="4"/>
+              <w:left w:val="single" w:color="C9B8E0" w:sz="4"/>
+              <w:bottom w:val="single" w:color="C9B8E0" w:sz="4"/>
+              <w:right w:val="single" w:color="C9B8E0" w:sz="4"/>
+            </w:tcBorders>
+            <w:shd w:fill="F3EEFA" w:color="auto" w:val="clear"/>
+            <w:tcMar>
+              <w:top w:type="dxa" w:w="60"/>
+              <w:left w:type="dxa" w:w="100"/>
+              <w:bottom w:type="dxa" w:w="60"/>
+              <w:right w:type="dxa" w:w="100"/>
+            </w:tcMar>
+          </w:tcPr>
+          <w:p>
+            <w:r>
+              <w:rPr>
+                <w:b/>
+                <w:bCs/>
+                <w:sz w:val="19"/>
+                <w:szCs w:val="19"/>
+              </w:rPr>
+              <w:t xml:space="preserve">–</w:t>
+            </w:r>
+          </w:p>
+        </w:tc>
+        <w:tc>
+          <w:tcPr>
+            <w:tcW w:type="dxa" w:w="2500"/>
+            <w:tcBorders>
+              <w:top w:val="single" w:color="C9B8E0" w:sz="4"/>
+              <w:left w:val="single" w:color="C9B8E0" w:sz="4"/>
+              <w:bottom w:val="single" w:color="C9B8E0" w:sz="4"/>
+              <w:right w:val="single" w:color="C9B8E0" w:sz="4"/>
+            </w:tcBorders>
+            <w:shd w:fill="F3EEFA" w:color="auto" w:val="clear"/>
+            <w:tcMar>
+              <w:top w:type="dxa" w:w="60"/>
+              <w:left w:type="dxa" w:w="100"/>
+              <w:bottom w:type="dxa" w:w="60"/>
+              <w:right w:type="dxa" w:w="100"/>
+            </w:tcMar>
+          </w:tcPr>
+          <w:p>
+            <w:r>
+              <w:rPr>
+                <w:b w:val="false"/>
+                <w:bCs w:val="false"/>
+                <w:sz w:val="19"/>
+                <w:szCs w:val="19"/>
+              </w:rPr>
+              <w:t xml:space="preserve">Certification Practicum</w:t>
+            </w:r>
+          </w:p>
+        </w:tc>
+        <w:tc>
+          <w:tcPr>
+            <w:tcW w:type="dxa" w:w="800"/>
+            <w:tcBorders>
+              <w:top w:val="single" w:color="C9B8E0" w:sz="4"/>
+              <w:left w:val="single" w:color="C9B8E0" w:sz="4"/>
+              <w:bottom w:val="single" w:color="C9B8E0" w:sz="4"/>
+              <w:right w:val="single" w:color="C9B8E0" w:sz="4"/>
+            </w:tcBorders>
+            <w:shd w:fill="F3EEFA" w:color="auto" w:val="clear"/>
+            <w:tcMar>
+              <w:top w:type="dxa" w:w="60"/>
+              <w:left w:type="dxa" w:w="100"/>
+              <w:bottom w:type="dxa" w:w="60"/>
+              <w:right w:type="dxa" w:w="100"/>
+            </w:tcMar>
+          </w:tcPr>
+          <w:p>
+            <w:r>
+              <w:rPr>
+                <w:b w:val="false"/>
+                <w:bCs w:val="false"/>
+                <w:sz w:val="19"/>
+                <w:szCs w:val="19"/>
+              </w:rPr>
+              <w:t xml:space="preserve">20</w:t>
+            </w:r>
+          </w:p>
+        </w:tc>
+        <w:tc>
+          <w:tcPr>
+            <w:tcW w:type="dxa" w:w="700"/>
+            <w:tcBorders>
+              <w:top w:val="single" w:color="C9B8E0" w:sz="4"/>
+              <w:left w:val="single" w:color="C9B8E0" w:sz="4"/>
+              <w:bottom w:val="single" w:color="C9B8E0" w:sz="4"/>
+              <w:right w:val="single" w:color="C9B8E0" w:sz="4"/>
+            </w:tcBorders>
+            <w:shd w:fill="F3EEFA" w:color="auto" w:val="clear"/>
+            <w:tcMar>
+              <w:top w:type="dxa" w:w="60"/>
+              <w:left w:type="dxa" w:w="100"/>
+              <w:bottom w:type="dxa" w:w="60"/>
+              <w:right w:type="dxa" w:w="100"/>
+            </w:tcMar>
+          </w:tcPr>
+          <w:p>
+            <w:r>
+              <w:rPr>
+                <w:b w:val="false"/>
+                <w:bCs w:val="false"/>
+                <w:sz w:val="19"/>
+                <w:szCs w:val="19"/>
+              </w:rPr>
+              <w:t xml:space="preserve">Original, redesigned</w:t>
+            </w:r>
+          </w:p>
+        </w:tc>
+        <w:tc>
+          <w:tcPr>
+            <w:tcW w:type="dxa" w:w="4860"/>
+            <w:tcBorders>
+              <w:top w:val="single" w:color="C9B8E0" w:sz="4"/>
+              <w:left w:val="single" w:color="C9B8E0" w:sz="4"/>
+              <w:bottom w:val="single" w:color="C9B8E0" w:sz="4"/>
+              <w:right w:val="single" w:color="C9B8E0" w:sz="4"/>
+            </w:tcBorders>
+            <w:shd w:fill="F3EEFA" w:color="auto" w:val="clear"/>
+            <w:tcMar>
+              <w:top w:type="dxa" w:w="60"/>
+              <w:left w:type="dxa" w:w="100"/>
+              <w:bottom w:type="dxa" w:w="60"/>
+              <w:right w:type="dxa" w:w="100"/>
+            </w:tcMar>
+          </w:tcPr>
+          <w:p>
+            <w:r>
+              <w:rPr>
+                <w:b w:val="false"/>
+                <w:bCs w:val="false"/>
+                <w:sz w:val="19"/>
+                <w:szCs w:val="19"/>
+              </w:rPr>
+              <w:t xml:space="preserve">Mock call (3 calls drawn from a pool of 5), then the final exam.</w:t>
             </w:r>
           </w:p>
         </w:tc>
@@ -2469,7 +2867,7 @@
         <w:pStyle w:val="Heading1"/>
       </w:pPr>
       <w:r>
-        <w:t xml:space="preserve">2. The five new modules</w:t>
+        <w:t xml:space="preserve">2. The six new modules</w:t>
       </w:r>
     </w:p>
     <w:p>
@@ -2939,7 +3337,7 @@
         <w:pStyle w:val="Heading2"/>
       </w:pPr>
       <w:r>
-        <w:t xml:space="preserve">Module 7: Difficult Personalities</w:t>
+        <w:t xml:space="preserve">Module 6: Healthcare Support Calls</w:t>
       </w:r>
     </w:p>
     <w:p>
@@ -2962,7 +3360,7 @@
           <w:i w:val="false"/>
           <w:iCs w:val="false"/>
         </w:rPr>
-        <w:t xml:space="preserve">16 minutes</w:t>
+        <w:t xml:space="preserve">18 minutes</w:t>
       </w:r>
     </w:p>
     <w:p>
@@ -2985,7 +3383,7 @@
           <w:i w:val="false"/>
           <w:iCs w:val="false"/>
         </w:rPr>
-        <w:t xml:space="preserve">Every caller is different. Recognizing the person behind the behavior lets you choose the right approach and stay calm.</w:t>
+        <w:t xml:space="preserve">Many of our families are patients, their relatives, or the relatives of people in care. Their calls are emotional and the stakes are higher. Our role is to listen, verify, route and document, never to give medical advice.</w:t>
       </w:r>
     </w:p>
     <w:p>
@@ -3006,7 +3404,7 @@
         <w:spacing w:after="60"/>
       </w:pPr>
       <w:r>
-        <w:t xml:space="preserve">Behavior is a signal: what the caller needs under the behavior</w:t>
+        <w:t xml:space="preserve">What a healthcare support call looks like: patients, relatives, caregivers, care-home families</w:t>
       </w:r>
     </w:p>
     <w:p>
@@ -3019,7 +3417,7 @@
         <w:spacing w:after="60"/>
       </w:pPr>
       <w:r>
-        <w:t xml:space="preserve">The angry caller: let them vent, then guide</w:t>
+        <w:t xml:space="preserve">Our role and its limits: we help with process, we never diagnose, interpret or advise</w:t>
       </w:r>
     </w:p>
     <w:p>
@@ -3032,7 +3430,7 @@
         <w:spacing w:after="60"/>
       </w:pPr>
       <w:r>
-        <w:t xml:space="preserve">The anxious caller: concrete steps and times</w:t>
+        <w:t xml:space="preserve">Appointment calls: scheduling, rescheduling, running late, no-shows</w:t>
       </w:r>
     </w:p>
     <w:p>
@@ -3045,7 +3443,7 @@
         <w:spacing w:after="60"/>
       </w:pPr>
       <w:r>
-        <w:t xml:space="preserve">The confused caller: one step at a time</w:t>
+        <w:t xml:space="preserve">Refill and records requests: take the details, route them, set the follow-up time</w:t>
       </w:r>
     </w:p>
     <w:p>
@@ -3058,7 +3456,7 @@
         <w:spacing w:after="60"/>
       </w:pPr>
       <w:r>
-        <w:t xml:space="preserve">The demanding caller: staying professional, offering options</w:t>
+        <w:t xml:space="preserve">Test results and worried families: what you can say, what you cannot, and how to arrange a call from the care team</w:t>
       </w:r>
     </w:p>
     <w:p>
@@ -3071,7 +3469,7 @@
         <w:spacing w:after="60"/>
       </w:pPr>
       <w:r>
-        <w:t xml:space="preserve">The repeat caller: finding what is still unresolved</w:t>
+        <w:t xml:space="preserve">Insurance and billing confusion: stay calm, do not guess coverage, route to billing</w:t>
       </w:r>
     </w:p>
     <w:p>
@@ -3084,7 +3482,7 @@
         <w:spacing w:after="60"/>
       </w:pPr>
       <w:r>
-        <w:t xml:space="preserve">Abusive language and threats: one warning, end the call, report</w:t>
+        <w:t xml:space="preserve">Urgent situations: spotting words that suggest an emergency and following the client’s emergency steps at once</w:t>
       </w:r>
     </w:p>
     <w:p>
@@ -3097,7 +3495,7 @@
         <w:spacing w:after="60"/>
       </w:pPr>
       <w:r>
-        <w:t xml:space="preserve">Knowing when to ask for help</w:t>
+        <w:t xml:space="preserve">Care-home families: updates, incidents and who is allowed to know</w:t>
       </w:r>
     </w:p>
     <w:p>
@@ -3110,7 +3508,7 @@
         <w:spacing w:after="60"/>
       </w:pPr>
       <w:r>
-        <w:t xml:space="preserve">After a hard call: document and reset</w:t>
+        <w:t xml:space="preserve">Plain-language medical terms: a short glossary of common words so they do not throw you</w:t>
       </w:r>
     </w:p>
     <w:p>
@@ -3123,121 +3521,7 @@
         <w:spacing w:after="60"/>
       </w:pPr>
       <w:r>
-        <w:t xml:space="preserve">Key points and glossary</w:t>
-      </w:r>
-    </w:p>
-    <w:p>
-      <w:pPr>
-        <w:pStyle w:val="Heading3"/>
-      </w:pPr>
-      <w:r>
-        <w:t xml:space="preserve">Interactive activity</w:t>
-      </w:r>
-    </w:p>
-    <w:p>
-      <w:pPr>
-        <w:spacing w:after="100"/>
-      </w:pPr>
-      <w:r>
-        <w:t xml:space="preserve">Meet-the-callers: five short audio-style transcripts (text, optional voice clips). The learner matches each to the best approach and then picks the exact words in a branching exchange. A mood meter shows the caller’s patience shifting with each choice.</w:t>
-      </w:r>
-    </w:p>
-    <w:p>
-      <w:pPr>
-        <w:pStyle w:val="Heading3"/>
-      </w:pPr>
-      <w:r>
-        <w:t xml:space="preserve">Mini-game quiz</w:t>
-      </w:r>
-    </w:p>
-    <w:p>
-      <w:pPr>
-        <w:spacing w:after="100"/>
-      </w:pPr>
-      <w:r>
-        <w:t xml:space="preserve">“Read the Caller”: the learner sees a short snippet, labels what the caller needs (information, reassurance, speed, respect), and picks the best first sentence. Streaks reward consistent calm replies.</w:t>
-      </w:r>
-    </w:p>
-    <w:p>
-      <w:pPr>
-        <w:pStyle w:val="Heading3"/>
-      </w:pPr>
-      <w:r>
-        <w:t xml:space="preserve">Sample scenario</w:t>
-      </w:r>
-    </w:p>
-    <w:p>
-      <w:pPr>
-        <w:spacing w:after="100"/>
-      </w:pPr>
-      <w:r>
-        <w:rPr>
-          <w:i/>
-          <w:iCs/>
-        </w:rPr>
-        <w:t xml:space="preserve">“I’ve explained this three times and you’re still not getting it!” The learner chooses among four responses and sees how the caller’s mood responds to each.</w:t>
-      </w:r>
-    </w:p>
-    <w:p>
-      <w:pPr>
-        <w:pStyle w:val="Heading2"/>
-      </w:pPr>
-      <w:r>
-        <w:t xml:space="preserve">Module 8: Bad News and Saying No</w:t>
-      </w:r>
-    </w:p>
-    <w:p>
-      <w:pPr>
-        <w:spacing w:after="100"/>
-      </w:pPr>
-      <w:r>
-        <w:rPr>
-          <w:b/>
-          <w:bCs/>
-          <w:i w:val="false"/>
-          <w:iCs w:val="false"/>
-        </w:rPr>
-        <w:t xml:space="preserve">Length: </w:t>
-      </w:r>
-      <w:r>
-        <w:rPr>
-          <w:b w:val="false"/>
-          <w:bCs w:val="false"/>
-          <w:i w:val="false"/>
-          <w:iCs w:val="false"/>
-        </w:rPr>
-        <w:t xml:space="preserve">14 minutes</w:t>
-      </w:r>
-    </w:p>
-    <w:p>
-      <w:pPr>
-        <w:spacing w:after="100"/>
-      </w:pPr>
-      <w:r>
-        <w:rPr>
-          <w:b/>
-          <w:bCs/>
-          <w:i w:val="false"/>
-          <w:iCs w:val="false"/>
-        </w:rPr>
-        <w:t xml:space="preserve">Why it matters: </w:t>
-      </w:r>
-      <w:r>
-        <w:rPr>
-          <w:b w:val="false"/>
-          <w:bCs w:val="false"/>
-          <w:i w:val="false"/>
-          <w:iCs w:val="false"/>
-        </w:rPr>
-        <w:t xml:space="preserve">Sometimes the answer is no, later or not possible. A kind, clear no builds more trust than a vague yes.</w:t>
-      </w:r>
-    </w:p>
-    <w:p>
-      <w:pPr>
-        <w:pStyle w:val="Heading3"/>
-      </w:pPr>
-      <w:r>
-        <w:t xml:space="preserve">Screens</w:t>
+        <w:t xml:space="preserve">Where this meets HIPAA (link to the ELEVATE HIPAA course) and client add-on modules for each client’s own steps</w:t>
       </w:r>
     </w:p>
     <w:p>
@@ -3250,7 +3534,121 @@
         <w:spacing w:after="60"/>
       </w:pPr>
       <w:r>
-        <w:t xml:space="preserve">Why vague answers hurt more than clear ones</w:t>
+        <w:t xml:space="preserve">Key points and glossary</w:t>
+      </w:r>
+    </w:p>
+    <w:p>
+      <w:pPr>
+        <w:pStyle w:val="Heading3"/>
+      </w:pPr>
+      <w:r>
+        <w:t xml:space="preserve">Interactive activity</w:t>
+      </w:r>
+    </w:p>
+    <w:p>
+      <w:pPr>
+        <w:spacing w:after="100"/>
+      </w:pPr>
+      <w:r>
+        <w:t xml:space="preserve">Triage-the-call cards: each card is a short call opening (a refill request, a result worry, a billing complaint, a chest-pain mention). The learner swipes it to Route it, Verify first, or Emergency steps, and sees why. Medical-term flip cards show each term in plain words. A branching medical call lets the learner handle an anxious relative asking about test results, with a mood meter showing how the caller feels.</w:t>
+      </w:r>
+    </w:p>
+    <w:p>
+      <w:pPr>
+        <w:pStyle w:val="Heading3"/>
+      </w:pPr>
+      <w:r>
+        <w:t xml:space="preserve">Mini-game quiz</w:t>
+      </w:r>
+    </w:p>
+    <w:p>
+      <w:pPr>
+        <w:spacing w:after="100"/>
+      </w:pPr>
+      <w:r>
+        <w:t xml:space="preserve">“Route It Right”: timed rounds of triage cards with a streak counter. Emergency cards always appear, and missing one ends the round with an explanation so the learner remembers it.</w:t>
+      </w:r>
+    </w:p>
+    <w:p>
+      <w:pPr>
+        <w:pStyle w:val="Heading3"/>
+      </w:pPr>
+      <w:r>
+        <w:t xml:space="preserve">Sample scenario</w:t>
+      </w:r>
+    </w:p>
+    <w:p>
+      <w:pPr>
+        <w:spacing w:after="100"/>
+      </w:pPr>
+      <w:r>
+        <w:rPr>
+          <w:i/>
+          <w:iCs/>
+        </w:rPr>
+        <w:t xml:space="preserve">A woman calls and says, “My mom had blood work done and I saw the results online. One number is red. Is she okay?” The learner chooses how to respond, what to promise and how to document it. All people and details are invented.</w:t>
+      </w:r>
+    </w:p>
+    <w:p>
+      <w:pPr>
+        <w:pStyle w:val="Heading2"/>
+      </w:pPr>
+      <w:r>
+        <w:t xml:space="preserve">Module 8: Difficult Personalities</w:t>
+      </w:r>
+    </w:p>
+    <w:p>
+      <w:pPr>
+        <w:spacing w:after="100"/>
+      </w:pPr>
+      <w:r>
+        <w:rPr>
+          <w:b/>
+          <w:bCs/>
+          <w:i w:val="false"/>
+          <w:iCs w:val="false"/>
+        </w:rPr>
+        <w:t xml:space="preserve">Length: </w:t>
+      </w:r>
+      <w:r>
+        <w:rPr>
+          <w:b w:val="false"/>
+          <w:bCs w:val="false"/>
+          <w:i w:val="false"/>
+          <w:iCs w:val="false"/>
+        </w:rPr>
+        <w:t xml:space="preserve">16 minutes</w:t>
+      </w:r>
+    </w:p>
+    <w:p>
+      <w:pPr>
+        <w:spacing w:after="100"/>
+      </w:pPr>
+      <w:r>
+        <w:rPr>
+          <w:b/>
+          <w:bCs/>
+          <w:i w:val="false"/>
+          <w:iCs w:val="false"/>
+        </w:rPr>
+        <w:t xml:space="preserve">Why it matters: </w:t>
+      </w:r>
+      <w:r>
+        <w:rPr>
+          <w:b w:val="false"/>
+          <w:bCs w:val="false"/>
+          <w:i w:val="false"/>
+          <w:iCs w:val="false"/>
+        </w:rPr>
+        <w:t xml:space="preserve">Every caller is different. Recognizing the person behind the behavior lets you choose the right approach and stay calm.</w:t>
+      </w:r>
+    </w:p>
+    <w:p>
+      <w:pPr>
+        <w:pStyle w:val="Heading3"/>
+      </w:pPr>
+      <w:r>
+        <w:t xml:space="preserve">Screens</w:t>
       </w:r>
     </w:p>
     <w:p>
@@ -3263,7 +3661,7 @@
         <w:spacing w:after="60"/>
       </w:pPr>
       <w:r>
-        <w:t xml:space="preserve">A five-part structure: acknowledge, say it clearly, explain briefly, offer an alternative, give the next step</w:t>
+        <w:t xml:space="preserve">Behavior is a signal: what the caller needs under the behavior</w:t>
       </w:r>
     </w:p>
     <w:p>
@@ -3276,7 +3674,7 @@
         <w:spacing w:after="60"/>
       </w:pPr>
       <w:r>
-        <w:t xml:space="preserve">Words that help and words that blame</w:t>
+        <w:t xml:space="preserve">The angry caller: let them vent, then guide</w:t>
       </w:r>
     </w:p>
     <w:p>
@@ -3289,7 +3687,7 @@
         <w:spacing w:after="60"/>
       </w:pPr>
       <w:r>
-        <w:t xml:space="preserve">Apologizing for the experience without blaming anyone</w:t>
+        <w:t xml:space="preserve">The anxious caller: concrete steps and times</w:t>
       </w:r>
     </w:p>
     <w:p>
@@ -3302,7 +3700,7 @@
         <w:spacing w:after="60"/>
       </w:pPr>
       <w:r>
-        <w:t xml:space="preserve">Promising only what you can control</w:t>
+        <w:t xml:space="preserve">The confused caller: one step at a time</w:t>
       </w:r>
     </w:p>
     <w:p>
@@ -3315,7 +3713,7 @@
         <w:spacing w:after="60"/>
       </w:pPr>
       <w:r>
-        <w:t xml:space="preserve">Policy exceptions: how to decline and how to escalate</w:t>
+        <w:t xml:space="preserve">The demanding caller: staying professional, offering options</w:t>
       </w:r>
     </w:p>
     <w:p>
@@ -3328,7 +3726,7 @@
         <w:spacing w:after="60"/>
       </w:pPr>
       <w:r>
-        <w:t xml:space="preserve">When the customer reacts badly: staying steady</w:t>
+        <w:t xml:space="preserve">The repeat caller: finding what is still unresolved</w:t>
       </w:r>
     </w:p>
     <w:p>
@@ -3341,6 +3739,45 @@
         <w:spacing w:after="60"/>
       </w:pPr>
       <w:r>
+        <w:t xml:space="preserve">Abusive language and threats: one warning, end the call, report</w:t>
+      </w:r>
+    </w:p>
+    <w:p>
+      <w:pPr>
+        <w:pStyle w:val="ListParagraph"/>
+        <w:numPr>
+          <w:ilvl w:val="0"/>
+          <w:numId w:val="2"/>
+        </w:numPr>
+        <w:spacing w:after="60"/>
+      </w:pPr>
+      <w:r>
+        <w:t xml:space="preserve">Knowing when to ask for help</w:t>
+      </w:r>
+    </w:p>
+    <w:p>
+      <w:pPr>
+        <w:pStyle w:val="ListParagraph"/>
+        <w:numPr>
+          <w:ilvl w:val="0"/>
+          <w:numId w:val="2"/>
+        </w:numPr>
+        <w:spacing w:after="60"/>
+      </w:pPr>
+      <w:r>
+        <w:t xml:space="preserve">After a hard call: document and reset</w:t>
+      </w:r>
+    </w:p>
+    <w:p>
+      <w:pPr>
+        <w:pStyle w:val="ListParagraph"/>
+        <w:numPr>
+          <w:ilvl w:val="0"/>
+          <w:numId w:val="2"/>
+        </w:numPr>
+        <w:spacing w:after="60"/>
+      </w:pPr>
+      <w:r>
         <w:t xml:space="preserve">Key points and glossary</w:t>
       </w:r>
     </w:p>
@@ -3357,7 +3794,7 @@
         <w:spacing w:after="100"/>
       </w:pPr>
       <w:r>
-        <w:t xml:space="preserve">Build a good no: the learner drags the five parts of a response into order and fills in each blank. A tone slider rewrites a blunt reply into a warm one and shows the difference.</w:t>
+        <w:t xml:space="preserve">Meet-the-callers: five short audio-style transcripts (text, optional voice clips). The learner matches each to the best approach and then picks the exact words in a branching exchange. A mood meter shows the caller’s patience shifting with each choice.</w:t>
       </w:r>
     </w:p>
     <w:p>
@@ -3373,7 +3810,7 @@
         <w:spacing w:after="100"/>
       </w:pPr>
       <w:r>
-        <w:t xml:space="preserve">“Yes, But…”: each card is a request that cannot be granted. The learner picks the reply that gives a clear no plus an alternative. Rounds get faster as they improve.</w:t>
+        <w:t xml:space="preserve">“Read the Caller”: the learner sees a short snippet, labels what the caller needs (information, reassurance, speed, respect), and picks the best first sentence. Streaks reward consistent calm replies.</w:t>
       </w:r>
     </w:p>
     <w:p>
@@ -3393,6 +3830,224 @@
           <w:i/>
           <w:iCs/>
         </w:rPr>
+        <w:t xml:space="preserve">“I’ve explained this three times and you’re still not getting it!” The learner chooses among four responses and sees how the caller’s mood responds to each.</w:t>
+      </w:r>
+    </w:p>
+    <w:p>
+      <w:pPr>
+        <w:pStyle w:val="Heading2"/>
+      </w:pPr>
+      <w:r>
+        <w:t xml:space="preserve">Module 9: Bad News and Saying No</w:t>
+      </w:r>
+    </w:p>
+    <w:p>
+      <w:pPr>
+        <w:spacing w:after="100"/>
+      </w:pPr>
+      <w:r>
+        <w:rPr>
+          <w:b/>
+          <w:bCs/>
+          <w:i w:val="false"/>
+          <w:iCs w:val="false"/>
+        </w:rPr>
+        <w:t xml:space="preserve">Length: </w:t>
+      </w:r>
+      <w:r>
+        <w:rPr>
+          <w:b w:val="false"/>
+          <w:bCs w:val="false"/>
+          <w:i w:val="false"/>
+          <w:iCs w:val="false"/>
+        </w:rPr>
+        <w:t xml:space="preserve">14 minutes</w:t>
+      </w:r>
+    </w:p>
+    <w:p>
+      <w:pPr>
+        <w:spacing w:after="100"/>
+      </w:pPr>
+      <w:r>
+        <w:rPr>
+          <w:b/>
+          <w:bCs/>
+          <w:i w:val="false"/>
+          <w:iCs w:val="false"/>
+        </w:rPr>
+        <w:t xml:space="preserve">Why it matters: </w:t>
+      </w:r>
+      <w:r>
+        <w:rPr>
+          <w:b w:val="false"/>
+          <w:bCs w:val="false"/>
+          <w:i w:val="false"/>
+          <w:iCs w:val="false"/>
+        </w:rPr>
+        <w:t xml:space="preserve">Sometimes the answer is no, later or not possible. A kind, clear no builds more trust than a vague yes.</w:t>
+      </w:r>
+    </w:p>
+    <w:p>
+      <w:pPr>
+        <w:pStyle w:val="Heading3"/>
+      </w:pPr>
+      <w:r>
+        <w:t xml:space="preserve">Screens</w:t>
+      </w:r>
+    </w:p>
+    <w:p>
+      <w:pPr>
+        <w:pStyle w:val="ListParagraph"/>
+        <w:numPr>
+          <w:ilvl w:val="0"/>
+          <w:numId w:val="2"/>
+        </w:numPr>
+        <w:spacing w:after="60"/>
+      </w:pPr>
+      <w:r>
+        <w:t xml:space="preserve">Why vague answers hurt more than clear ones</w:t>
+      </w:r>
+    </w:p>
+    <w:p>
+      <w:pPr>
+        <w:pStyle w:val="ListParagraph"/>
+        <w:numPr>
+          <w:ilvl w:val="0"/>
+          <w:numId w:val="2"/>
+        </w:numPr>
+        <w:spacing w:after="60"/>
+      </w:pPr>
+      <w:r>
+        <w:t xml:space="preserve">A five-part structure: acknowledge, say it clearly, explain briefly, offer an alternative, give the next step</w:t>
+      </w:r>
+    </w:p>
+    <w:p>
+      <w:pPr>
+        <w:pStyle w:val="ListParagraph"/>
+        <w:numPr>
+          <w:ilvl w:val="0"/>
+          <w:numId w:val="2"/>
+        </w:numPr>
+        <w:spacing w:after="60"/>
+      </w:pPr>
+      <w:r>
+        <w:t xml:space="preserve">Words that help and words that blame</w:t>
+      </w:r>
+    </w:p>
+    <w:p>
+      <w:pPr>
+        <w:pStyle w:val="ListParagraph"/>
+        <w:numPr>
+          <w:ilvl w:val="0"/>
+          <w:numId w:val="2"/>
+        </w:numPr>
+        <w:spacing w:after="60"/>
+      </w:pPr>
+      <w:r>
+        <w:t xml:space="preserve">Apologizing for the experience without blaming anyone</w:t>
+      </w:r>
+    </w:p>
+    <w:p>
+      <w:pPr>
+        <w:pStyle w:val="ListParagraph"/>
+        <w:numPr>
+          <w:ilvl w:val="0"/>
+          <w:numId w:val="2"/>
+        </w:numPr>
+        <w:spacing w:after="60"/>
+      </w:pPr>
+      <w:r>
+        <w:t xml:space="preserve">Promising only what you can control</w:t>
+      </w:r>
+    </w:p>
+    <w:p>
+      <w:pPr>
+        <w:pStyle w:val="ListParagraph"/>
+        <w:numPr>
+          <w:ilvl w:val="0"/>
+          <w:numId w:val="2"/>
+        </w:numPr>
+        <w:spacing w:after="60"/>
+      </w:pPr>
+      <w:r>
+        <w:t xml:space="preserve">Policy exceptions: how to decline and how to escalate</w:t>
+      </w:r>
+    </w:p>
+    <w:p>
+      <w:pPr>
+        <w:pStyle w:val="ListParagraph"/>
+        <w:numPr>
+          <w:ilvl w:val="0"/>
+          <w:numId w:val="2"/>
+        </w:numPr>
+        <w:spacing w:after="60"/>
+      </w:pPr>
+      <w:r>
+        <w:t xml:space="preserve">When the customer reacts badly: staying steady</w:t>
+      </w:r>
+    </w:p>
+    <w:p>
+      <w:pPr>
+        <w:pStyle w:val="ListParagraph"/>
+        <w:numPr>
+          <w:ilvl w:val="0"/>
+          <w:numId w:val="2"/>
+        </w:numPr>
+        <w:spacing w:after="60"/>
+      </w:pPr>
+      <w:r>
+        <w:t xml:space="preserve">Key points and glossary</w:t>
+      </w:r>
+    </w:p>
+    <w:p>
+      <w:pPr>
+        <w:pStyle w:val="Heading3"/>
+      </w:pPr>
+      <w:r>
+        <w:t xml:space="preserve">Interactive activity</w:t>
+      </w:r>
+    </w:p>
+    <w:p>
+      <w:pPr>
+        <w:spacing w:after="100"/>
+      </w:pPr>
+      <w:r>
+        <w:t xml:space="preserve">Build a good no: the learner drags the five parts of a response into order and fills in each blank. A tone slider rewrites a blunt reply into a warm one and shows the difference.</w:t>
+      </w:r>
+    </w:p>
+    <w:p>
+      <w:pPr>
+        <w:pStyle w:val="Heading3"/>
+      </w:pPr>
+      <w:r>
+        <w:t xml:space="preserve">Mini-game quiz</w:t>
+      </w:r>
+    </w:p>
+    <w:p>
+      <w:pPr>
+        <w:spacing w:after="100"/>
+      </w:pPr>
+      <w:r>
+        <w:t xml:space="preserve">“Yes, But…”: each card is a request that cannot be granted. The learner picks the reply that gives a clear no plus an alternative. Rounds get faster as they improve.</w:t>
+      </w:r>
+    </w:p>
+    <w:p>
+      <w:pPr>
+        <w:pStyle w:val="Heading3"/>
+      </w:pPr>
+      <w:r>
+        <w:t xml:space="preserve">Sample scenario</w:t>
+      </w:r>
+    </w:p>
+    <w:p>
+      <w:pPr>
+        <w:spacing w:after="100"/>
+      </w:pPr>
+      <w:r>
+        <w:rPr>
+          <w:i/>
+          <w:iCs/>
+        </w:rPr>
         <w:t xml:space="preserve">A family member asks for an exception to a deadline that has passed and cannot be moved. Write a reply that keeps the relationship intact.</w:t>
       </w:r>
     </w:p>
@@ -3401,7 +4056,7 @@
         <w:pStyle w:val="Heading2"/>
       </w:pPr>
       <w:r>
-        <w:t xml:space="preserve">Module 10: Staying Resilient</w:t>
+        <w:t xml:space="preserve">Module 11: Staying Resilient</w:t>
       </w:r>
     </w:p>
     <w:p>
@@ -4388,7 +5043,7 @@
         <w:pStyle w:val="Heading3"/>
       </w:pPr>
       <w:r>
-        <w:t xml:space="preserve">Three calls per attempt</w:t>
+        <w:t xml:space="preserve">Five calls in the pool; three are drawn each attempt</w:t>
       </w:r>
     </w:p>
     <w:p>
@@ -4461,6 +5116,62 @@
           <w:bCs w:val="false"/>
         </w:rPr>
         <w:t xml:space="preserve">the caller asks for a supervisor and also asks for details they are not authorized to receive. Tests escalation, boundaries and documentation.</w:t>
+      </w:r>
+    </w:p>
+    <w:p>
+      <w:pPr>
+        <w:pStyle w:val="ListParagraph"/>
+        <w:numPr>
+          <w:ilvl w:val="0"/>
+          <w:numId w:val="2"/>
+        </w:numPr>
+        <w:spacing w:after="60"/>
+      </w:pPr>
+      <w:r>
+        <w:rPr>
+          <w:b/>
+          <w:bCs/>
+        </w:rPr>
+        <w:t xml:space="preserve">Call 4, Results worry (medical): </w:t>
+      </w:r>
+      <w:r>
+        <w:rPr>
+          <w:b w:val="false"/>
+          <w:bCs w:val="false"/>
+        </w:rPr>
+        <w:t xml:space="preserve">a relative saw a lab result online and asks, “Is she okay?” Tests staying in role (no interpreting), empathy, arranging a call from the care team and documentation.</w:t>
+      </w:r>
+    </w:p>
+    <w:p>
+      <w:pPr>
+        <w:pStyle w:val="ListParagraph"/>
+        <w:numPr>
+          <w:ilvl w:val="0"/>
+          <w:numId w:val="2"/>
+        </w:numPr>
+        <w:spacing w:after="60"/>
+      </w:pPr>
+      <w:r>
+        <w:rPr>
+          <w:b/>
+          <w:bCs/>
+        </w:rPr>
+        <w:t xml:space="preserve">Call 5, Urgent symptom (medical): </w:t>
+      </w:r>
+      <w:r>
+        <w:rPr>
+          <w:b w:val="false"/>
+          <w:bCs w:val="false"/>
+        </w:rPr>
+        <w:t xml:space="preserve">a caller booking a routine appointment mentions chest pain happening now. Tests recognizing an emergency, following the client’s emergency steps and alerting the lead.</w:t>
+      </w:r>
+    </w:p>
+    <w:p>
+      <w:pPr>
+        <w:spacing w:after="100"/>
+      </w:pPr>
+      <w:r>
+        <w:t xml:space="preserve">Every attempt draws three calls and always includes at least one medical call. All people and details are invented.</w:t>
       </w:r>
     </w:p>
     <w:p>
@@ -5327,7 +6038,7 @@
                 <w:sz w:val="19"/>
                 <w:szCs w:val="19"/>
               </w:rPr>
-              <w:t xml:space="preserve">25, drawn at random from the bank (80 drafted here, to be grown if HR wants)</w:t>
+              <w:t xml:space="preserve">25, drawn at random from the bank (88 drafted here, to be grown if HR wants)</w:t>
             </w:r>
           </w:p>
         </w:tc>
@@ -5785,7 +6496,7 @@
           <w:i/>
           <w:iCs/>
         </w:rPr>
-        <w:t xml:space="preserve">Draft question bank (80 questions, 8 per module). Answers and short reasons are included for HR to review. Correct answers are placed in different positions on purpose.</w:t>
+        <w:t xml:space="preserve">Draft question bank (88 questions, 8 per module). Answers and short reasons are included for HR to review. Correct answers are placed in different positions on purpose.</w:t>
       </w:r>
     </w:p>
     <w:p>
@@ -9005,7 +9716,7 @@
           <w:iCs/>
           <w:color w:val="444444"/>
         </w:rPr>
-        <w:t xml:space="preserve">This item’s wording depends on HR’s answer about who the families are.</w:t>
+        <w:t xml:space="preserve">Detailed privacy rules live in the HIPAA course and in each client’s procedures.</w:t>
       </w:r>
     </w:p>
     <w:p>
@@ -9013,7 +9724,7 @@
         <w:pStyle w:val="Heading2"/>
       </w:pPr>
       <w:r>
-        <w:t xml:space="preserve">Module 6: Managing Difficult Conversations</w:t>
+        <w:t xml:space="preserve">Module 6: Healthcare Support Calls</w:t>
       </w:r>
     </w:p>
     <w:p>
@@ -9033,47 +9744,47 @@
           <w:b/>
           <w:bCs/>
         </w:rPr>
-        <w:t xml:space="preserve">What should you do first when someone is upset?</w:t>
-      </w:r>
-    </w:p>
-    <w:p>
-      <w:pPr>
-        <w:keepNext/>
-        <w:spacing w:after="30"/>
-        <w:ind w:left="360"/>
-      </w:pPr>
-      <w:r>
-        <w:t xml:space="preserve">A.  Explain the policy</w:t>
-      </w:r>
-    </w:p>
-    <w:p>
-      <w:pPr>
-        <w:keepNext/>
-        <w:spacing w:after="30"/>
-        <w:ind w:left="360"/>
-      </w:pPr>
-      <w:r>
-        <w:t xml:space="preserve">B.  Defend the company</w:t>
-      </w:r>
-    </w:p>
-    <w:p>
-      <w:pPr>
-        <w:keepNext/>
-        <w:spacing w:after="30"/>
-        <w:ind w:left="360"/>
-      </w:pPr>
-      <w:r>
-        <w:t xml:space="preserve">C.  Transfer the call</w:t>
-      </w:r>
-    </w:p>
-    <w:p>
-      <w:pPr>
-        <w:keepNext/>
-        <w:spacing w:after="30"/>
-        <w:ind w:left="360"/>
-      </w:pPr>
-      <w:r>
-        <w:t xml:space="preserve">D.  Listen to the concern</w:t>
+        <w:t xml:space="preserve">A caller says her father’s appointment tomorrow must be moved. What do you do first?</w:t>
+      </w:r>
+    </w:p>
+    <w:p>
+      <w:pPr>
+        <w:keepNext/>
+        <w:spacing w:after="30"/>
+        <w:ind w:left="360"/>
+      </w:pPr>
+      <w:r>
+        <w:t xml:space="preserve">A.  Offer new times right away</w:t>
+      </w:r>
+    </w:p>
+    <w:p>
+      <w:pPr>
+        <w:keepNext/>
+        <w:spacing w:after="30"/>
+        <w:ind w:left="360"/>
+      </w:pPr>
+      <w:r>
+        <w:t xml:space="preserve">B.  Ask what condition her father has</w:t>
+      </w:r>
+    </w:p>
+    <w:p>
+      <w:pPr>
+        <w:keepNext/>
+        <w:spacing w:after="30"/>
+        <w:ind w:left="360"/>
+      </w:pPr>
+      <w:r>
+        <w:t xml:space="preserve">C.  Ask her to have her father call</w:t>
+      </w:r>
+    </w:p>
+    <w:p>
+      <w:pPr>
+        <w:keepNext/>
+        <w:spacing w:after="30"/>
+        <w:ind w:left="360"/>
+      </w:pPr>
+      <w:r>
+        <w:t xml:space="preserve">D.  Confirm who she is and that she may manage the appointment, then offer available times</w:t>
       </w:r>
     </w:p>
     <w:p>
@@ -9095,7 +9806,7 @@
           <w:iCs/>
           <w:color w:val="444444"/>
         </w:rPr>
-        <w:t xml:space="preserve">People calm down when they feel heard.</w:t>
+        <w:t xml:space="preserve">Verify authority before discussing or changing anything.</w:t>
       </w:r>
     </w:p>
     <w:p>
@@ -9115,47 +9826,47 @@
           <w:b/>
           <w:bCs/>
         </w:rPr>
-        <w:t xml:space="preserve">In the LEARN framework, what does E stand for?</w:t>
-      </w:r>
-    </w:p>
-    <w:p>
-      <w:pPr>
-        <w:keepNext/>
-        <w:spacing w:after="30"/>
-        <w:ind w:left="360"/>
-      </w:pPr>
-      <w:r>
-        <w:t xml:space="preserve">A.  Evaluate</w:t>
-      </w:r>
-    </w:p>
-    <w:p>
-      <w:pPr>
-        <w:keepNext/>
-        <w:spacing w:after="30"/>
-        <w:ind w:left="360"/>
-      </w:pPr>
-      <w:r>
-        <w:t xml:space="preserve">B.  Explain</w:t>
-      </w:r>
-    </w:p>
-    <w:p>
-      <w:pPr>
-        <w:keepNext/>
-        <w:spacing w:after="30"/>
-        <w:ind w:left="360"/>
-      </w:pPr>
-      <w:r>
-        <w:t xml:space="preserve">C.  Empathize</w:t>
-      </w:r>
-    </w:p>
-    <w:p>
-      <w:pPr>
-        <w:keepNext/>
-        <w:spacing w:after="30"/>
-        <w:ind w:left="360"/>
-      </w:pPr>
-      <w:r>
-        <w:t xml:space="preserve">D.  Engage</w:t>
+        <w:t xml:space="preserve">A caller asks, “What does this lab result mean? Is it serious?” You:</w:t>
+      </w:r>
+    </w:p>
+    <w:p>
+      <w:pPr>
+        <w:keepNext/>
+        <w:spacing w:after="30"/>
+        <w:ind w:left="360"/>
+      </w:pPr>
+      <w:r>
+        <w:t xml:space="preserve">A.  Reassure her that it is probably fine</w:t>
+      </w:r>
+    </w:p>
+    <w:p>
+      <w:pPr>
+        <w:keepNext/>
+        <w:spacing w:after="30"/>
+        <w:ind w:left="360"/>
+      </w:pPr>
+      <w:r>
+        <w:t xml:space="preserve">B.  Read the numbers and explain them in plain words</w:t>
+      </w:r>
+    </w:p>
+    <w:p>
+      <w:pPr>
+        <w:keepNext/>
+        <w:spacing w:after="30"/>
+        <w:ind w:left="360"/>
+      </w:pPr>
+      <w:r>
+        <w:t xml:space="preserve">C.  Explain you cannot interpret results, note the question, and arrange a call from the care team within the client’s timeframe</w:t>
+      </w:r>
+    </w:p>
+    <w:p>
+      <w:pPr>
+        <w:keepNext/>
+        <w:spacing w:after="30"/>
+        <w:ind w:left="360"/>
+      </w:pPr>
+      <w:r>
+        <w:t xml:space="preserve">D.  Suggest she search online</w:t>
       </w:r>
     </w:p>
     <w:p>
@@ -9177,7 +9888,7 @@
           <w:iCs/>
           <w:color w:val="444444"/>
         </w:rPr>
-        <w:t xml:space="preserve">Listen, Empathize, Assess, Resolve, Next steps.</w:t>
+        <w:t xml:space="preserve">Interpreting results is a clinical task, not ours.</w:t>
       </w:r>
     </w:p>
     <w:p>
@@ -9197,47 +9908,17 @@
           <w:b/>
           <w:bCs/>
         </w:rPr>
-        <w:t xml:space="preserve">Which is the correct LEARN order?</w:t>
-      </w:r>
-    </w:p>
-    <w:p>
-      <w:pPr>
-        <w:keepNext/>
-        <w:spacing w:after="30"/>
-        <w:ind w:left="360"/>
-      </w:pPr>
-      <w:r>
-        <w:t xml:space="preserve">A.  Listen, Explain, Apologize, Resolve, Next steps</w:t>
-      </w:r>
-    </w:p>
-    <w:p>
-      <w:pPr>
-        <w:keepNext/>
-        <w:spacing w:after="30"/>
-        <w:ind w:left="360"/>
-      </w:pPr>
-      <w:r>
-        <w:t xml:space="preserve">B.  Listen, Empathize, Assess, Resolve, Next steps</w:t>
-      </w:r>
-    </w:p>
-    <w:p>
-      <w:pPr>
-        <w:keepNext/>
-        <w:spacing w:after="30"/>
-        <w:ind w:left="360"/>
-      </w:pPr>
-      <w:r>
-        <w:t xml:space="preserve">C.  Assess, Listen, Resolve, Empathize, Next steps</w:t>
-      </w:r>
-    </w:p>
-    <w:p>
-      <w:pPr>
-        <w:keepNext/>
-        <w:spacing w:after="30"/>
-        <w:ind w:left="360"/>
-      </w:pPr>
-      <w:r>
-        <w:t xml:space="preserve">D.  Empathize, Listen, Resolve, Assess, Next steps</w:t>
+        <w:t xml:space="preserve">If a symptom sounds minor, you may tell a worried caller it is probably nothing. (true or false)</w:t>
+      </w:r>
+    </w:p>
+    <w:p>
+      <w:pPr>
+        <w:keepNext/>
+        <w:spacing w:after="30"/>
+        <w:ind w:left="360"/>
+      </w:pPr>
+      <w:r>
+        <w:t xml:space="preserve">A.  True      B.  False</w:t>
       </w:r>
     </w:p>
     <w:p>
@@ -9251,7 +9932,7 @@
           <w:bCs/>
           <w:color w:val="6C1ABA"/>
         </w:rPr>
-        <w:t xml:space="preserve">Answer: B. </w:t>
+        <w:t xml:space="preserve">Answer: B (False). </w:t>
       </w:r>
       <w:r>
         <w:rPr>
@@ -9259,7 +9940,7 @@
           <w:iCs/>
           <w:color w:val="444444"/>
         </w:rPr>
-        <w:t xml:space="preserve">Understanding comes before solutions.</w:t>
+        <w:t xml:space="preserve">Never judge symptoms; follow the client’s steps instead.</w:t>
       </w:r>
     </w:p>
     <w:p>
@@ -9279,57 +9960,47 @@
           <w:b/>
           <w:bCs/>
         </w:rPr>
-        <w:t xml:space="preserve">Select ALL things you should NOT do with an upset customer. (select all that apply)</w:t>
-      </w:r>
-    </w:p>
-    <w:p>
-      <w:pPr>
-        <w:keepNext/>
-        <w:spacing w:after="30"/>
-        <w:ind w:left="360"/>
-      </w:pPr>
-      <w:r>
-        <w:t xml:space="preserve">A.  Argue</w:t>
-      </w:r>
-    </w:p>
-    <w:p>
-      <w:pPr>
-        <w:keepNext/>
-        <w:spacing w:after="30"/>
-        <w:ind w:left="360"/>
-      </w:pPr>
-      <w:r>
-        <w:t xml:space="preserve">B.  Acknowledge their frustration</w:t>
-      </w:r>
-    </w:p>
-    <w:p>
-      <w:pPr>
-        <w:keepNext/>
-        <w:spacing w:after="30"/>
-        <w:ind w:left="360"/>
-      </w:pPr>
-      <w:r>
-        <w:t xml:space="preserve">C.  Interrupt</w:t>
-      </w:r>
-    </w:p>
-    <w:p>
-      <w:pPr>
-        <w:keepNext/>
-        <w:spacing w:after="30"/>
-        <w:ind w:left="360"/>
-      </w:pPr>
-      <w:r>
-        <w:t xml:space="preserve">D.  Match their tone</w:t>
-      </w:r>
-    </w:p>
-    <w:p>
-      <w:pPr>
-        <w:keepNext/>
-        <w:spacing w:after="30"/>
-        <w:ind w:left="360"/>
-      </w:pPr>
-      <w:r>
-        <w:t xml:space="preserve">undefined.  Offer clear next steps</w:t>
+        <w:t xml:space="preserve">A caller says her mother has chest pain right now and asks to book an appointment next week. You:</w:t>
+      </w:r>
+    </w:p>
+    <w:p>
+      <w:pPr>
+        <w:keepNext/>
+        <w:spacing w:after="30"/>
+        <w:ind w:left="360"/>
+      </w:pPr>
+      <w:r>
+        <w:t xml:space="preserve">A.  Book the appointment and note the symptoms</w:t>
+      </w:r>
+    </w:p>
+    <w:p>
+      <w:pPr>
+        <w:keepNext/>
+        <w:spacing w:after="30"/>
+        <w:ind w:left="360"/>
+      </w:pPr>
+      <w:r>
+        <w:t xml:space="preserve">B.  Follow the client’s emergency steps at once: tell her to call emergency services, and alert your lead</w:t>
+      </w:r>
+    </w:p>
+    <w:p>
+      <w:pPr>
+        <w:keepNext/>
+        <w:spacing w:after="30"/>
+        <w:ind w:left="360"/>
+      </w:pPr>
+      <w:r>
+        <w:t xml:space="preserve">C.  Ask for more detail to judge how serious it is</w:t>
+      </w:r>
+    </w:p>
+    <w:p>
+      <w:pPr>
+        <w:keepNext/>
+        <w:spacing w:after="30"/>
+        <w:ind w:left="360"/>
+      </w:pPr>
+      <w:r>
+        <w:t xml:space="preserve">D.  Offer a voicemail for the nurse</w:t>
       </w:r>
     </w:p>
     <w:p>
@@ -9343,7 +10014,7 @@
           <w:bCs/>
           <w:color w:val="6C1ABA"/>
         </w:rPr>
-        <w:t xml:space="preserve">Answer: A, C, D. </w:t>
+        <w:t xml:space="preserve">Answer: B. </w:t>
       </w:r>
       <w:r>
         <w:rPr>
@@ -9351,7 +10022,7 @@
           <w:iCs/>
           <w:color w:val="444444"/>
         </w:rPr>
-        <w:t xml:space="preserve">Arguing, interrupting and matching tone escalate the conversation.</w:t>
+        <w:t xml:space="preserve">An emergency comes before any booking or questions.</w:t>
       </w:r>
     </w:p>
     <w:p>
@@ -9371,47 +10042,57 @@
           <w:b/>
           <w:bCs/>
         </w:rPr>
-        <w:t xml:space="preserve">Customer: “This is the third time I’ve called.” Rep: “That’s not my fault.” What was the mistake?</w:t>
-      </w:r>
-    </w:p>
-    <w:p>
-      <w:pPr>
-        <w:keepNext/>
-        <w:spacing w:after="30"/>
-        <w:ind w:left="360"/>
-      </w:pPr>
-      <w:r>
-        <w:t xml:space="preserve">A.  The rep failed to acknowledge the customer’s frustration</w:t>
-      </w:r>
-    </w:p>
-    <w:p>
-      <w:pPr>
-        <w:keepNext/>
-        <w:spacing w:after="30"/>
-        <w:ind w:left="360"/>
-      </w:pPr>
-      <w:r>
-        <w:t xml:space="preserve">B.  The rep spoke too fast</w:t>
-      </w:r>
-    </w:p>
-    <w:p>
-      <w:pPr>
-        <w:keepNext/>
-        <w:spacing w:after="30"/>
-        <w:ind w:left="360"/>
-      </w:pPr>
-      <w:r>
-        <w:t xml:space="preserve">C.  The rep used a formal tone</w:t>
-      </w:r>
-    </w:p>
-    <w:p>
-      <w:pPr>
-        <w:keepNext/>
-        <w:spacing w:after="30"/>
-        <w:ind w:left="360"/>
-      </w:pPr>
-      <w:r>
-        <w:t xml:space="preserve">D.  The rep asked a question</w:t>
+        <w:t xml:space="preserve">Select ALL that are appropriate when taking a refill request. (select all that apply)</w:t>
+      </w:r>
+    </w:p>
+    <w:p>
+      <w:pPr>
+        <w:keepNext/>
+        <w:spacing w:after="30"/>
+        <w:ind w:left="360"/>
+      </w:pPr>
+      <w:r>
+        <w:t xml:space="preserve">A.  Record the request details accurately</w:t>
+      </w:r>
+    </w:p>
+    <w:p>
+      <w:pPr>
+        <w:keepNext/>
+        <w:spacing w:after="30"/>
+        <w:ind w:left="360"/>
+      </w:pPr>
+      <w:r>
+        <w:t xml:space="preserve">B.  Route it to the care team through the client’s process</w:t>
+      </w:r>
+    </w:p>
+    <w:p>
+      <w:pPr>
+        <w:keepNext/>
+        <w:spacing w:after="30"/>
+        <w:ind w:left="360"/>
+      </w:pPr>
+      <w:r>
+        <w:t xml:space="preserve">C.  Suggest a different dose</w:t>
+      </w:r>
+    </w:p>
+    <w:p>
+      <w:pPr>
+        <w:keepNext/>
+        <w:spacing w:after="30"/>
+        <w:ind w:left="360"/>
+      </w:pPr>
+      <w:r>
+        <w:t xml:space="preserve">D.  Tell the caller when to expect a follow-up</w:t>
+      </w:r>
+    </w:p>
+    <w:p>
+      <w:pPr>
+        <w:keepNext/>
+        <w:spacing w:after="30"/>
+        <w:ind w:left="360"/>
+      </w:pPr>
+      <w:r>
+        <w:t xml:space="preserve">undefined.  Promise it will be approved</w:t>
       </w:r>
     </w:p>
     <w:p>
@@ -9425,7 +10106,7 @@
           <w:bCs/>
           <w:color w:val="6C1ABA"/>
         </w:rPr>
-        <w:t xml:space="preserve">Answer: A. </w:t>
+        <w:t xml:space="preserve">Answer: A, B, D. </w:t>
       </w:r>
       <w:r>
         <w:rPr>
@@ -9433,7 +10114,7 @@
           <w:iCs/>
           <w:color w:val="444444"/>
         </w:rPr>
-        <w:t xml:space="preserve">A defensive reply ignores the person’s experience.</w:t>
+        <w:t xml:space="preserve">Take it, route it and set expectations. Never advise or promise.</w:t>
       </w:r>
     </w:p>
     <w:p>
@@ -9453,47 +10134,47 @@
           <w:b/>
           <w:bCs/>
         </w:rPr>
-        <w:t xml:space="preserve">A customer raises their voice. You:</w:t>
-      </w:r>
-    </w:p>
-    <w:p>
-      <w:pPr>
-        <w:keepNext/>
-        <w:spacing w:after="30"/>
-        <w:ind w:left="360"/>
-      </w:pPr>
-      <w:r>
-        <w:t xml:space="preserve">A.  Raise your voice so you can be heard</w:t>
-      </w:r>
-    </w:p>
-    <w:p>
-      <w:pPr>
-        <w:keepNext/>
-        <w:spacing w:after="30"/>
-        <w:ind w:left="360"/>
-      </w:pPr>
-      <w:r>
-        <w:t xml:space="preserve">B.  Tell them to calm down</w:t>
-      </w:r>
-    </w:p>
-    <w:p>
-      <w:pPr>
-        <w:keepNext/>
-        <w:spacing w:after="30"/>
-        <w:ind w:left="360"/>
-      </w:pPr>
-      <w:r>
-        <w:t xml:space="preserve">C.  End the call</w:t>
-      </w:r>
-    </w:p>
-    <w:p>
-      <w:pPr>
-        <w:keepNext/>
-        <w:spacing w:after="30"/>
-        <w:ind w:left="360"/>
-      </w:pPr>
-      <w:r>
-        <w:t xml:space="preserve">D.  Stay calm, slow down, lower your voice and acknowledge their frustration</w:t>
+        <w:t xml:space="preserve">A caller is upset about an unexpected bill and asks what insurance covers. You:</w:t>
+      </w:r>
+    </w:p>
+    <w:p>
+      <w:pPr>
+        <w:keepNext/>
+        <w:spacing w:after="30"/>
+        <w:ind w:left="360"/>
+      </w:pPr>
+      <w:r>
+        <w:t xml:space="preserve">A.  Acknowledge the worry, do not guess about coverage, document the question and route it to billing with a time for follow-up</w:t>
+      </w:r>
+    </w:p>
+    <w:p>
+      <w:pPr>
+        <w:keepNext/>
+        <w:spacing w:after="30"/>
+        <w:ind w:left="360"/>
+      </w:pPr>
+      <w:r>
+        <w:t xml:space="preserve">B.  Explain what coverage probably includes</w:t>
+      </w:r>
+    </w:p>
+    <w:p>
+      <w:pPr>
+        <w:keepNext/>
+        <w:spacing w:after="30"/>
+        <w:ind w:left="360"/>
+      </w:pPr>
+      <w:r>
+        <w:t xml:space="preserve">C.  Tell them to ignore the bill</w:t>
+      </w:r>
+    </w:p>
+    <w:p>
+      <w:pPr>
+        <w:keepNext/>
+        <w:spacing w:after="30"/>
+        <w:ind w:left="360"/>
+      </w:pPr>
+      <w:r>
+        <w:t xml:space="preserve">D.  Tell them insurance is often wrong</w:t>
       </w:r>
     </w:p>
     <w:p>
@@ -9507,7 +10188,7 @@
           <w:bCs/>
           <w:color w:val="6C1ABA"/>
         </w:rPr>
-        <w:t xml:space="preserve">Answer: D. </w:t>
+        <w:t xml:space="preserve">Answer: A. </w:t>
       </w:r>
       <w:r>
         <w:rPr>
@@ -9515,7 +10196,7 @@
           <w:iCs/>
           <w:color w:val="444444"/>
         </w:rPr>
-        <w:t xml:space="preserve">Your calm tone sets the pace.</w:t>
+        <w:t xml:space="preserve">Guessing coverage can mislead. Route it.</w:t>
       </w:r>
     </w:p>
     <w:p>
@@ -9535,17 +10216,47 @@
           <w:b/>
           <w:bCs/>
         </w:rPr>
-        <w:t xml:space="preserve">Explaining company policy first is the best way to calm an upset customer. (true or false)</w:t>
-      </w:r>
-    </w:p>
-    <w:p>
-      <w:pPr>
-        <w:keepNext/>
-        <w:spacing w:after="30"/>
-        <w:ind w:left="360"/>
-      </w:pPr>
-      <w:r>
-        <w:t xml:space="preserve">A.  True      B.  False</w:t>
+        <w:t xml:space="preserve">The daughter of a care-home resident asks whether her mother fell last night. You have not confirmed she is an authorized contact. You:</w:t>
+      </w:r>
+    </w:p>
+    <w:p>
+      <w:pPr>
+        <w:keepNext/>
+        <w:spacing w:after="30"/>
+        <w:ind w:left="360"/>
+      </w:pPr>
+      <w:r>
+        <w:t xml:space="preserve">A.  Tell her, since she is family</w:t>
+      </w:r>
+    </w:p>
+    <w:p>
+      <w:pPr>
+        <w:keepNext/>
+        <w:spacing w:after="30"/>
+        <w:ind w:left="360"/>
+      </w:pPr>
+      <w:r>
+        <w:t xml:space="preserve">B.  Hang up without a word</w:t>
+      </w:r>
+    </w:p>
+    <w:p>
+      <w:pPr>
+        <w:keepNext/>
+        <w:spacing w:after="30"/>
+        <w:ind w:left="360"/>
+      </w:pPr>
+      <w:r>
+        <w:t xml:space="preserve">C.  Say nothing happened</w:t>
+      </w:r>
+    </w:p>
+    <w:p>
+      <w:pPr>
+        <w:keepNext/>
+        <w:spacing w:after="30"/>
+        <w:ind w:left="360"/>
+      </w:pPr>
+      <w:r>
+        <w:t xml:space="preserve">D.  Explain you must confirm authorization, follow the client’s process, and offer to pass a message to the care team</w:t>
       </w:r>
     </w:p>
     <w:p>
@@ -9559,7 +10270,7 @@
           <w:bCs/>
           <w:color w:val="6C1ABA"/>
         </w:rPr>
-        <w:t xml:space="preserve">Answer: B (False). </w:t>
+        <w:t xml:space="preserve">Answer: D. </w:t>
       </w:r>
       <w:r>
         <w:rPr>
@@ -9567,7 +10278,7 @@
           <w:iCs/>
           <w:color w:val="444444"/>
         </w:rPr>
-        <w:t xml:space="preserve">Policy can come after the person feels heard.</w:t>
+        <w:t xml:space="preserve">Family is not the same as authorized, and a denial is dishonest.</w:t>
       </w:r>
     </w:p>
     <w:p>
@@ -9587,47 +10298,47 @@
           <w:b/>
           <w:bCs/>
         </w:rPr>
-        <w:t xml:space="preserve">Which cause of frustration can you most influence?</w:t>
-      </w:r>
-    </w:p>
-    <w:p>
-      <w:pPr>
-        <w:keepNext/>
-        <w:spacing w:after="30"/>
-        <w:ind w:left="360"/>
-      </w:pPr>
-      <w:r>
-        <w:t xml:space="preserve">A.  The customer’s personality</w:t>
-      </w:r>
-    </w:p>
-    <w:p>
-      <w:pPr>
-        <w:keepNext/>
-        <w:spacing w:after="30"/>
-        <w:ind w:left="360"/>
-      </w:pPr>
-      <w:r>
-        <w:t xml:space="preserve">B.  The weather</w:t>
-      </w:r>
-    </w:p>
-    <w:p>
-      <w:pPr>
-        <w:keepNext/>
-        <w:spacing w:after="30"/>
-        <w:ind w:left="360"/>
-      </w:pPr>
-      <w:r>
-        <w:t xml:space="preserve">C.  Unmet expectations, by setting and keeping them</w:t>
-      </w:r>
-    </w:p>
-    <w:p>
-      <w:pPr>
-        <w:keepNext/>
-        <w:spacing w:after="30"/>
-        <w:ind w:left="360"/>
-      </w:pPr>
-      <w:r>
-        <w:t xml:space="preserve">D.  The customer’s past experiences</w:t>
+        <w:t xml:space="preserve">A caller says, “I need the pre-auth sorted.” You are not sure what that means. You:</w:t>
+      </w:r>
+    </w:p>
+    <w:p>
+      <w:pPr>
+        <w:keepNext/>
+        <w:spacing w:after="30"/>
+        <w:ind w:left="360"/>
+      </w:pPr>
+      <w:r>
+        <w:t xml:space="preserve">A.  Guess and carry on</w:t>
+      </w:r>
+    </w:p>
+    <w:p>
+      <w:pPr>
+        <w:keepNext/>
+        <w:spacing w:after="30"/>
+        <w:ind w:left="360"/>
+      </w:pPr>
+      <w:r>
+        <w:t xml:space="preserve">B.  Say medical matters are not your job</w:t>
+      </w:r>
+    </w:p>
+    <w:p>
+      <w:pPr>
+        <w:keepNext/>
+        <w:spacing w:after="30"/>
+        <w:ind w:left="360"/>
+      </w:pPr>
+      <w:r>
+        <w:t xml:space="preserve">C.  Do not guess; ask politely what it refers to or check the client’s glossary</w:t>
+      </w:r>
+    </w:p>
+    <w:p>
+      <w:pPr>
+        <w:keepNext/>
+        <w:spacing w:after="30"/>
+        <w:ind w:left="360"/>
+      </w:pPr>
+      <w:r>
+        <w:t xml:space="preserve">D.  Ignore it</w:t>
       </w:r>
     </w:p>
     <w:p>
@@ -9649,7 +10360,7 @@
           <w:iCs/>
           <w:color w:val="444444"/>
         </w:rPr>
-        <w:t xml:space="preserve">Clear expectations and proactive updates prevent most complaints.</w:t>
+        <w:t xml:space="preserve">A wrong guess in healthcare can harm. Ask or check.</w:t>
       </w:r>
     </w:p>
     <w:p>
@@ -9657,7 +10368,7 @@
         <w:pStyle w:val="Heading2"/>
       </w:pPr>
       <w:r>
-        <w:t xml:space="preserve">Module 7: Difficult Personalities</w:t>
+        <w:t xml:space="preserve">Module 7: Managing Difficult Conversations</w:t>
       </w:r>
     </w:p>
     <w:p>
@@ -9677,47 +10388,47 @@
           <w:b/>
           <w:bCs/>
         </w:rPr>
-        <w:t xml:space="preserve">An angry caller keeps interrupting you. Best approach:</w:t>
-      </w:r>
-    </w:p>
-    <w:p>
-      <w:pPr>
-        <w:keepNext/>
-        <w:spacing w:after="30"/>
-        <w:ind w:left="360"/>
-      </w:pPr>
-      <w:r>
-        <w:t xml:space="preserve">A.  Talk over them</w:t>
-      </w:r>
-    </w:p>
-    <w:p>
-      <w:pPr>
-        <w:keepNext/>
-        <w:spacing w:after="30"/>
-        <w:ind w:left="360"/>
-      </w:pPr>
-      <w:r>
-        <w:t xml:space="preserve">B.  Let them vent briefly, then calmly summarize and steer to solving</w:t>
-      </w:r>
-    </w:p>
-    <w:p>
-      <w:pPr>
-        <w:keepNext/>
-        <w:spacing w:after="30"/>
-        <w:ind w:left="360"/>
-      </w:pPr>
-      <w:r>
-        <w:t xml:space="preserve">C.  Read the policy aloud</w:t>
-      </w:r>
-    </w:p>
-    <w:p>
-      <w:pPr>
-        <w:keepNext/>
-        <w:spacing w:after="30"/>
-        <w:ind w:left="360"/>
-      </w:pPr>
-      <w:r>
-        <w:t xml:space="preserve">D.  Hang up</w:t>
+        <w:t xml:space="preserve">What should you do first when someone is upset?</w:t>
+      </w:r>
+    </w:p>
+    <w:p>
+      <w:pPr>
+        <w:keepNext/>
+        <w:spacing w:after="30"/>
+        <w:ind w:left="360"/>
+      </w:pPr>
+      <w:r>
+        <w:t xml:space="preserve">A.  Explain the policy</w:t>
+      </w:r>
+    </w:p>
+    <w:p>
+      <w:pPr>
+        <w:keepNext/>
+        <w:spacing w:after="30"/>
+        <w:ind w:left="360"/>
+      </w:pPr>
+      <w:r>
+        <w:t xml:space="preserve">B.  Listen to the concern</w:t>
+      </w:r>
+    </w:p>
+    <w:p>
+      <w:pPr>
+        <w:keepNext/>
+        <w:spacing w:after="30"/>
+        <w:ind w:left="360"/>
+      </w:pPr>
+      <w:r>
+        <w:t xml:space="preserve">C.  Defend the company</w:t>
+      </w:r>
+    </w:p>
+    <w:p>
+      <w:pPr>
+        <w:keepNext/>
+        <w:spacing w:after="30"/>
+        <w:ind w:left="360"/>
+      </w:pPr>
+      <w:r>
+        <w:t xml:space="preserve">D.  Transfer the call</w:t>
       </w:r>
     </w:p>
     <w:p>
@@ -9739,7 +10450,7 @@
           <w:iCs/>
           <w:color w:val="444444"/>
         </w:rPr>
-        <w:t xml:space="preserve">Venting first, structure second.</w:t>
+        <w:t xml:space="preserve">People calm down when they feel heard.</w:t>
       </w:r>
     </w:p>
     <w:p>
@@ -9759,47 +10470,47 @@
           <w:b/>
           <w:bCs/>
         </w:rPr>
-        <w:t xml:space="preserve">An anxious caller asks the same question again and again. You:</w:t>
-      </w:r>
-    </w:p>
-    <w:p>
-      <w:pPr>
-        <w:keepNext/>
-        <w:spacing w:after="30"/>
-        <w:ind w:left="360"/>
-      </w:pPr>
-      <w:r>
-        <w:t xml:space="preserve">A.  Answer calmly each time, name the worry, and give a concrete next step with a time</w:t>
-      </w:r>
-    </w:p>
-    <w:p>
-      <w:pPr>
-        <w:keepNext/>
-        <w:spacing w:after="30"/>
-        <w:ind w:left="360"/>
-      </w:pPr>
-      <w:r>
-        <w:t xml:space="preserve">B.  Tell them you already answered</w:t>
-      </w:r>
-    </w:p>
-    <w:p>
-      <w:pPr>
-        <w:keepNext/>
-        <w:spacing w:after="30"/>
-        <w:ind w:left="360"/>
-      </w:pPr>
-      <w:r>
-        <w:t xml:space="preserve">C.  Transfer them</w:t>
-      </w:r>
-    </w:p>
-    <w:p>
-      <w:pPr>
-        <w:keepNext/>
-        <w:spacing w:after="30"/>
-        <w:ind w:left="360"/>
-      </w:pPr>
-      <w:r>
-        <w:t xml:space="preserve">D.  Stop answering</w:t>
+        <w:t xml:space="preserve">In the LEARN framework, what does E stand for?</w:t>
+      </w:r>
+    </w:p>
+    <w:p>
+      <w:pPr>
+        <w:keepNext/>
+        <w:spacing w:after="30"/>
+        <w:ind w:left="360"/>
+      </w:pPr>
+      <w:r>
+        <w:t xml:space="preserve">A.  Empathize</w:t>
+      </w:r>
+    </w:p>
+    <w:p>
+      <w:pPr>
+        <w:keepNext/>
+        <w:spacing w:after="30"/>
+        <w:ind w:left="360"/>
+      </w:pPr>
+      <w:r>
+        <w:t xml:space="preserve">B.  Evaluate</w:t>
+      </w:r>
+    </w:p>
+    <w:p>
+      <w:pPr>
+        <w:keepNext/>
+        <w:spacing w:after="30"/>
+        <w:ind w:left="360"/>
+      </w:pPr>
+      <w:r>
+        <w:t xml:space="preserve">C.  Explain</w:t>
+      </w:r>
+    </w:p>
+    <w:p>
+      <w:pPr>
+        <w:keepNext/>
+        <w:spacing w:after="30"/>
+        <w:ind w:left="360"/>
+      </w:pPr>
+      <w:r>
+        <w:t xml:space="preserve">D.  Engage</w:t>
       </w:r>
     </w:p>
     <w:p>
@@ -9821,7 +10532,7 @@
           <w:iCs/>
           <w:color w:val="444444"/>
         </w:rPr>
-        <w:t xml:space="preserve">Repetition is usually worry, not rudeness.</w:t>
+        <w:t xml:space="preserve">Listen, Empathize, Assess, Resolve, Next steps.</w:t>
       </w:r>
     </w:p>
     <w:p>
@@ -9841,47 +10552,47 @@
           <w:b/>
           <w:bCs/>
         </w:rPr>
-        <w:t xml:space="preserve">A confused caller cannot follow your steps. You:</w:t>
-      </w:r>
-    </w:p>
-    <w:p>
-      <w:pPr>
-        <w:keepNext/>
-        <w:spacing w:after="30"/>
-        <w:ind w:left="360"/>
-      </w:pPr>
-      <w:r>
-        <w:t xml:space="preserve">A.  Repeat the same words louder</w:t>
-      </w:r>
-    </w:p>
-    <w:p>
-      <w:pPr>
-        <w:keepNext/>
-        <w:spacing w:after="30"/>
-        <w:ind w:left="360"/>
-      </w:pPr>
-      <w:r>
-        <w:t xml:space="preserve">B.  Send a long written guide only</w:t>
-      </w:r>
-    </w:p>
-    <w:p>
-      <w:pPr>
-        <w:keepNext/>
-        <w:spacing w:after="30"/>
-        <w:ind w:left="360"/>
-      </w:pPr>
-      <w:r>
-        <w:t xml:space="preserve">C.  Tell them to ask someone else</w:t>
-      </w:r>
-    </w:p>
-    <w:p>
-      <w:pPr>
-        <w:keepNext/>
-        <w:spacing w:after="30"/>
-        <w:ind w:left="360"/>
-      </w:pPr>
-      <w:r>
-        <w:t xml:space="preserve">D.  Slow down, give one step at a time, and check understanding after each</w:t>
+        <w:t xml:space="preserve">Which is the correct LEARN order?</w:t>
+      </w:r>
+    </w:p>
+    <w:p>
+      <w:pPr>
+        <w:keepNext/>
+        <w:spacing w:after="30"/>
+        <w:ind w:left="360"/>
+      </w:pPr>
+      <w:r>
+        <w:t xml:space="preserve">A.  Listen, Explain, Apologize, Resolve, Next steps</w:t>
+      </w:r>
+    </w:p>
+    <w:p>
+      <w:pPr>
+        <w:keepNext/>
+        <w:spacing w:after="30"/>
+        <w:ind w:left="360"/>
+      </w:pPr>
+      <w:r>
+        <w:t xml:space="preserve">B.  Assess, Listen, Resolve, Empathize, Next steps</w:t>
+      </w:r>
+    </w:p>
+    <w:p>
+      <w:pPr>
+        <w:keepNext/>
+        <w:spacing w:after="30"/>
+        <w:ind w:left="360"/>
+      </w:pPr>
+      <w:r>
+        <w:t xml:space="preserve">C.  Empathize, Listen, Resolve, Assess, Next steps</w:t>
+      </w:r>
+    </w:p>
+    <w:p>
+      <w:pPr>
+        <w:keepNext/>
+        <w:spacing w:after="30"/>
+        <w:ind w:left="360"/>
+      </w:pPr>
+      <w:r>
+        <w:t xml:space="preserve">D.  Listen, Empathize, Assess, Resolve, Next steps</w:t>
       </w:r>
     </w:p>
     <w:p>
@@ -9903,7 +10614,7 @@
           <w:iCs/>
           <w:color w:val="444444"/>
         </w:rPr>
-        <w:t xml:space="preserve">Break it down.</w:t>
+        <w:t xml:space="preserve">Understanding comes before solutions.</w:t>
       </w:r>
     </w:p>
     <w:p>
@@ -9923,47 +10634,57 @@
           <w:b/>
           <w:bCs/>
         </w:rPr>
-        <w:t xml:space="preserve">A caller says, “I want to talk to someone who actually knows something.” You:</w:t>
-      </w:r>
-    </w:p>
-    <w:p>
-      <w:pPr>
-        <w:keepNext/>
-        <w:spacing w:after="30"/>
-        <w:ind w:left="360"/>
-      </w:pPr>
-      <w:r>
-        <w:t xml:space="preserve">A.  Take it personally and defend yourself</w:t>
-      </w:r>
-    </w:p>
-    <w:p>
-      <w:pPr>
-        <w:keepNext/>
-        <w:spacing w:after="30"/>
-        <w:ind w:left="360"/>
-      </w:pPr>
-      <w:r>
-        <w:t xml:space="preserve">B.  Immediately transfer</w:t>
-      </w:r>
-    </w:p>
-    <w:p>
-      <w:pPr>
-        <w:keepNext/>
-        <w:spacing w:after="30"/>
-        <w:ind w:left="360"/>
-      </w:pPr>
-      <w:r>
-        <w:t xml:space="preserve">C.  Stay professional, try to help, and offer escalation if you cannot resolve it</w:t>
-      </w:r>
-    </w:p>
-    <w:p>
-      <w:pPr>
-        <w:keepNext/>
-        <w:spacing w:after="30"/>
-        <w:ind w:left="360"/>
-      </w:pPr>
-      <w:r>
-        <w:t xml:space="preserve">D.  Tell them you know plenty</w:t>
+        <w:t xml:space="preserve">Select ALL things you should NOT do with an upset customer. (select all that apply)</w:t>
+      </w:r>
+    </w:p>
+    <w:p>
+      <w:pPr>
+        <w:keepNext/>
+        <w:spacing w:after="30"/>
+        <w:ind w:left="360"/>
+      </w:pPr>
+      <w:r>
+        <w:t xml:space="preserve">A.  Argue</w:t>
+      </w:r>
+    </w:p>
+    <w:p>
+      <w:pPr>
+        <w:keepNext/>
+        <w:spacing w:after="30"/>
+        <w:ind w:left="360"/>
+      </w:pPr>
+      <w:r>
+        <w:t xml:space="preserve">B.  Acknowledge their frustration</w:t>
+      </w:r>
+    </w:p>
+    <w:p>
+      <w:pPr>
+        <w:keepNext/>
+        <w:spacing w:after="30"/>
+        <w:ind w:left="360"/>
+      </w:pPr>
+      <w:r>
+        <w:t xml:space="preserve">C.  Interrupt</w:t>
+      </w:r>
+    </w:p>
+    <w:p>
+      <w:pPr>
+        <w:keepNext/>
+        <w:spacing w:after="30"/>
+        <w:ind w:left="360"/>
+      </w:pPr>
+      <w:r>
+        <w:t xml:space="preserve">D.  Match their tone</w:t>
+      </w:r>
+    </w:p>
+    <w:p>
+      <w:pPr>
+        <w:keepNext/>
+        <w:spacing w:after="30"/>
+        <w:ind w:left="360"/>
+      </w:pPr>
+      <w:r>
+        <w:t xml:space="preserve">undefined.  Offer clear next steps</w:t>
       </w:r>
     </w:p>
     <w:p>
@@ -9977,7 +10698,7 @@
           <w:bCs/>
           <w:color w:val="6C1ABA"/>
         </w:rPr>
-        <w:t xml:space="preserve">Answer: C. </w:t>
+        <w:t xml:space="preserve">Answer: A, C, D. </w:t>
       </w:r>
       <w:r>
         <w:rPr>
@@ -9985,7 +10706,7 @@
           <w:iCs/>
           <w:color w:val="444444"/>
         </w:rPr>
-        <w:t xml:space="preserve">Do not take it personally; focus on the need.</w:t>
+        <w:t xml:space="preserve">Arguing, interrupting and matching tone escalate the conversation.</w:t>
       </w:r>
     </w:p>
     <w:p>
@@ -10005,47 +10726,47 @@
           <w:b/>
           <w:bCs/>
         </w:rPr>
-        <w:t xml:space="preserve">A caller uses threats or slurs. You:</w:t>
-      </w:r>
-    </w:p>
-    <w:p>
-      <w:pPr>
-        <w:keepNext/>
-        <w:spacing w:after="30"/>
-        <w:ind w:left="360"/>
-      </w:pPr>
-      <w:r>
-        <w:t xml:space="preserve">A.  Argue back</w:t>
-      </w:r>
-    </w:p>
-    <w:p>
-      <w:pPr>
-        <w:keepNext/>
-        <w:spacing w:after="30"/>
-        <w:ind w:left="360"/>
-      </w:pPr>
-      <w:r>
-        <w:t xml:space="preserve">B.  Give one calm warning that you will end the call if it continues, then follow policy and report to your lead</w:t>
-      </w:r>
-    </w:p>
-    <w:p>
-      <w:pPr>
-        <w:keepNext/>
-        <w:spacing w:after="30"/>
-        <w:ind w:left="360"/>
-      </w:pPr>
-      <w:r>
-        <w:t xml:space="preserve">C.  Ignore it forever</w:t>
-      </w:r>
-    </w:p>
-    <w:p>
-      <w:pPr>
-        <w:keepNext/>
-        <w:spacing w:after="30"/>
-        <w:ind w:left="360"/>
-      </w:pPr>
-      <w:r>
-        <w:t xml:space="preserve">D.  Hang up without telling anyone</w:t>
+        <w:t xml:space="preserve">Customer: “This is the third time I’ve called.” Rep: “That’s not my fault.” What was the mistake?</w:t>
+      </w:r>
+    </w:p>
+    <w:p>
+      <w:pPr>
+        <w:keepNext/>
+        <w:spacing w:after="30"/>
+        <w:ind w:left="360"/>
+      </w:pPr>
+      <w:r>
+        <w:t xml:space="preserve">A.  The rep spoke too fast</w:t>
+      </w:r>
+    </w:p>
+    <w:p>
+      <w:pPr>
+        <w:keepNext/>
+        <w:spacing w:after="30"/>
+        <w:ind w:left="360"/>
+      </w:pPr>
+      <w:r>
+        <w:t xml:space="preserve">B.  The rep used a formal tone</w:t>
+      </w:r>
+    </w:p>
+    <w:p>
+      <w:pPr>
+        <w:keepNext/>
+        <w:spacing w:after="30"/>
+        <w:ind w:left="360"/>
+      </w:pPr>
+      <w:r>
+        <w:t xml:space="preserve">C.  The rep failed to acknowledge the customer’s frustration</w:t>
+      </w:r>
+    </w:p>
+    <w:p>
+      <w:pPr>
+        <w:keepNext/>
+        <w:spacing w:after="30"/>
+        <w:ind w:left="360"/>
+      </w:pPr>
+      <w:r>
+        <w:t xml:space="preserve">D.  The rep asked a question</w:t>
       </w:r>
     </w:p>
     <w:p>
@@ -10059,7 +10780,7 @@
           <w:bCs/>
           <w:color w:val="6C1ABA"/>
         </w:rPr>
-        <w:t xml:space="preserve">Answer: B. </w:t>
+        <w:t xml:space="preserve">Answer: C. </w:t>
       </w:r>
       <w:r>
         <w:rPr>
@@ -10067,7 +10788,7 @@
           <w:iCs/>
           <w:color w:val="444444"/>
         </w:rPr>
-        <w:t xml:space="preserve">You do not have to accept abuse, and the team must know.</w:t>
+        <w:t xml:space="preserve">A defensive reply ignores the person’s experience.</w:t>
       </w:r>
     </w:p>
     <w:p>
@@ -10087,17 +10808,47 @@
           <w:b/>
           <w:bCs/>
         </w:rPr>
-        <w:t xml:space="preserve">Callers who call many times are always trying to cause trouble. (true or false)</w:t>
-      </w:r>
-    </w:p>
-    <w:p>
-      <w:pPr>
-        <w:keepNext/>
-        <w:spacing w:after="30"/>
-        <w:ind w:left="360"/>
-      </w:pPr>
-      <w:r>
-        <w:t xml:space="preserve">A.  True      B.  False</w:t>
+        <w:t xml:space="preserve">A customer raises their voice. You:</w:t>
+      </w:r>
+    </w:p>
+    <w:p>
+      <w:pPr>
+        <w:keepNext/>
+        <w:spacing w:after="30"/>
+        <w:ind w:left="360"/>
+      </w:pPr>
+      <w:r>
+        <w:t xml:space="preserve">A.  Raise your voice so you can be heard</w:t>
+      </w:r>
+    </w:p>
+    <w:p>
+      <w:pPr>
+        <w:keepNext/>
+        <w:spacing w:after="30"/>
+        <w:ind w:left="360"/>
+      </w:pPr>
+      <w:r>
+        <w:t xml:space="preserve">B.  Stay calm, slow down, lower your voice and acknowledge their frustration</w:t>
+      </w:r>
+    </w:p>
+    <w:p>
+      <w:pPr>
+        <w:keepNext/>
+        <w:spacing w:after="30"/>
+        <w:ind w:left="360"/>
+      </w:pPr>
+      <w:r>
+        <w:t xml:space="preserve">C.  Tell them to calm down</w:t>
+      </w:r>
+    </w:p>
+    <w:p>
+      <w:pPr>
+        <w:keepNext/>
+        <w:spacing w:after="30"/>
+        <w:ind w:left="360"/>
+      </w:pPr>
+      <w:r>
+        <w:t xml:space="preserve">D.  End the call</w:t>
       </w:r>
     </w:p>
     <w:p>
@@ -10111,7 +10862,7 @@
           <w:bCs/>
           <w:color w:val="6C1ABA"/>
         </w:rPr>
-        <w:t xml:space="preserve">Answer: B (False). </w:t>
+        <w:t xml:space="preserve">Answer: B. </w:t>
       </w:r>
       <w:r>
         <w:rPr>
@@ -10119,7 +10870,7 @@
           <w:iCs/>
           <w:color w:val="444444"/>
         </w:rPr>
-        <w:t xml:space="preserve">Repeat callers usually have an unresolved problem.</w:t>
+        <w:t xml:space="preserve">Your calm tone sets the pace.</w:t>
       </w:r>
     </w:p>
     <w:p>
@@ -10139,57 +10890,17 @@
           <w:b/>
           <w:bCs/>
         </w:rPr>
-        <w:t xml:space="preserve">Select ALL signs it is time to ask for help. (select all that apply)</w:t>
-      </w:r>
-    </w:p>
-    <w:p>
-      <w:pPr>
-        <w:keepNext/>
-        <w:spacing w:after="30"/>
-        <w:ind w:left="360"/>
-      </w:pPr>
-      <w:r>
-        <w:t xml:space="preserve">A.  The caller makes threats</w:t>
-      </w:r>
-    </w:p>
-    <w:p>
-      <w:pPr>
-        <w:keepNext/>
-        <w:spacing w:after="30"/>
-        <w:ind w:left="360"/>
-      </w:pPr>
-      <w:r>
-        <w:t xml:space="preserve">B.  You cannot stay professional</w:t>
-      </w:r>
-    </w:p>
-    <w:p>
-      <w:pPr>
-        <w:keepNext/>
-        <w:spacing w:after="30"/>
-        <w:ind w:left="360"/>
-      </w:pPr>
-      <w:r>
-        <w:t xml:space="preserve">C.  The concern is sensitive</w:t>
-      </w:r>
-    </w:p>
-    <w:p>
-      <w:pPr>
-        <w:keepNext/>
-        <w:spacing w:after="30"/>
-        <w:ind w:left="360"/>
-      </w:pPr>
-      <w:r>
-        <w:t xml:space="preserve">D.  The caller sounds slightly impatient</w:t>
-      </w:r>
-    </w:p>
-    <w:p>
-      <w:pPr>
-        <w:keepNext/>
-        <w:spacing w:after="30"/>
-        <w:ind w:left="360"/>
-      </w:pPr>
-      <w:r>
-        <w:t xml:space="preserve">undefined.  The caller asks something you can answer</w:t>
+        <w:t xml:space="preserve">Explaining company policy first is the best way to calm an upset customer. (true or false)</w:t>
+      </w:r>
+    </w:p>
+    <w:p>
+      <w:pPr>
+        <w:keepNext/>
+        <w:spacing w:after="30"/>
+        <w:ind w:left="360"/>
+      </w:pPr>
+      <w:r>
+        <w:t xml:space="preserve">A.  True      B.  False</w:t>
       </w:r>
     </w:p>
     <w:p>
@@ -10203,7 +10914,7 @@
           <w:bCs/>
           <w:color w:val="6C1ABA"/>
         </w:rPr>
-        <w:t xml:space="preserve">Answer: A, B, C. </w:t>
+        <w:t xml:space="preserve">Answer: B (False). </w:t>
       </w:r>
       <w:r>
         <w:rPr>
@@ -10211,7 +10922,7 @@
           <w:iCs/>
           <w:color w:val="444444"/>
         </w:rPr>
-        <w:t xml:space="preserve">Safety, composure and sensitivity are escalation triggers.</w:t>
+        <w:t xml:space="preserve">Policy can come after the person feels heard.</w:t>
       </w:r>
     </w:p>
     <w:p>
@@ -10231,47 +10942,47 @@
           <w:b/>
           <w:bCs/>
         </w:rPr>
-        <w:t xml:space="preserve">After a hard call, a good habit is:</w:t>
-      </w:r>
-    </w:p>
-    <w:p>
-      <w:pPr>
-        <w:keepNext/>
-        <w:spacing w:after="30"/>
-        <w:ind w:left="360"/>
-      </w:pPr>
-      <w:r>
-        <w:t xml:space="preserve">A.  Document it factually and take a moment to reset before the next call</w:t>
-      </w:r>
-    </w:p>
-    <w:p>
-      <w:pPr>
-        <w:keepNext/>
-        <w:spacing w:after="30"/>
-        <w:ind w:left="360"/>
-      </w:pPr>
-      <w:r>
-        <w:t xml:space="preserve">B.  Vent about the caller to coworkers</w:t>
-      </w:r>
-    </w:p>
-    <w:p>
-      <w:pPr>
-        <w:keepNext/>
-        <w:spacing w:after="30"/>
-        <w:ind w:left="360"/>
-      </w:pPr>
-      <w:r>
-        <w:t xml:space="preserve">C.  Skip documenting to save time</w:t>
-      </w:r>
-    </w:p>
-    <w:p>
-      <w:pPr>
-        <w:keepNext/>
-        <w:spacing w:after="30"/>
-        <w:ind w:left="360"/>
-      </w:pPr>
-      <w:r>
-        <w:t xml:space="preserve">D.  Immediately take the next call with no pause</w:t>
+        <w:t xml:space="preserve">Which cause of frustration can you most influence?</w:t>
+      </w:r>
+    </w:p>
+    <w:p>
+      <w:pPr>
+        <w:keepNext/>
+        <w:spacing w:after="30"/>
+        <w:ind w:left="360"/>
+      </w:pPr>
+      <w:r>
+        <w:t xml:space="preserve">A.  Unmet expectations, by setting and keeping them</w:t>
+      </w:r>
+    </w:p>
+    <w:p>
+      <w:pPr>
+        <w:keepNext/>
+        <w:spacing w:after="30"/>
+        <w:ind w:left="360"/>
+      </w:pPr>
+      <w:r>
+        <w:t xml:space="preserve">B.  The customer’s personality</w:t>
+      </w:r>
+    </w:p>
+    <w:p>
+      <w:pPr>
+        <w:keepNext/>
+        <w:spacing w:after="30"/>
+        <w:ind w:left="360"/>
+      </w:pPr>
+      <w:r>
+        <w:t xml:space="preserve">C.  The weather</w:t>
+      </w:r>
+    </w:p>
+    <w:p>
+      <w:pPr>
+        <w:keepNext/>
+        <w:spacing w:after="30"/>
+        <w:ind w:left="360"/>
+      </w:pPr>
+      <w:r>
+        <w:t xml:space="preserve">D.  The customer’s past experiences</w:t>
       </w:r>
     </w:p>
     <w:p>
@@ -10293,7 +11004,7 @@
           <w:iCs/>
           <w:color w:val="444444"/>
         </w:rPr>
-        <w:t xml:space="preserve">Facts for the record, a reset for you.</w:t>
+        <w:t xml:space="preserve">Clear expectations and proactive updates prevent most complaints.</w:t>
       </w:r>
     </w:p>
     <w:p>
@@ -10301,7 +11012,7 @@
         <w:pStyle w:val="Heading2"/>
       </w:pPr>
       <w:r>
-        <w:t xml:space="preserve">Module 8: Bad News and Saying No</w:t>
+        <w:t xml:space="preserve">Module 8: Difficult Personalities</w:t>
       </w:r>
     </w:p>
     <w:p>
@@ -10321,47 +11032,47 @@
           <w:b/>
           <w:bCs/>
         </w:rPr>
-        <w:t xml:space="preserve">A good structure for bad news is:</w:t>
-      </w:r>
-    </w:p>
-    <w:p>
-      <w:pPr>
-        <w:keepNext/>
-        <w:spacing w:after="30"/>
-        <w:ind w:left="360"/>
-      </w:pPr>
-      <w:r>
-        <w:t xml:space="preserve">A.  Hide it in the middle of a long message</w:t>
-      </w:r>
-    </w:p>
-    <w:p>
-      <w:pPr>
-        <w:keepNext/>
-        <w:spacing w:after="30"/>
-        <w:ind w:left="360"/>
-      </w:pPr>
-      <w:r>
-        <w:t xml:space="preserve">B.  Start with the policy and end with the apology</w:t>
-      </w:r>
-    </w:p>
-    <w:p>
-      <w:pPr>
-        <w:keepNext/>
-        <w:spacing w:after="30"/>
-        <w:ind w:left="360"/>
-      </w:pPr>
-      <w:r>
-        <w:t xml:space="preserve">C.  Say it quickly and end the call</w:t>
-      </w:r>
-    </w:p>
-    <w:p>
-      <w:pPr>
-        <w:keepNext/>
-        <w:spacing w:after="30"/>
-        <w:ind w:left="360"/>
-      </w:pPr>
-      <w:r>
-        <w:t xml:space="preserve">D.  Acknowledge, state it clearly, explain briefly, offer what you can do, give the next step</w:t>
+        <w:t xml:space="preserve">An angry caller keeps interrupting you. Best approach:</w:t>
+      </w:r>
+    </w:p>
+    <w:p>
+      <w:pPr>
+        <w:keepNext/>
+        <w:spacing w:after="30"/>
+        <w:ind w:left="360"/>
+      </w:pPr>
+      <w:r>
+        <w:t xml:space="preserve">A.  Talk over them</w:t>
+      </w:r>
+    </w:p>
+    <w:p>
+      <w:pPr>
+        <w:keepNext/>
+        <w:spacing w:after="30"/>
+        <w:ind w:left="360"/>
+      </w:pPr>
+      <w:r>
+        <w:t xml:space="preserve">B.  Read the policy aloud</w:t>
+      </w:r>
+    </w:p>
+    <w:p>
+      <w:pPr>
+        <w:keepNext/>
+        <w:spacing w:after="30"/>
+        <w:ind w:left="360"/>
+      </w:pPr>
+      <w:r>
+        <w:t xml:space="preserve">C.  Hang up</w:t>
+      </w:r>
+    </w:p>
+    <w:p>
+      <w:pPr>
+        <w:keepNext/>
+        <w:spacing w:after="30"/>
+        <w:ind w:left="360"/>
+      </w:pPr>
+      <w:r>
+        <w:t xml:space="preserve">D.  Let them vent briefly, then calmly summarize and steer to solving</w:t>
       </w:r>
     </w:p>
     <w:p>
@@ -10383,7 +11094,7 @@
           <w:iCs/>
           <w:color w:val="444444"/>
         </w:rPr>
-        <w:t xml:space="preserve">Clear and kind beats vague and cold.</w:t>
+        <w:t xml:space="preserve">Venting first, structure second.</w:t>
       </w:r>
     </w:p>
     <w:p>
@@ -10403,47 +11114,47 @@
           <w:b/>
           <w:bCs/>
         </w:rPr>
-        <w:t xml:space="preserve">Which is the best way to say no?</w:t>
-      </w:r>
-    </w:p>
-    <w:p>
-      <w:pPr>
-        <w:keepNext/>
-        <w:spacing w:after="30"/>
-        <w:ind w:left="360"/>
-      </w:pPr>
-      <w:r>
-        <w:t xml:space="preserve">A.  “We can’t do that.”</w:t>
-      </w:r>
-    </w:p>
-    <w:p>
-      <w:pPr>
-        <w:keepNext/>
-        <w:spacing w:after="30"/>
-        <w:ind w:left="360"/>
-      </w:pPr>
-      <w:r>
-        <w:t xml:space="preserve">B.  “That’s not allowed.”</w:t>
-      </w:r>
-    </w:p>
-    <w:p>
-      <w:pPr>
-        <w:keepNext/>
-        <w:spacing w:after="30"/>
-        <w:ind w:left="360"/>
-      </w:pPr>
-      <w:r>
-        <w:t xml:space="preserve">C.  “I’m not able to do that, but here’s what I can do.”</w:t>
-      </w:r>
-    </w:p>
-    <w:p>
-      <w:pPr>
-        <w:keepNext/>
-        <w:spacing w:after="30"/>
-        <w:ind w:left="360"/>
-      </w:pPr>
-      <w:r>
-        <w:t xml:space="preserve">D.  “Nobody can do that.”</w:t>
+        <w:t xml:space="preserve">An anxious caller asks the same question again and again. You:</w:t>
+      </w:r>
+    </w:p>
+    <w:p>
+      <w:pPr>
+        <w:keepNext/>
+        <w:spacing w:after="30"/>
+        <w:ind w:left="360"/>
+      </w:pPr>
+      <w:r>
+        <w:t xml:space="preserve">A.  Tell them you already answered</w:t>
+      </w:r>
+    </w:p>
+    <w:p>
+      <w:pPr>
+        <w:keepNext/>
+        <w:spacing w:after="30"/>
+        <w:ind w:left="360"/>
+      </w:pPr>
+      <w:r>
+        <w:t xml:space="preserve">B.  Transfer them</w:t>
+      </w:r>
+    </w:p>
+    <w:p>
+      <w:pPr>
+        <w:keepNext/>
+        <w:spacing w:after="30"/>
+        <w:ind w:left="360"/>
+      </w:pPr>
+      <w:r>
+        <w:t xml:space="preserve">C.  Answer calmly each time, name the worry, and give a concrete next step with a time</w:t>
+      </w:r>
+    </w:p>
+    <w:p>
+      <w:pPr>
+        <w:keepNext/>
+        <w:spacing w:after="30"/>
+        <w:ind w:left="360"/>
+      </w:pPr>
+      <w:r>
+        <w:t xml:space="preserve">D.  Stop answering</w:t>
       </w:r>
     </w:p>
     <w:p>
@@ -10465,7 +11176,7 @@
           <w:iCs/>
           <w:color w:val="444444"/>
         </w:rPr>
-        <w:t xml:space="preserve">Pair the limit with an option.</w:t>
+        <w:t xml:space="preserve">Repetition is usually worry, not rudeness.</w:t>
       </w:r>
     </w:p>
     <w:p>
@@ -10485,47 +11196,47 @@
           <w:b/>
           <w:bCs/>
         </w:rPr>
-        <w:t xml:space="preserve">A customer asks for a policy exception that is not allowed. You:</w:t>
-      </w:r>
-    </w:p>
-    <w:p>
-      <w:pPr>
-        <w:keepNext/>
-        <w:spacing w:after="30"/>
-        <w:ind w:left="360"/>
-      </w:pPr>
-      <w:r>
-        <w:t xml:space="preserve">A.  Make an exception to avoid conflict</w:t>
-      </w:r>
-    </w:p>
-    <w:p>
-      <w:pPr>
-        <w:keepNext/>
-        <w:spacing w:after="30"/>
-        <w:ind w:left="360"/>
-      </w:pPr>
-      <w:r>
-        <w:t xml:space="preserve">B.  Explain kindly, offer the closest alternative and mention the escalation path if one exists</w:t>
-      </w:r>
-    </w:p>
-    <w:p>
-      <w:pPr>
-        <w:keepNext/>
-        <w:spacing w:after="30"/>
-        <w:ind w:left="360"/>
-      </w:pPr>
-      <w:r>
-        <w:t xml:space="preserve">C.  Say you have no power</w:t>
-      </w:r>
-    </w:p>
-    <w:p>
-      <w:pPr>
-        <w:keepNext/>
-        <w:spacing w:after="30"/>
-        <w:ind w:left="360"/>
-      </w:pPr>
-      <w:r>
-        <w:t xml:space="preserve">D.  Tell them to stop asking</w:t>
+        <w:t xml:space="preserve">A confused caller cannot follow your steps. You:</w:t>
+      </w:r>
+    </w:p>
+    <w:p>
+      <w:pPr>
+        <w:keepNext/>
+        <w:spacing w:after="30"/>
+        <w:ind w:left="360"/>
+      </w:pPr>
+      <w:r>
+        <w:t xml:space="preserve">A.  Repeat the same words louder</w:t>
+      </w:r>
+    </w:p>
+    <w:p>
+      <w:pPr>
+        <w:keepNext/>
+        <w:spacing w:after="30"/>
+        <w:ind w:left="360"/>
+      </w:pPr>
+      <w:r>
+        <w:t xml:space="preserve">B.  Slow down, give one step at a time, and check understanding after each</w:t>
+      </w:r>
+    </w:p>
+    <w:p>
+      <w:pPr>
+        <w:keepNext/>
+        <w:spacing w:after="30"/>
+        <w:ind w:left="360"/>
+      </w:pPr>
+      <w:r>
+        <w:t xml:space="preserve">C.  Send a long written guide only</w:t>
+      </w:r>
+    </w:p>
+    <w:p>
+      <w:pPr>
+        <w:keepNext/>
+        <w:spacing w:after="30"/>
+        <w:ind w:left="360"/>
+      </w:pPr>
+      <w:r>
+        <w:t xml:space="preserve">D.  Tell them to ask someone else</w:t>
       </w:r>
     </w:p>
     <w:p>
@@ -10547,7 +11258,7 @@
           <w:iCs/>
           <w:color w:val="444444"/>
         </w:rPr>
-        <w:t xml:space="preserve">Never promise what you cannot give; always give a path.</w:t>
+        <w:t xml:space="preserve">Break it down.</w:t>
       </w:r>
     </w:p>
     <w:p>
@@ -10567,17 +11278,47 @@
           <w:b/>
           <w:bCs/>
         </w:rPr>
-        <w:t xml:space="preserve">Apologizing for a bad experience means admitting the company is at fault, so it should be avoided. (true or false)</w:t>
-      </w:r>
-    </w:p>
-    <w:p>
-      <w:pPr>
-        <w:keepNext/>
-        <w:spacing w:after="30"/>
-        <w:ind w:left="360"/>
-      </w:pPr>
-      <w:r>
-        <w:t xml:space="preserve">A.  True      B.  False</w:t>
+        <w:t xml:space="preserve">A caller says, “I want to talk to someone who actually knows something.” You:</w:t>
+      </w:r>
+    </w:p>
+    <w:p>
+      <w:pPr>
+        <w:keepNext/>
+        <w:spacing w:after="30"/>
+        <w:ind w:left="360"/>
+      </w:pPr>
+      <w:r>
+        <w:t xml:space="preserve">A.  Stay professional, try to help, and offer escalation if you cannot resolve it</w:t>
+      </w:r>
+    </w:p>
+    <w:p>
+      <w:pPr>
+        <w:keepNext/>
+        <w:spacing w:after="30"/>
+        <w:ind w:left="360"/>
+      </w:pPr>
+      <w:r>
+        <w:t xml:space="preserve">B.  Take it personally and defend yourself</w:t>
+      </w:r>
+    </w:p>
+    <w:p>
+      <w:pPr>
+        <w:keepNext/>
+        <w:spacing w:after="30"/>
+        <w:ind w:left="360"/>
+      </w:pPr>
+      <w:r>
+        <w:t xml:space="preserve">C.  Immediately transfer</w:t>
+      </w:r>
+    </w:p>
+    <w:p>
+      <w:pPr>
+        <w:keepNext/>
+        <w:spacing w:after="30"/>
+        <w:ind w:left="360"/>
+      </w:pPr>
+      <w:r>
+        <w:t xml:space="preserve">D.  Tell them you know plenty</w:t>
       </w:r>
     </w:p>
     <w:p>
@@ -10591,7 +11332,7 @@
           <w:bCs/>
           <w:color w:val="6C1ABA"/>
         </w:rPr>
-        <w:t xml:space="preserve">Answer: B (False). </w:t>
+        <w:t xml:space="preserve">Answer: A. </w:t>
       </w:r>
       <w:r>
         <w:rPr>
@@ -10599,7 +11340,7 @@
           <w:iCs/>
           <w:color w:val="444444"/>
         </w:rPr>
-        <w:t xml:space="preserve">You can apologize for the experience without assigning blame.</w:t>
+        <w:t xml:space="preserve">Do not take it personally; focus on the need.</w:t>
       </w:r>
     </w:p>
     <w:p>
@@ -10619,47 +11360,47 @@
           <w:b/>
           <w:bCs/>
         </w:rPr>
-        <w:t xml:space="preserve">You are not sure when something will be done. You say:</w:t>
-      </w:r>
-    </w:p>
-    <w:p>
-      <w:pPr>
-        <w:keepNext/>
-        <w:spacing w:after="30"/>
-        <w:ind w:left="360"/>
-      </w:pPr>
-      <w:r>
-        <w:t xml:space="preserve">A.  “I expect this by Thursday; I’ll confirm by Wednesday.”</w:t>
-      </w:r>
-    </w:p>
-    <w:p>
-      <w:pPr>
-        <w:keepNext/>
-        <w:spacing w:after="30"/>
-        <w:ind w:left="360"/>
-      </w:pPr>
-      <w:r>
-        <w:t xml:space="preserve">B.  “It will definitely be done tomorrow.”</w:t>
-      </w:r>
-    </w:p>
-    <w:p>
-      <w:pPr>
-        <w:keepNext/>
-        <w:spacing w:after="30"/>
-        <w:ind w:left="360"/>
-      </w:pPr>
-      <w:r>
-        <w:t xml:space="preserve">C.  “Soon.”</w:t>
-      </w:r>
-    </w:p>
-    <w:p>
-      <w:pPr>
-        <w:keepNext/>
-        <w:spacing w:after="30"/>
-        <w:ind w:left="360"/>
-      </w:pPr>
-      <w:r>
-        <w:t xml:space="preserve">D.  “I don’t know.”</w:t>
+        <w:t xml:space="preserve">A caller uses threats or slurs. You:</w:t>
+      </w:r>
+    </w:p>
+    <w:p>
+      <w:pPr>
+        <w:keepNext/>
+        <w:spacing w:after="30"/>
+        <w:ind w:left="360"/>
+      </w:pPr>
+      <w:r>
+        <w:t xml:space="preserve">A.  Argue back</w:t>
+      </w:r>
+    </w:p>
+    <w:p>
+      <w:pPr>
+        <w:keepNext/>
+        <w:spacing w:after="30"/>
+        <w:ind w:left="360"/>
+      </w:pPr>
+      <w:r>
+        <w:t xml:space="preserve">B.  Ignore it forever</w:t>
+      </w:r>
+    </w:p>
+    <w:p>
+      <w:pPr>
+        <w:keepNext/>
+        <w:spacing w:after="30"/>
+        <w:ind w:left="360"/>
+      </w:pPr>
+      <w:r>
+        <w:t xml:space="preserve">C.  Hang up without telling anyone</w:t>
+      </w:r>
+    </w:p>
+    <w:p>
+      <w:pPr>
+        <w:keepNext/>
+        <w:spacing w:after="30"/>
+        <w:ind w:left="360"/>
+      </w:pPr>
+      <w:r>
+        <w:t xml:space="preserve">D.  Give one calm warning that you will end the call if it continues, then follow policy and report to your lead</w:t>
       </w:r>
     </w:p>
     <w:p>
@@ -10673,7 +11414,7 @@
           <w:bCs/>
           <w:color w:val="6C1ABA"/>
         </w:rPr>
-        <w:t xml:space="preserve">Answer: A. </w:t>
+        <w:t xml:space="preserve">Answer: D. </w:t>
       </w:r>
       <w:r>
         <w:rPr>
@@ -10681,7 +11422,7 @@
           <w:iCs/>
           <w:color w:val="444444"/>
         </w:rPr>
-        <w:t xml:space="preserve">Promise only what you can control; give a realistic window.</w:t>
+        <w:t xml:space="preserve">You do not have to accept abuse, and the team must know.</w:t>
       </w:r>
     </w:p>
     <w:p>
@@ -10701,47 +11442,17 @@
           <w:b/>
           <w:bCs/>
         </w:rPr>
-        <w:t xml:space="preserve">Which phrase blames the customer?</w:t>
-      </w:r>
-    </w:p>
-    <w:p>
-      <w:pPr>
-        <w:keepNext/>
-        <w:spacing w:after="30"/>
-        <w:ind w:left="360"/>
-      </w:pPr>
-      <w:r>
-        <w:t xml:space="preserve">A.  “Let me walk you through it.”</w:t>
-      </w:r>
-    </w:p>
-    <w:p>
-      <w:pPr>
-        <w:keepNext/>
-        <w:spacing w:after="30"/>
-        <w:ind w:left="360"/>
-      </w:pPr>
-      <w:r>
-        <w:t xml:space="preserve">B.  “I can see why that was confusing.”</w:t>
-      </w:r>
-    </w:p>
-    <w:p>
-      <w:pPr>
-        <w:keepNext/>
-        <w:spacing w:after="30"/>
-        <w:ind w:left="360"/>
-      </w:pPr>
-      <w:r>
-        <w:t xml:space="preserve">C.  “Let me check that for you.”</w:t>
-      </w:r>
-    </w:p>
-    <w:p>
-      <w:pPr>
-        <w:keepNext/>
-        <w:spacing w:after="30"/>
-        <w:ind w:left="360"/>
-      </w:pPr>
-      <w:r>
-        <w:t xml:space="preserve">D.  “You should have read the instructions.”</w:t>
+        <w:t xml:space="preserve">Callers who call many times are always trying to cause trouble. (true or false)</w:t>
+      </w:r>
+    </w:p>
+    <w:p>
+      <w:pPr>
+        <w:keepNext/>
+        <w:spacing w:after="30"/>
+        <w:ind w:left="360"/>
+      </w:pPr>
+      <w:r>
+        <w:t xml:space="preserve">A.  True      B.  False</w:t>
       </w:r>
     </w:p>
     <w:p>
@@ -10755,7 +11466,7 @@
           <w:bCs/>
           <w:color w:val="6C1ABA"/>
         </w:rPr>
-        <w:t xml:space="preserve">Answer: D. </w:t>
+        <w:t xml:space="preserve">Answer: B (False). </w:t>
       </w:r>
       <w:r>
         <w:rPr>
@@ -10763,7 +11474,7 @@
           <w:iCs/>
           <w:color w:val="444444"/>
         </w:rPr>
-        <w:t xml:space="preserve">Blame closes people down.</w:t>
+        <w:t xml:space="preserve">Repeat callers usually have an unresolved problem.</w:t>
       </w:r>
     </w:p>
     <w:p>
@@ -10783,57 +11494,57 @@
           <w:b/>
           <w:bCs/>
         </w:rPr>
-        <w:t xml:space="preserve">Select ALL parts of a good “no.” (select all that apply)</w:t>
-      </w:r>
-    </w:p>
-    <w:p>
-      <w:pPr>
-        <w:keepNext/>
-        <w:spacing w:after="30"/>
-        <w:ind w:left="360"/>
-      </w:pPr>
-      <w:r>
-        <w:t xml:space="preserve">A.  A clear answer</w:t>
-      </w:r>
-    </w:p>
-    <w:p>
-      <w:pPr>
-        <w:keepNext/>
-        <w:spacing w:after="30"/>
-        <w:ind w:left="360"/>
-      </w:pPr>
-      <w:r>
-        <w:t xml:space="preserve">B.  A brief reason</w:t>
-      </w:r>
-    </w:p>
-    <w:p>
-      <w:pPr>
-        <w:keepNext/>
-        <w:spacing w:after="30"/>
-        <w:ind w:left="360"/>
-      </w:pPr>
-      <w:r>
-        <w:t xml:space="preserve">C.  An alternative</w:t>
-      </w:r>
-    </w:p>
-    <w:p>
-      <w:pPr>
-        <w:keepNext/>
-        <w:spacing w:after="30"/>
-        <w:ind w:left="360"/>
-      </w:pPr>
-      <w:r>
-        <w:t xml:space="preserve">D.  A long defensive explanation</w:t>
-      </w:r>
-    </w:p>
-    <w:p>
-      <w:pPr>
-        <w:keepNext/>
-        <w:spacing w:after="30"/>
-        <w:ind w:left="360"/>
-      </w:pPr>
-      <w:r>
-        <w:t xml:space="preserve">undefined.  A next step</w:t>
+        <w:t xml:space="preserve">Select ALL signs it is time to ask for help. (select all that apply)</w:t>
+      </w:r>
+    </w:p>
+    <w:p>
+      <w:pPr>
+        <w:keepNext/>
+        <w:spacing w:after="30"/>
+        <w:ind w:left="360"/>
+      </w:pPr>
+      <w:r>
+        <w:t xml:space="preserve">A.  The caller makes threats</w:t>
+      </w:r>
+    </w:p>
+    <w:p>
+      <w:pPr>
+        <w:keepNext/>
+        <w:spacing w:after="30"/>
+        <w:ind w:left="360"/>
+      </w:pPr>
+      <w:r>
+        <w:t xml:space="preserve">B.  You cannot stay professional</w:t>
+      </w:r>
+    </w:p>
+    <w:p>
+      <w:pPr>
+        <w:keepNext/>
+        <w:spacing w:after="30"/>
+        <w:ind w:left="360"/>
+      </w:pPr>
+      <w:r>
+        <w:t xml:space="preserve">C.  The concern is sensitive</w:t>
+      </w:r>
+    </w:p>
+    <w:p>
+      <w:pPr>
+        <w:keepNext/>
+        <w:spacing w:after="30"/>
+        <w:ind w:left="360"/>
+      </w:pPr>
+      <w:r>
+        <w:t xml:space="preserve">D.  The caller sounds slightly impatient</w:t>
+      </w:r>
+    </w:p>
+    <w:p>
+      <w:pPr>
+        <w:keepNext/>
+        <w:spacing w:after="30"/>
+        <w:ind w:left="360"/>
+      </w:pPr>
+      <w:r>
+        <w:t xml:space="preserve">undefined.  The caller asks something you can answer</w:t>
       </w:r>
     </w:p>
     <w:p>
@@ -10847,7 +11558,7 @@
           <w:bCs/>
           <w:color w:val="6C1ABA"/>
         </w:rPr>
-        <w:t xml:space="preserve">Answer: A, B, C, . </w:t>
+        <w:t xml:space="preserve">Answer: A, B, C. </w:t>
       </w:r>
       <w:r>
         <w:rPr>
@@ -10855,7 +11566,7 @@
           <w:iCs/>
           <w:color w:val="444444"/>
         </w:rPr>
-        <w:t xml:space="preserve">Short, clear and useful.</w:t>
+        <w:t xml:space="preserve">Safety, composure and sensitivity are escalation triggers.</w:t>
       </w:r>
     </w:p>
     <w:p>
@@ -10875,47 +11586,47 @@
           <w:b/>
           <w:bCs/>
         </w:rPr>
-        <w:t xml:space="preserve">After your “no,” the customer says, “That’s unacceptable!” You:</w:t>
-      </w:r>
-    </w:p>
-    <w:p>
-      <w:pPr>
-        <w:keepNext/>
-        <w:spacing w:after="30"/>
-        <w:ind w:left="360"/>
-      </w:pPr>
-      <w:r>
-        <w:t xml:space="preserve">A.  Repeat the policy louder</w:t>
-      </w:r>
-    </w:p>
-    <w:p>
-      <w:pPr>
-        <w:keepNext/>
-        <w:spacing w:after="30"/>
-        <w:ind w:left="360"/>
-      </w:pPr>
-      <w:r>
-        <w:t xml:space="preserve">B.  Change your answer</w:t>
-      </w:r>
-    </w:p>
-    <w:p>
-      <w:pPr>
-        <w:keepNext/>
-        <w:spacing w:after="30"/>
-        <w:ind w:left="360"/>
-      </w:pPr>
-      <w:r>
-        <w:t xml:space="preserve">C.  Acknowledge their feelings, stay calm and offer escalation if available</w:t>
-      </w:r>
-    </w:p>
-    <w:p>
-      <w:pPr>
-        <w:keepNext/>
-        <w:spacing w:after="30"/>
-        <w:ind w:left="360"/>
-      </w:pPr>
-      <w:r>
-        <w:t xml:space="preserve">D.  Apologize and end the call</w:t>
+        <w:t xml:space="preserve">After a hard call, a good habit is:</w:t>
+      </w:r>
+    </w:p>
+    <w:p>
+      <w:pPr>
+        <w:keepNext/>
+        <w:spacing w:after="30"/>
+        <w:ind w:left="360"/>
+      </w:pPr>
+      <w:r>
+        <w:t xml:space="preserve">A.  Vent about the caller to coworkers</w:t>
+      </w:r>
+    </w:p>
+    <w:p>
+      <w:pPr>
+        <w:keepNext/>
+        <w:spacing w:after="30"/>
+        <w:ind w:left="360"/>
+      </w:pPr>
+      <w:r>
+        <w:t xml:space="preserve">B.  Skip documenting to save time</w:t>
+      </w:r>
+    </w:p>
+    <w:p>
+      <w:pPr>
+        <w:keepNext/>
+        <w:spacing w:after="30"/>
+        <w:ind w:left="360"/>
+      </w:pPr>
+      <w:r>
+        <w:t xml:space="preserve">C.  Document it factually and take a moment to reset before the next call</w:t>
+      </w:r>
+    </w:p>
+    <w:p>
+      <w:pPr>
+        <w:keepNext/>
+        <w:spacing w:after="30"/>
+        <w:ind w:left="360"/>
+      </w:pPr>
+      <w:r>
+        <w:t xml:space="preserve">D.  Immediately take the next call with no pause</w:t>
       </w:r>
     </w:p>
     <w:p>
@@ -10937,7 +11648,7 @@
           <w:iCs/>
           <w:color w:val="444444"/>
         </w:rPr>
-        <w:t xml:space="preserve">Stay steady and respectful.</w:t>
+        <w:t xml:space="preserve">Facts for the record, a reset for you.</w:t>
       </w:r>
     </w:p>
     <w:p>
@@ -10945,7 +11656,7 @@
         <w:pStyle w:val="Heading2"/>
       </w:pPr>
       <w:r>
-        <w:t xml:space="preserve">Module 9: Resolution, Documentation and Escalation</w:t>
+        <w:t xml:space="preserve">Module 9: Bad News and Saying No</w:t>
       </w:r>
     </w:p>
     <w:p>
@@ -10965,47 +11676,47 @@
           <w:b/>
           <w:bCs/>
         </w:rPr>
-        <w:t xml:space="preserve">The resolution process is:</w:t>
-      </w:r>
-    </w:p>
-    <w:p>
-      <w:pPr>
-        <w:keepNext/>
-        <w:spacing w:after="30"/>
-        <w:ind w:left="360"/>
-      </w:pPr>
-      <w:r>
-        <w:t xml:space="preserve">A.  Respond, Resolve, Identify, Document, Investigate</w:t>
-      </w:r>
-    </w:p>
-    <w:p>
-      <w:pPr>
-        <w:keepNext/>
-        <w:spacing w:after="30"/>
-        <w:ind w:left="360"/>
-      </w:pPr>
-      <w:r>
-        <w:t xml:space="preserve">B.  Identify, Investigate, Respond, Resolve, Document</w:t>
-      </w:r>
-    </w:p>
-    <w:p>
-      <w:pPr>
-        <w:keepNext/>
-        <w:spacing w:after="30"/>
-        <w:ind w:left="360"/>
-      </w:pPr>
-      <w:r>
-        <w:t xml:space="preserve">C.  Document, Identify, Respond, Resolve, Investigate</w:t>
-      </w:r>
-    </w:p>
-    <w:p>
-      <w:pPr>
-        <w:keepNext/>
-        <w:spacing w:after="30"/>
-        <w:ind w:left="360"/>
-      </w:pPr>
-      <w:r>
-        <w:t xml:space="preserve">D.  Investigate, Identify, Document, Resolve, Respond</w:t>
+        <w:t xml:space="preserve">A good structure for bad news is:</w:t>
+      </w:r>
+    </w:p>
+    <w:p>
+      <w:pPr>
+        <w:keepNext/>
+        <w:spacing w:after="30"/>
+        <w:ind w:left="360"/>
+      </w:pPr>
+      <w:r>
+        <w:t xml:space="preserve">A.  Hide it in the middle of a long message</w:t>
+      </w:r>
+    </w:p>
+    <w:p>
+      <w:pPr>
+        <w:keepNext/>
+        <w:spacing w:after="30"/>
+        <w:ind w:left="360"/>
+      </w:pPr>
+      <w:r>
+        <w:t xml:space="preserve">B.  Acknowledge, state it clearly, explain briefly, offer what you can do, give the next step</w:t>
+      </w:r>
+    </w:p>
+    <w:p>
+      <w:pPr>
+        <w:keepNext/>
+        <w:spacing w:after="30"/>
+        <w:ind w:left="360"/>
+      </w:pPr>
+      <w:r>
+        <w:t xml:space="preserve">C.  Start with the policy and end with the apology</w:t>
+      </w:r>
+    </w:p>
+    <w:p>
+      <w:pPr>
+        <w:keepNext/>
+        <w:spacing w:after="30"/>
+        <w:ind w:left="360"/>
+      </w:pPr>
+      <w:r>
+        <w:t xml:space="preserve">D.  Say it quickly and end the call</w:t>
       </w:r>
     </w:p>
     <w:p>
@@ -11027,7 +11738,7 @@
           <w:iCs/>
           <w:color w:val="444444"/>
         </w:rPr>
-        <w:t xml:space="preserve">Understand the issue before acting.</w:t>
+        <w:t xml:space="preserve">Clear and kind beats vague and cold.</w:t>
       </w:r>
     </w:p>
     <w:p>
@@ -11047,47 +11758,47 @@
           <w:b/>
           <w:bCs/>
         </w:rPr>
-        <w:t xml:space="preserve">Which is the best question to understand a problem?</w:t>
-      </w:r>
-    </w:p>
-    <w:p>
-      <w:pPr>
-        <w:keepNext/>
-        <w:spacing w:after="30"/>
-        <w:ind w:left="360"/>
-      </w:pPr>
-      <w:r>
-        <w:t xml:space="preserve">A.  “Can you tell me more about what happened?”</w:t>
-      </w:r>
-    </w:p>
-    <w:p>
-      <w:pPr>
-        <w:keepNext/>
-        <w:spacing w:after="30"/>
-        <w:ind w:left="360"/>
-      </w:pPr>
-      <w:r>
-        <w:t xml:space="preserve">B.  “Why didn’t you read the email?”</w:t>
-      </w:r>
-    </w:p>
-    <w:p>
-      <w:pPr>
-        <w:keepNext/>
-        <w:spacing w:after="30"/>
-        <w:ind w:left="360"/>
-      </w:pPr>
-      <w:r>
-        <w:t xml:space="preserve">C.  “Is that all?”</w:t>
-      </w:r>
-    </w:p>
-    <w:p>
-      <w:pPr>
-        <w:keepNext/>
-        <w:spacing w:after="30"/>
-        <w:ind w:left="360"/>
-      </w:pPr>
-      <w:r>
-        <w:t xml:space="preserve">D.  “Do you have the right account?”</w:t>
+        <w:t xml:space="preserve">Which is the best way to say no?</w:t>
+      </w:r>
+    </w:p>
+    <w:p>
+      <w:pPr>
+        <w:keepNext/>
+        <w:spacing w:after="30"/>
+        <w:ind w:left="360"/>
+      </w:pPr>
+      <w:r>
+        <w:t xml:space="preserve">A.  “I’m not able to do that, but here’s what I can do.”</w:t>
+      </w:r>
+    </w:p>
+    <w:p>
+      <w:pPr>
+        <w:keepNext/>
+        <w:spacing w:after="30"/>
+        <w:ind w:left="360"/>
+      </w:pPr>
+      <w:r>
+        <w:t xml:space="preserve">B.  “We can’t do that.”</w:t>
+      </w:r>
+    </w:p>
+    <w:p>
+      <w:pPr>
+        <w:keepNext/>
+        <w:spacing w:after="30"/>
+        <w:ind w:left="360"/>
+      </w:pPr>
+      <w:r>
+        <w:t xml:space="preserve">C.  “That’s not allowed.”</w:t>
+      </w:r>
+    </w:p>
+    <w:p>
+      <w:pPr>
+        <w:keepNext/>
+        <w:spacing w:after="30"/>
+        <w:ind w:left="360"/>
+      </w:pPr>
+      <w:r>
+        <w:t xml:space="preserve">D.  “Nobody can do that.”</w:t>
       </w:r>
     </w:p>
     <w:p>
@@ -11109,7 +11820,7 @@
           <w:iCs/>
           <w:color w:val="444444"/>
         </w:rPr>
-        <w:t xml:space="preserve">Open questions invite detail without blame.</w:t>
+        <w:t xml:space="preserve">Pair the limit with an option.</w:t>
       </w:r>
     </w:p>
     <w:p>
@@ -11129,57 +11840,47 @@
           <w:b/>
           <w:bCs/>
         </w:rPr>
-        <w:t xml:space="preserve">Select ALL that belong in a documentation entry. (select all that apply)</w:t>
-      </w:r>
-    </w:p>
-    <w:p>
-      <w:pPr>
-        <w:keepNext/>
-        <w:spacing w:after="30"/>
-        <w:ind w:left="360"/>
-      </w:pPr>
-      <w:r>
-        <w:t xml:space="preserve">A.  Date and time</w:t>
-      </w:r>
-    </w:p>
-    <w:p>
-      <w:pPr>
-        <w:keepNext/>
-        <w:spacing w:after="30"/>
-        <w:ind w:left="360"/>
-      </w:pPr>
-      <w:r>
-        <w:t xml:space="preserve">B.  The concern</w:t>
-      </w:r>
-    </w:p>
-    <w:p>
-      <w:pPr>
-        <w:keepNext/>
-        <w:spacing w:after="30"/>
-        <w:ind w:left="360"/>
-      </w:pPr>
-      <w:r>
-        <w:t xml:space="preserve">C.  Actions taken</w:t>
-      </w:r>
-    </w:p>
-    <w:p>
-      <w:pPr>
-        <w:keepNext/>
-        <w:spacing w:after="30"/>
-        <w:ind w:left="360"/>
-      </w:pPr>
-      <w:r>
-        <w:t xml:space="preserve">D.  Your opinion of the caller’s personality</w:t>
-      </w:r>
-    </w:p>
-    <w:p>
-      <w:pPr>
-        <w:keepNext/>
-        <w:spacing w:after="30"/>
-        <w:ind w:left="360"/>
-      </w:pPr>
-      <w:r>
-        <w:t xml:space="preserve">undefined.  Follow-up</w:t>
+        <w:t xml:space="preserve">A customer asks for a policy exception that is not allowed. You:</w:t>
+      </w:r>
+    </w:p>
+    <w:p>
+      <w:pPr>
+        <w:keepNext/>
+        <w:spacing w:after="30"/>
+        <w:ind w:left="360"/>
+      </w:pPr>
+      <w:r>
+        <w:t xml:space="preserve">A.  Make an exception to avoid conflict</w:t>
+      </w:r>
+    </w:p>
+    <w:p>
+      <w:pPr>
+        <w:keepNext/>
+        <w:spacing w:after="30"/>
+        <w:ind w:left="360"/>
+      </w:pPr>
+      <w:r>
+        <w:t xml:space="preserve">B.  Say you have no power</w:t>
+      </w:r>
+    </w:p>
+    <w:p>
+      <w:pPr>
+        <w:keepNext/>
+        <w:spacing w:after="30"/>
+        <w:ind w:left="360"/>
+      </w:pPr>
+      <w:r>
+        <w:t xml:space="preserve">C.  Tell them to stop asking</w:t>
+      </w:r>
+    </w:p>
+    <w:p>
+      <w:pPr>
+        <w:keepNext/>
+        <w:spacing w:after="30"/>
+        <w:ind w:left="360"/>
+      </w:pPr>
+      <w:r>
+        <w:t xml:space="preserve">D.  Explain kindly, offer the closest alternative and mention the escalation path if one exists</w:t>
       </w:r>
     </w:p>
     <w:p>
@@ -11193,7 +11894,7 @@
           <w:bCs/>
           <w:color w:val="6C1ABA"/>
         </w:rPr>
-        <w:t xml:space="preserve">Answer: A, B, C, . </w:t>
+        <w:t xml:space="preserve">Answer: D. </w:t>
       </w:r>
       <w:r>
         <w:rPr>
@@ -11201,7 +11902,7 @@
           <w:iCs/>
           <w:color w:val="444444"/>
         </w:rPr>
-        <w:t xml:space="preserve">Facts only: date and time, concern, actions, resolution and follow-up.</w:t>
+        <w:t xml:space="preserve">Never promise what you cannot give; always give a path.</w:t>
       </w:r>
     </w:p>
     <w:p>
@@ -11221,47 +11922,17 @@
           <w:b/>
           <w:bCs/>
         </w:rPr>
-        <w:t xml:space="preserve">Why is documentation important?</w:t>
-      </w:r>
-    </w:p>
-    <w:p>
-      <w:pPr>
-        <w:keepNext/>
-        <w:spacing w:after="30"/>
-        <w:ind w:left="360"/>
-      </w:pPr>
-      <w:r>
-        <w:t xml:space="preserve">A.  It makes the call longer</w:t>
-      </w:r>
-    </w:p>
-    <w:p>
-      <w:pPr>
-        <w:keepNext/>
-        <w:spacing w:after="30"/>
-        <w:ind w:left="360"/>
-      </w:pPr>
-      <w:r>
-        <w:t xml:space="preserve">B.  It is only for managers</w:t>
-      </w:r>
-    </w:p>
-    <w:p>
-      <w:pPr>
-        <w:keepNext/>
-        <w:spacing w:after="30"/>
-        <w:ind w:left="360"/>
-      </w:pPr>
-      <w:r>
-        <w:t xml:space="preserve">C.  It is optional for simple calls</w:t>
-      </w:r>
-    </w:p>
-    <w:p>
-      <w:pPr>
-        <w:keepNext/>
-        <w:spacing w:after="30"/>
-        <w:ind w:left="360"/>
-      </w:pPr>
-      <w:r>
-        <w:t xml:space="preserve">D.  It creates accountability, maintains continuity and tracks resolutions</w:t>
+        <w:t xml:space="preserve">Apologizing for a bad experience means admitting the company is at fault, so it should be avoided. (true or false)</w:t>
+      </w:r>
+    </w:p>
+    <w:p>
+      <w:pPr>
+        <w:keepNext/>
+        <w:spacing w:after="30"/>
+        <w:ind w:left="360"/>
+      </w:pPr>
+      <w:r>
+        <w:t xml:space="preserve">A.  True      B.  False</w:t>
       </w:r>
     </w:p>
     <w:p>
@@ -11275,7 +11946,7 @@
           <w:bCs/>
           <w:color w:val="6C1ABA"/>
         </w:rPr>
-        <w:t xml:space="preserve">Answer: D. </w:t>
+        <w:t xml:space="preserve">Answer: B (False). </w:t>
       </w:r>
       <w:r>
         <w:rPr>
@@ -11283,7 +11954,7 @@
           <w:iCs/>
           <w:color w:val="444444"/>
         </w:rPr>
-        <w:t xml:space="preserve">Anyone can pick up where you left off.</w:t>
+        <w:t xml:space="preserve">You can apologize for the experience without assigning blame.</w:t>
       </w:r>
     </w:p>
     <w:p>
@@ -11303,47 +11974,47 @@
           <w:b/>
           <w:bCs/>
         </w:rPr>
-        <w:t xml:space="preserve">A note says “Customer called. Issue handled.” What is wrong with it?</w:t>
-      </w:r>
-    </w:p>
-    <w:p>
-      <w:pPr>
-        <w:keepNext/>
-        <w:spacing w:after="30"/>
-        <w:ind w:left="360"/>
-      </w:pPr>
-      <w:r>
-        <w:t xml:space="preserve">A.  It is too long</w:t>
-      </w:r>
-    </w:p>
-    <w:p>
-      <w:pPr>
-        <w:keepNext/>
-        <w:spacing w:after="30"/>
-        <w:ind w:left="360"/>
-      </w:pPr>
-      <w:r>
-        <w:t xml:space="preserve">B.  It uses too many details</w:t>
-      </w:r>
-    </w:p>
-    <w:p>
-      <w:pPr>
-        <w:keepNext/>
-        <w:spacing w:after="30"/>
-        <w:ind w:left="360"/>
-      </w:pPr>
-      <w:r>
-        <w:t xml:space="preserve">C.  It lacks date and time, the concern, actions, resolution and follow-up</w:t>
-      </w:r>
-    </w:p>
-    <w:p>
-      <w:pPr>
-        <w:keepNext/>
-        <w:spacing w:after="30"/>
-        <w:ind w:left="360"/>
-      </w:pPr>
-      <w:r>
-        <w:t xml:space="preserve">D.  Nothing is wrong</w:t>
+        <w:t xml:space="preserve">You are not sure when something will be done. You say:</w:t>
+      </w:r>
+    </w:p>
+    <w:p>
+      <w:pPr>
+        <w:keepNext/>
+        <w:spacing w:after="30"/>
+        <w:ind w:left="360"/>
+      </w:pPr>
+      <w:r>
+        <w:t xml:space="preserve">A.  “It will definitely be done tomorrow.”</w:t>
+      </w:r>
+    </w:p>
+    <w:p>
+      <w:pPr>
+        <w:keepNext/>
+        <w:spacing w:after="30"/>
+        <w:ind w:left="360"/>
+      </w:pPr>
+      <w:r>
+        <w:t xml:space="preserve">B.  “Soon.”</w:t>
+      </w:r>
+    </w:p>
+    <w:p>
+      <w:pPr>
+        <w:keepNext/>
+        <w:spacing w:after="30"/>
+        <w:ind w:left="360"/>
+      </w:pPr>
+      <w:r>
+        <w:t xml:space="preserve">C.  “I expect this by Thursday; I’ll confirm by Wednesday.”</w:t>
+      </w:r>
+    </w:p>
+    <w:p>
+      <w:pPr>
+        <w:keepNext/>
+        <w:spacing w:after="30"/>
+        <w:ind w:left="360"/>
+      </w:pPr>
+      <w:r>
+        <w:t xml:space="preserve">D.  “I don’t know.”</w:t>
       </w:r>
     </w:p>
     <w:p>
@@ -11365,7 +12036,7 @@
           <w:iCs/>
           <w:color w:val="444444"/>
         </w:rPr>
-        <w:t xml:space="preserve">A note must stand on its own.</w:t>
+        <w:t xml:space="preserve">Promise only what you can control; give a realistic window.</w:t>
       </w:r>
     </w:p>
     <w:p>
@@ -11385,47 +12056,47 @@
           <w:b/>
           <w:bCs/>
         </w:rPr>
-        <w:t xml:space="preserve">When should an issue be escalated?</w:t>
-      </w:r>
-    </w:p>
-    <w:p>
-      <w:pPr>
-        <w:keepNext/>
-        <w:spacing w:after="30"/>
-        <w:ind w:left="360"/>
-      </w:pPr>
-      <w:r>
-        <w:t xml:space="preserve">A.  Every time</w:t>
-      </w:r>
-    </w:p>
-    <w:p>
-      <w:pPr>
-        <w:keepNext/>
-        <w:spacing w:after="30"/>
-        <w:ind w:left="360"/>
-      </w:pPr>
-      <w:r>
-        <w:t xml:space="preserve">B.  When a supervisor is requested, an exception is needed, the issue cannot be resolved, or the concern is sensitive</w:t>
-      </w:r>
-    </w:p>
-    <w:p>
-      <w:pPr>
-        <w:keepNext/>
-        <w:spacing w:after="30"/>
-        <w:ind w:left="360"/>
-      </w:pPr>
-      <w:r>
-        <w:t xml:space="preserve">C.  Only after five calls</w:t>
-      </w:r>
-    </w:p>
-    <w:p>
-      <w:pPr>
-        <w:keepNext/>
-        <w:spacing w:after="30"/>
-        <w:ind w:left="360"/>
-      </w:pPr>
-      <w:r>
-        <w:t xml:space="preserve">D.  Never</w:t>
+        <w:t xml:space="preserve">Which phrase blames the customer?</w:t>
+      </w:r>
+    </w:p>
+    <w:p>
+      <w:pPr>
+        <w:keepNext/>
+        <w:spacing w:after="30"/>
+        <w:ind w:left="360"/>
+      </w:pPr>
+      <w:r>
+        <w:t xml:space="preserve">A.  “Let me walk you through it.”</w:t>
+      </w:r>
+    </w:p>
+    <w:p>
+      <w:pPr>
+        <w:keepNext/>
+        <w:spacing w:after="30"/>
+        <w:ind w:left="360"/>
+      </w:pPr>
+      <w:r>
+        <w:t xml:space="preserve">B.  “You should have read the instructions.”</w:t>
+      </w:r>
+    </w:p>
+    <w:p>
+      <w:pPr>
+        <w:keepNext/>
+        <w:spacing w:after="30"/>
+        <w:ind w:left="360"/>
+      </w:pPr>
+      <w:r>
+        <w:t xml:space="preserve">C.  “I can see why that was confusing.”</w:t>
+      </w:r>
+    </w:p>
+    <w:p>
+      <w:pPr>
+        <w:keepNext/>
+        <w:spacing w:after="30"/>
+        <w:ind w:left="360"/>
+      </w:pPr>
+      <w:r>
+        <w:t xml:space="preserve">D.  “Let me check that for you.”</w:t>
       </w:r>
     </w:p>
     <w:p>
@@ -11447,7 +12118,7 @@
           <w:iCs/>
           <w:color w:val="444444"/>
         </w:rPr>
-        <w:t xml:space="preserve">Escalate with purpose.</w:t>
+        <w:t xml:space="preserve">Blame closes people down.</w:t>
       </w:r>
     </w:p>
     <w:p>
@@ -11467,47 +12138,57 @@
           <w:b/>
           <w:bCs/>
         </w:rPr>
-        <w:t xml:space="preserve">What do you gather before you escalate?</w:t>
-      </w:r>
-    </w:p>
-    <w:p>
-      <w:pPr>
-        <w:keepNext/>
-        <w:spacing w:after="30"/>
-        <w:ind w:left="360"/>
-      </w:pPr>
-      <w:r>
-        <w:t xml:space="preserve">A.  Customer name, summary, relevant dates and actions already taken</w:t>
-      </w:r>
-    </w:p>
-    <w:p>
-      <w:pPr>
-        <w:keepNext/>
-        <w:spacing w:after="30"/>
-        <w:ind w:left="360"/>
-      </w:pPr>
-      <w:r>
-        <w:t xml:space="preserve">B.  The customer’s opinion of you</w:t>
-      </w:r>
-    </w:p>
-    <w:p>
-      <w:pPr>
-        <w:keepNext/>
-        <w:spacing w:after="30"/>
-        <w:ind w:left="360"/>
-      </w:pPr>
-      <w:r>
-        <w:t xml:space="preserve">C.  Only the customer’s name</w:t>
-      </w:r>
-    </w:p>
-    <w:p>
-      <w:pPr>
-        <w:keepNext/>
-        <w:spacing w:after="30"/>
-        <w:ind w:left="360"/>
-      </w:pPr>
-      <w:r>
-        <w:t xml:space="preserve">D.  Nothing; the supervisor will ask</w:t>
+        <w:t xml:space="preserve">Select ALL parts of a good “no.” (select all that apply)</w:t>
+      </w:r>
+    </w:p>
+    <w:p>
+      <w:pPr>
+        <w:keepNext/>
+        <w:spacing w:after="30"/>
+        <w:ind w:left="360"/>
+      </w:pPr>
+      <w:r>
+        <w:t xml:space="preserve">A.  A clear answer</w:t>
+      </w:r>
+    </w:p>
+    <w:p>
+      <w:pPr>
+        <w:keepNext/>
+        <w:spacing w:after="30"/>
+        <w:ind w:left="360"/>
+      </w:pPr>
+      <w:r>
+        <w:t xml:space="preserve">B.  A brief reason</w:t>
+      </w:r>
+    </w:p>
+    <w:p>
+      <w:pPr>
+        <w:keepNext/>
+        <w:spacing w:after="30"/>
+        <w:ind w:left="360"/>
+      </w:pPr>
+      <w:r>
+        <w:t xml:space="preserve">C.  An alternative</w:t>
+      </w:r>
+    </w:p>
+    <w:p>
+      <w:pPr>
+        <w:keepNext/>
+        <w:spacing w:after="30"/>
+        <w:ind w:left="360"/>
+      </w:pPr>
+      <w:r>
+        <w:t xml:space="preserve">D.  A long defensive explanation</w:t>
+      </w:r>
+    </w:p>
+    <w:p>
+      <w:pPr>
+        <w:keepNext/>
+        <w:spacing w:after="30"/>
+        <w:ind w:left="360"/>
+      </w:pPr>
+      <w:r>
+        <w:t xml:space="preserve">undefined.  A next step</w:t>
       </w:r>
     </w:p>
     <w:p>
@@ -11521,7 +12202,7 @@
           <w:bCs/>
           <w:color w:val="6C1ABA"/>
         </w:rPr>
-        <w:t xml:space="preserve">Answer: A. </w:t>
+        <w:t xml:space="preserve">Answer: A, B, C, . </w:t>
       </w:r>
       <w:r>
         <w:rPr>
@@ -11529,7 +12210,7 @@
           <w:iCs/>
           <w:color w:val="444444"/>
         </w:rPr>
-        <w:t xml:space="preserve">A good handoff saves the customer from repeating.</w:t>
+        <w:t xml:space="preserve">Short, clear and useful.</w:t>
       </w:r>
     </w:p>
     <w:p>
@@ -11549,47 +12230,47 @@
           <w:b/>
           <w:bCs/>
         </w:rPr>
-        <w:t xml:space="preserve">After you escalate, what should the customer hear?</w:t>
-      </w:r>
-    </w:p>
-    <w:p>
-      <w:pPr>
-        <w:keepNext/>
-        <w:spacing w:after="30"/>
-        <w:ind w:left="360"/>
-      </w:pPr>
-      <w:r>
-        <w:t xml:space="preserve">A.  “It’s out of my hands.”</w:t>
-      </w:r>
-    </w:p>
-    <w:p>
-      <w:pPr>
-        <w:keepNext/>
-        <w:spacing w:after="30"/>
-        <w:ind w:left="360"/>
-      </w:pPr>
-      <w:r>
-        <w:t xml:space="preserve">B.  “Someone will call you.”</w:t>
-      </w:r>
-    </w:p>
-    <w:p>
-      <w:pPr>
-        <w:keepNext/>
-        <w:spacing w:after="30"/>
-        <w:ind w:left="360"/>
-      </w:pPr>
-      <w:r>
-        <w:t xml:space="preserve">C.  “Good luck.”</w:t>
-      </w:r>
-    </w:p>
-    <w:p>
-      <w:pPr>
-        <w:keepNext/>
-        <w:spacing w:after="30"/>
-        <w:ind w:left="360"/>
-      </w:pPr>
-      <w:r>
-        <w:t xml:space="preserve">D.  Who has the issue, what happens next, and by when</w:t>
+        <w:t xml:space="preserve">After your “no,” the customer says, “That’s unacceptable!” You:</w:t>
+      </w:r>
+    </w:p>
+    <w:p>
+      <w:pPr>
+        <w:keepNext/>
+        <w:spacing w:after="30"/>
+        <w:ind w:left="360"/>
+      </w:pPr>
+      <w:r>
+        <w:t xml:space="preserve">A.  Acknowledge their feelings, stay calm and offer escalation if available</w:t>
+      </w:r>
+    </w:p>
+    <w:p>
+      <w:pPr>
+        <w:keepNext/>
+        <w:spacing w:after="30"/>
+        <w:ind w:left="360"/>
+      </w:pPr>
+      <w:r>
+        <w:t xml:space="preserve">B.  Repeat the policy louder</w:t>
+      </w:r>
+    </w:p>
+    <w:p>
+      <w:pPr>
+        <w:keepNext/>
+        <w:spacing w:after="30"/>
+        <w:ind w:left="360"/>
+      </w:pPr>
+      <w:r>
+        <w:t xml:space="preserve">C.  Change your answer</w:t>
+      </w:r>
+    </w:p>
+    <w:p>
+      <w:pPr>
+        <w:keepNext/>
+        <w:spacing w:after="30"/>
+        <w:ind w:left="360"/>
+      </w:pPr>
+      <w:r>
+        <w:t xml:space="preserve">D.  Apologize and end the call</w:t>
       </w:r>
     </w:p>
     <w:p>
@@ -11603,7 +12284,7 @@
           <w:bCs/>
           <w:color w:val="6C1ABA"/>
         </w:rPr>
-        <w:t xml:space="preserve">Answer: D. </w:t>
+        <w:t xml:space="preserve">Answer: A. </w:t>
       </w:r>
       <w:r>
         <w:rPr>
@@ -11611,7 +12292,7 @@
           <w:iCs/>
           <w:color w:val="444444"/>
         </w:rPr>
-        <w:t xml:space="preserve">Escalation is a handoff, not an exit.</w:t>
+        <w:t xml:space="preserve">Stay steady and respectful.</w:t>
       </w:r>
     </w:p>
     <w:p>
@@ -11619,7 +12300,7 @@
         <w:pStyle w:val="Heading2"/>
       </w:pPr>
       <w:r>
-        <w:t xml:space="preserve">Module 10: Staying Resilient</w:t>
+        <w:t xml:space="preserve">Module 10: Resolution, Documentation and Escalation</w:t>
       </w:r>
     </w:p>
     <w:p>
@@ -11639,47 +12320,47 @@
           <w:b/>
           <w:bCs/>
         </w:rPr>
-        <w:t xml:space="preserve">After an emotionally heavy call, a healthy step is:</w:t>
-      </w:r>
-    </w:p>
-    <w:p>
-      <w:pPr>
-        <w:keepNext/>
-        <w:spacing w:after="30"/>
-        <w:ind w:left="360"/>
-      </w:pPr>
-      <w:r>
-        <w:t xml:space="preserve">A.  Ignore it and keep going</w:t>
-      </w:r>
-    </w:p>
-    <w:p>
-      <w:pPr>
-        <w:keepNext/>
-        <w:spacing w:after="30"/>
-        <w:ind w:left="360"/>
-      </w:pPr>
-      <w:r>
-        <w:t xml:space="preserve">B.  Vent about the caller on social media</w:t>
-      </w:r>
-    </w:p>
-    <w:p>
-      <w:pPr>
-        <w:keepNext/>
-        <w:spacing w:after="30"/>
-        <w:ind w:left="360"/>
-      </w:pPr>
-      <w:r>
-        <w:t xml:space="preserve">C.  A short reset: breathe, step away briefly, and tell your lead if you need support</w:t>
-      </w:r>
-    </w:p>
-    <w:p>
-      <w:pPr>
-        <w:keepNext/>
-        <w:spacing w:after="30"/>
-        <w:ind w:left="360"/>
-      </w:pPr>
-      <w:r>
-        <w:t xml:space="preserve">D.  Skip your break to catch up</w:t>
+        <w:t xml:space="preserve">The resolution process is:</w:t>
+      </w:r>
+    </w:p>
+    <w:p>
+      <w:pPr>
+        <w:keepNext/>
+        <w:spacing w:after="30"/>
+        <w:ind w:left="360"/>
+      </w:pPr>
+      <w:r>
+        <w:t xml:space="preserve">A.  Respond, Resolve, Identify, Document, Investigate</w:t>
+      </w:r>
+    </w:p>
+    <w:p>
+      <w:pPr>
+        <w:keepNext/>
+        <w:spacing w:after="30"/>
+        <w:ind w:left="360"/>
+      </w:pPr>
+      <w:r>
+        <w:t xml:space="preserve">B.  Document, Identify, Respond, Resolve, Investigate</w:t>
+      </w:r>
+    </w:p>
+    <w:p>
+      <w:pPr>
+        <w:keepNext/>
+        <w:spacing w:after="30"/>
+        <w:ind w:left="360"/>
+      </w:pPr>
+      <w:r>
+        <w:t xml:space="preserve">C.  Investigate, Identify, Document, Resolve, Respond</w:t>
+      </w:r>
+    </w:p>
+    <w:p>
+      <w:pPr>
+        <w:keepNext/>
+        <w:spacing w:after="30"/>
+        <w:ind w:left="360"/>
+      </w:pPr>
+      <w:r>
+        <w:t xml:space="preserve">D.  Identify, Investigate, Respond, Resolve, Document</w:t>
       </w:r>
     </w:p>
     <w:p>
@@ -11693,7 +12374,7 @@
           <w:bCs/>
           <w:color w:val="6C1ABA"/>
         </w:rPr>
-        <w:t xml:space="preserve">Answer: C. </w:t>
+        <w:t xml:space="preserve">Answer: D. </w:t>
       </w:r>
       <w:r>
         <w:rPr>
@@ -11701,7 +12382,7 @@
           <w:iCs/>
           <w:color w:val="444444"/>
         </w:rPr>
-        <w:t xml:space="preserve">Short resets protect you and your next caller.</w:t>
+        <w:t xml:space="preserve">Understand the issue before acting.</w:t>
       </w:r>
     </w:p>
     <w:p>
@@ -11721,17 +12402,47 @@
           <w:b/>
           <w:bCs/>
         </w:rPr>
-        <w:t xml:space="preserve">Asking for support after a hard call is a sign of weakness. (true or false)</w:t>
-      </w:r>
-    </w:p>
-    <w:p>
-      <w:pPr>
-        <w:keepNext/>
-        <w:spacing w:after="30"/>
-        <w:ind w:left="360"/>
-      </w:pPr>
-      <w:r>
-        <w:t xml:space="preserve">A.  True      B.  False</w:t>
+        <w:t xml:space="preserve">Which is the best question to understand a problem?</w:t>
+      </w:r>
+    </w:p>
+    <w:p>
+      <w:pPr>
+        <w:keepNext/>
+        <w:spacing w:after="30"/>
+        <w:ind w:left="360"/>
+      </w:pPr>
+      <w:r>
+        <w:t xml:space="preserve">A.  “Why didn’t you read the email?”</w:t>
+      </w:r>
+    </w:p>
+    <w:p>
+      <w:pPr>
+        <w:keepNext/>
+        <w:spacing w:after="30"/>
+        <w:ind w:left="360"/>
+      </w:pPr>
+      <w:r>
+        <w:t xml:space="preserve">B.  “Is that all?”</w:t>
+      </w:r>
+    </w:p>
+    <w:p>
+      <w:pPr>
+        <w:keepNext/>
+        <w:spacing w:after="30"/>
+        <w:ind w:left="360"/>
+      </w:pPr>
+      <w:r>
+        <w:t xml:space="preserve">C.  “Can you tell me more about what happened?”</w:t>
+      </w:r>
+    </w:p>
+    <w:p>
+      <w:pPr>
+        <w:keepNext/>
+        <w:spacing w:after="30"/>
+        <w:ind w:left="360"/>
+      </w:pPr>
+      <w:r>
+        <w:t xml:space="preserve">D.  “Do you have the right account?”</w:t>
       </w:r>
     </w:p>
     <w:p>
@@ -11745,7 +12456,7 @@
           <w:bCs/>
           <w:color w:val="6C1ABA"/>
         </w:rPr>
-        <w:t xml:space="preserve">Answer: B (False). </w:t>
+        <w:t xml:space="preserve">Answer: C. </w:t>
       </w:r>
       <w:r>
         <w:rPr>
@@ -11753,7 +12464,7 @@
           <w:iCs/>
           <w:color w:val="444444"/>
         </w:rPr>
-        <w:t xml:space="preserve">Asking early is professional and keeps small problems small.</w:t>
+        <w:t xml:space="preserve">Open questions invite detail without blame.</w:t>
       </w:r>
     </w:p>
     <w:p>
@@ -11773,47 +12484,57 @@
           <w:b/>
           <w:bCs/>
         </w:rPr>
-        <w:t xml:space="preserve">Which is a common sign of burnout?</w:t>
-      </w:r>
-    </w:p>
-    <w:p>
-      <w:pPr>
-        <w:keepNext/>
-        <w:spacing w:after="30"/>
-        <w:ind w:left="360"/>
-      </w:pPr>
-      <w:r>
-        <w:t xml:space="preserve">A.  Feeling tired after a long day once</w:t>
-      </w:r>
-    </w:p>
-    <w:p>
-      <w:pPr>
-        <w:keepNext/>
-        <w:spacing w:after="30"/>
-        <w:ind w:left="360"/>
-      </w:pPr>
-      <w:r>
-        <w:t xml:space="preserve">B.  Dreading every shift and snapping at coworkers</w:t>
-      </w:r>
-    </w:p>
-    <w:p>
-      <w:pPr>
-        <w:keepNext/>
-        <w:spacing w:after="30"/>
-        <w:ind w:left="360"/>
-      </w:pPr>
-      <w:r>
-        <w:t xml:space="preserve">C.  Being busy at peak hours</w:t>
-      </w:r>
-    </w:p>
-    <w:p>
-      <w:pPr>
-        <w:keepNext/>
-        <w:spacing w:after="30"/>
-        <w:ind w:left="360"/>
-      </w:pPr>
-      <w:r>
-        <w:t xml:space="preserve">D.  Learning a new task</w:t>
+        <w:t xml:space="preserve">Select ALL that belong in a documentation entry. (select all that apply)</w:t>
+      </w:r>
+    </w:p>
+    <w:p>
+      <w:pPr>
+        <w:keepNext/>
+        <w:spacing w:after="30"/>
+        <w:ind w:left="360"/>
+      </w:pPr>
+      <w:r>
+        <w:t xml:space="preserve">A.  Date and time</w:t>
+      </w:r>
+    </w:p>
+    <w:p>
+      <w:pPr>
+        <w:keepNext/>
+        <w:spacing w:after="30"/>
+        <w:ind w:left="360"/>
+      </w:pPr>
+      <w:r>
+        <w:t xml:space="preserve">B.  The concern</w:t>
+      </w:r>
+    </w:p>
+    <w:p>
+      <w:pPr>
+        <w:keepNext/>
+        <w:spacing w:after="30"/>
+        <w:ind w:left="360"/>
+      </w:pPr>
+      <w:r>
+        <w:t xml:space="preserve">C.  Actions taken</w:t>
+      </w:r>
+    </w:p>
+    <w:p>
+      <w:pPr>
+        <w:keepNext/>
+        <w:spacing w:after="30"/>
+        <w:ind w:left="360"/>
+      </w:pPr>
+      <w:r>
+        <w:t xml:space="preserve">D.  Your opinion of the caller’s personality</w:t>
+      </w:r>
+    </w:p>
+    <w:p>
+      <w:pPr>
+        <w:keepNext/>
+        <w:spacing w:after="30"/>
+        <w:ind w:left="360"/>
+      </w:pPr>
+      <w:r>
+        <w:t xml:space="preserve">undefined.  Follow-up</w:t>
       </w:r>
     </w:p>
     <w:p>
@@ -11827,7 +12548,7 @@
           <w:bCs/>
           <w:color w:val="6C1ABA"/>
         </w:rPr>
-        <w:t xml:space="preserve">Answer: B. </w:t>
+        <w:t xml:space="preserve">Answer: A, B, C, . </w:t>
       </w:r>
       <w:r>
         <w:rPr>
@@ -11835,7 +12556,7 @@
           <w:iCs/>
           <w:color w:val="444444"/>
         </w:rPr>
-        <w:t xml:space="preserve">Look for patterns, not one bad day.</w:t>
+        <w:t xml:space="preserve">Facts only: date and time, concern, actions, resolution and follow-up.</w:t>
       </w:r>
     </w:p>
     <w:p>
@@ -11855,47 +12576,47 @@
           <w:b/>
           <w:bCs/>
         </w:rPr>
-        <w:t xml:space="preserve">A caller is furious about something you did not cause. A helpful mindset is:</w:t>
-      </w:r>
-    </w:p>
-    <w:p>
-      <w:pPr>
-        <w:keepNext/>
-        <w:spacing w:after="30"/>
-        <w:ind w:left="360"/>
-      </w:pPr>
-      <w:r>
-        <w:t xml:space="preserve">A.  Their frustration is usually about the situation, not about you</w:t>
-      </w:r>
-    </w:p>
-    <w:p>
-      <w:pPr>
-        <w:keepNext/>
-        <w:spacing w:after="30"/>
-        <w:ind w:left="360"/>
-      </w:pPr>
-      <w:r>
-        <w:t xml:space="preserve">B.  They are attacking me personally</w:t>
-      </w:r>
-    </w:p>
-    <w:p>
-      <w:pPr>
-        <w:keepNext/>
-        <w:spacing w:after="30"/>
-        <w:ind w:left="360"/>
-      </w:pPr>
-      <w:r>
-        <w:t xml:space="preserve">C.  I must have caused it</w:t>
-      </w:r>
-    </w:p>
-    <w:p>
-      <w:pPr>
-        <w:keepNext/>
-        <w:spacing w:after="30"/>
-        <w:ind w:left="360"/>
-      </w:pPr>
-      <w:r>
-        <w:t xml:space="preserve">D.  They should be punished</w:t>
+        <w:t xml:space="preserve">Why is documentation important?</w:t>
+      </w:r>
+    </w:p>
+    <w:p>
+      <w:pPr>
+        <w:keepNext/>
+        <w:spacing w:after="30"/>
+        <w:ind w:left="360"/>
+      </w:pPr>
+      <w:r>
+        <w:t xml:space="preserve">A.  It makes the call longer</w:t>
+      </w:r>
+    </w:p>
+    <w:p>
+      <w:pPr>
+        <w:keepNext/>
+        <w:spacing w:after="30"/>
+        <w:ind w:left="360"/>
+      </w:pPr>
+      <w:r>
+        <w:t xml:space="preserve">B.  It creates accountability, maintains continuity and tracks resolutions</w:t>
+      </w:r>
+    </w:p>
+    <w:p>
+      <w:pPr>
+        <w:keepNext/>
+        <w:spacing w:after="30"/>
+        <w:ind w:left="360"/>
+      </w:pPr>
+      <w:r>
+        <w:t xml:space="preserve">C.  It is only for managers</w:t>
+      </w:r>
+    </w:p>
+    <w:p>
+      <w:pPr>
+        <w:keepNext/>
+        <w:spacing w:after="30"/>
+        <w:ind w:left="360"/>
+      </w:pPr>
+      <w:r>
+        <w:t xml:space="preserve">D.  It is optional for simple calls</w:t>
       </w:r>
     </w:p>
     <w:p>
@@ -11909,7 +12630,7 @@
           <w:bCs/>
           <w:color w:val="6C1ABA"/>
         </w:rPr>
-        <w:t xml:space="preserve">Answer: A. </w:t>
+        <w:t xml:space="preserve">Answer: B. </w:t>
       </w:r>
       <w:r>
         <w:rPr>
@@ -11917,7 +12638,7 @@
           <w:iCs/>
           <w:color w:val="444444"/>
         </w:rPr>
-        <w:t xml:space="preserve">Separating the person from the problem lets you stay useful.</w:t>
+        <w:t xml:space="preserve">Anyone can pick up where you left off.</w:t>
       </w:r>
     </w:p>
     <w:p>
@@ -11937,57 +12658,47 @@
           <w:b/>
           <w:bCs/>
         </w:rPr>
-        <w:t xml:space="preserve">Select ALL healthy habits. (select all that apply)</w:t>
-      </w:r>
-    </w:p>
-    <w:p>
-      <w:pPr>
-        <w:keepNext/>
-        <w:spacing w:after="30"/>
-        <w:ind w:left="360"/>
-      </w:pPr>
-      <w:r>
-        <w:t xml:space="preserve">A.  Taking your scheduled breaks</w:t>
-      </w:r>
-    </w:p>
-    <w:p>
-      <w:pPr>
-        <w:keepNext/>
-        <w:spacing w:after="30"/>
-        <w:ind w:left="360"/>
-      </w:pPr>
-      <w:r>
-        <w:t xml:space="preserve">B.  Talking with your lead</w:t>
-      </w:r>
-    </w:p>
-    <w:p>
-      <w:pPr>
-        <w:keepNext/>
-        <w:spacing w:after="30"/>
-        <w:ind w:left="360"/>
-      </w:pPr>
-      <w:r>
-        <w:t xml:space="preserve">C.  Skipping breaks to catch up</w:t>
-      </w:r>
-    </w:p>
-    <w:p>
-      <w:pPr>
-        <w:keepNext/>
-        <w:spacing w:after="30"/>
-        <w:ind w:left="360"/>
-      </w:pPr>
-      <w:r>
-        <w:t xml:space="preserve">D.  Drinking water and stretching</w:t>
-      </w:r>
-    </w:p>
-    <w:p>
-      <w:pPr>
-        <w:keepNext/>
-        <w:spacing w:after="30"/>
-        <w:ind w:left="360"/>
-      </w:pPr>
-      <w:r>
-        <w:t xml:space="preserve">undefined.  Venting caller details online</w:t>
+        <w:t xml:space="preserve">A note says “Customer called. Issue handled.” What is wrong with it?</w:t>
+      </w:r>
+    </w:p>
+    <w:p>
+      <w:pPr>
+        <w:keepNext/>
+        <w:spacing w:after="30"/>
+        <w:ind w:left="360"/>
+      </w:pPr>
+      <w:r>
+        <w:t xml:space="preserve">A.  It lacks date and time, the concern, actions, resolution and follow-up</w:t>
+      </w:r>
+    </w:p>
+    <w:p>
+      <w:pPr>
+        <w:keepNext/>
+        <w:spacing w:after="30"/>
+        <w:ind w:left="360"/>
+      </w:pPr>
+      <w:r>
+        <w:t xml:space="preserve">B.  It is too long</w:t>
+      </w:r>
+    </w:p>
+    <w:p>
+      <w:pPr>
+        <w:keepNext/>
+        <w:spacing w:after="30"/>
+        <w:ind w:left="360"/>
+      </w:pPr>
+      <w:r>
+        <w:t xml:space="preserve">C.  It uses too many details</w:t>
+      </w:r>
+    </w:p>
+    <w:p>
+      <w:pPr>
+        <w:keepNext/>
+        <w:spacing w:after="30"/>
+        <w:ind w:left="360"/>
+      </w:pPr>
+      <w:r>
+        <w:t xml:space="preserve">D.  Nothing is wrong</w:t>
       </w:r>
     </w:p>
     <w:p>
@@ -12001,7 +12712,7 @@
           <w:bCs/>
           <w:color w:val="6C1ABA"/>
         </w:rPr>
-        <w:t xml:space="preserve">Answer: A, B, D. </w:t>
+        <w:t xml:space="preserve">Answer: A. </w:t>
       </w:r>
       <w:r>
         <w:rPr>
@@ -12009,7 +12720,7 @@
           <w:iCs/>
           <w:color w:val="444444"/>
         </w:rPr>
-        <w:t xml:space="preserve">Breaks and support work; sharing caller details breaks confidentiality.</w:t>
+        <w:t xml:space="preserve">A note must stand on its own.</w:t>
       </w:r>
     </w:p>
     <w:p>
@@ -12029,47 +12740,47 @@
           <w:b/>
           <w:bCs/>
         </w:rPr>
-        <w:t xml:space="preserve">You made a mistake on a call. Best response:</w:t>
-      </w:r>
-    </w:p>
-    <w:p>
-      <w:pPr>
-        <w:keepNext/>
-        <w:spacing w:after="30"/>
-        <w:ind w:left="360"/>
-      </w:pPr>
-      <w:r>
-        <w:t xml:space="preserve">A.  Hope nobody notices</w:t>
-      </w:r>
-    </w:p>
-    <w:p>
-      <w:pPr>
-        <w:keepNext/>
-        <w:spacing w:after="30"/>
-        <w:ind w:left="360"/>
-      </w:pPr>
-      <w:r>
-        <w:t xml:space="preserve">B.  Blame the customer</w:t>
-      </w:r>
-    </w:p>
-    <w:p>
-      <w:pPr>
-        <w:keepNext/>
-        <w:spacing w:after="30"/>
-        <w:ind w:left="360"/>
-      </w:pPr>
-      <w:r>
-        <w:t xml:space="preserve">C.  Blame the system</w:t>
-      </w:r>
-    </w:p>
-    <w:p>
-      <w:pPr>
-        <w:keepNext/>
-        <w:spacing w:after="30"/>
-        <w:ind w:left="360"/>
-      </w:pPr>
-      <w:r>
-        <w:t xml:space="preserve">D.  Own it, fix it if you can, tell your lead and note what you will do differently</w:t>
+        <w:t xml:space="preserve">When should an issue be escalated?</w:t>
+      </w:r>
+    </w:p>
+    <w:p>
+      <w:pPr>
+        <w:keepNext/>
+        <w:spacing w:after="30"/>
+        <w:ind w:left="360"/>
+      </w:pPr>
+      <w:r>
+        <w:t xml:space="preserve">A.  Every time</w:t>
+      </w:r>
+    </w:p>
+    <w:p>
+      <w:pPr>
+        <w:keepNext/>
+        <w:spacing w:after="30"/>
+        <w:ind w:left="360"/>
+      </w:pPr>
+      <w:r>
+        <w:t xml:space="preserve">B.  Only after five calls</w:t>
+      </w:r>
+    </w:p>
+    <w:p>
+      <w:pPr>
+        <w:keepNext/>
+        <w:spacing w:after="30"/>
+        <w:ind w:left="360"/>
+      </w:pPr>
+      <w:r>
+        <w:t xml:space="preserve">C.  Never</w:t>
+      </w:r>
+    </w:p>
+    <w:p>
+      <w:pPr>
+        <w:keepNext/>
+        <w:spacing w:after="30"/>
+        <w:ind w:left="360"/>
+      </w:pPr>
+      <w:r>
+        <w:t xml:space="preserve">D.  When a supervisor is requested, an exception is needed, the issue cannot be resolved, or the concern is sensitive</w:t>
       </w:r>
     </w:p>
     <w:p>
@@ -12091,7 +12802,7 @@
           <w:iCs/>
           <w:color w:val="444444"/>
         </w:rPr>
-        <w:t xml:space="preserve">Ownership builds trust.</w:t>
+        <w:t xml:space="preserve">Escalate with purpose.</w:t>
       </w:r>
     </w:p>
     <w:p>
@@ -12111,47 +12822,47 @@
           <w:b/>
           <w:bCs/>
         </w:rPr>
-        <w:t xml:space="preserve">You are on your third difficult call in a row and feel on edge. Before the next call:</w:t>
-      </w:r>
-    </w:p>
-    <w:p>
-      <w:pPr>
-        <w:keepNext/>
-        <w:spacing w:after="30"/>
-        <w:ind w:left="360"/>
-      </w:pPr>
-      <w:r>
-        <w:t xml:space="preserve">A.  Carry the frustration into the next call</w:t>
-      </w:r>
-    </w:p>
-    <w:p>
-      <w:pPr>
-        <w:keepNext/>
-        <w:spacing w:after="30"/>
-        <w:ind w:left="360"/>
-      </w:pPr>
-      <w:r>
-        <w:t xml:space="preserve">B.  Let the next call go to voicemail</w:t>
-      </w:r>
-    </w:p>
-    <w:p>
-      <w:pPr>
-        <w:keepNext/>
-        <w:spacing w:after="30"/>
-        <w:ind w:left="360"/>
-      </w:pPr>
-      <w:r>
-        <w:t xml:space="preserve">C.  Take a brief reset, then open the next call with a fresh greeting</w:t>
-      </w:r>
-    </w:p>
-    <w:p>
-      <w:pPr>
-        <w:keepNext/>
-        <w:spacing w:after="30"/>
-        <w:ind w:left="360"/>
-      </w:pPr>
-      <w:r>
-        <w:t xml:space="preserve">D.  Rush through it</w:t>
+        <w:t xml:space="preserve">What do you gather before you escalate?</w:t>
+      </w:r>
+    </w:p>
+    <w:p>
+      <w:pPr>
+        <w:keepNext/>
+        <w:spacing w:after="30"/>
+        <w:ind w:left="360"/>
+      </w:pPr>
+      <w:r>
+        <w:t xml:space="preserve">A.  The customer’s opinion of you</w:t>
+      </w:r>
+    </w:p>
+    <w:p>
+      <w:pPr>
+        <w:keepNext/>
+        <w:spacing w:after="30"/>
+        <w:ind w:left="360"/>
+      </w:pPr>
+      <w:r>
+        <w:t xml:space="preserve">B.  Only the customer’s name</w:t>
+      </w:r>
+    </w:p>
+    <w:p>
+      <w:pPr>
+        <w:keepNext/>
+        <w:spacing w:after="30"/>
+        <w:ind w:left="360"/>
+      </w:pPr>
+      <w:r>
+        <w:t xml:space="preserve">C.  Customer name, summary, relevant dates and actions already taken</w:t>
+      </w:r>
+    </w:p>
+    <w:p>
+      <w:pPr>
+        <w:keepNext/>
+        <w:spacing w:after="30"/>
+        <w:ind w:left="360"/>
+      </w:pPr>
+      <w:r>
+        <w:t xml:space="preserve">D.  Nothing; the supervisor will ask</w:t>
       </w:r>
     </w:p>
     <w:p>
@@ -12173,7 +12884,7 @@
           <w:iCs/>
           <w:color w:val="444444"/>
         </w:rPr>
-        <w:t xml:space="preserve">Each caller deserves a fresh start.</w:t>
+        <w:t xml:space="preserve">A good handoff saves the customer from repeating.</w:t>
       </w:r>
     </w:p>
     <w:p>
@@ -12193,47 +12904,47 @@
           <w:b/>
           <w:bCs/>
         </w:rPr>
-        <w:t xml:space="preserve">A good way to reflect after a shift is to:</w:t>
-      </w:r>
-    </w:p>
-    <w:p>
-      <w:pPr>
-        <w:keepNext/>
-        <w:spacing w:after="30"/>
-        <w:ind w:left="360"/>
-      </w:pPr>
-      <w:r>
-        <w:t xml:space="preserve">A.  Replay every mistake</w:t>
-      </w:r>
-    </w:p>
-    <w:p>
-      <w:pPr>
-        <w:keepNext/>
-        <w:spacing w:after="30"/>
-        <w:ind w:left="360"/>
-      </w:pPr>
-      <w:r>
-        <w:t xml:space="preserve">B.  Note what worked and one thing to try next time</w:t>
-      </w:r>
-    </w:p>
-    <w:p>
-      <w:pPr>
-        <w:keepNext/>
-        <w:spacing w:after="30"/>
-        <w:ind w:left="360"/>
-      </w:pPr>
-      <w:r>
-        <w:t xml:space="preserve">C.  Decide never to take hard calls</w:t>
-      </w:r>
-    </w:p>
-    <w:p>
-      <w:pPr>
-        <w:keepNext/>
-        <w:spacing w:after="30"/>
-        <w:ind w:left="360"/>
-      </w:pPr>
-      <w:r>
-        <w:t xml:space="preserve">D.  Avoid thinking about it</w:t>
+        <w:t xml:space="preserve">After you escalate, what should the customer hear?</w:t>
+      </w:r>
+    </w:p>
+    <w:p>
+      <w:pPr>
+        <w:keepNext/>
+        <w:spacing w:after="30"/>
+        <w:ind w:left="360"/>
+      </w:pPr>
+      <w:r>
+        <w:t xml:space="preserve">A.  “It’s out of my hands.”</w:t>
+      </w:r>
+    </w:p>
+    <w:p>
+      <w:pPr>
+        <w:keepNext/>
+        <w:spacing w:after="30"/>
+        <w:ind w:left="360"/>
+      </w:pPr>
+      <w:r>
+        <w:t xml:space="preserve">B.  Who has the issue, what happens next, and by when</w:t>
+      </w:r>
+    </w:p>
+    <w:p>
+      <w:pPr>
+        <w:keepNext/>
+        <w:spacing w:after="30"/>
+        <w:ind w:left="360"/>
+      </w:pPr>
+      <w:r>
+        <w:t xml:space="preserve">C.  “Someone will call you.”</w:t>
+      </w:r>
+    </w:p>
+    <w:p>
+      <w:pPr>
+        <w:keepNext/>
+        <w:spacing w:after="30"/>
+        <w:ind w:left="360"/>
+      </w:pPr>
+      <w:r>
+        <w:t xml:space="preserve">D.  “Good luck.”</w:t>
       </w:r>
     </w:p>
     <w:p>
@@ -12255,6 +12966,650 @@
           <w:iCs/>
           <w:color w:val="444444"/>
         </w:rPr>
+        <w:t xml:space="preserve">Escalation is a handoff, not an exit.</w:t>
+      </w:r>
+    </w:p>
+    <w:p>
+      <w:pPr>
+        <w:pStyle w:val="Heading2"/>
+      </w:pPr>
+      <w:r>
+        <w:t xml:space="preserve">Module 11: Staying Resilient</w:t>
+      </w:r>
+    </w:p>
+    <w:p>
+      <w:pPr>
+        <w:keepNext/>
+        <w:spacing w:after="60" w:before="140"/>
+      </w:pPr>
+      <w:r>
+        <w:rPr>
+          <w:b/>
+          <w:bCs/>
+        </w:rPr>
+        <w:t xml:space="preserve">81. </w:t>
+      </w:r>
+      <w:r>
+        <w:rPr>
+          <w:b/>
+          <w:bCs/>
+        </w:rPr>
+        <w:t xml:space="preserve">After an emotionally heavy call, a healthy step is:</w:t>
+      </w:r>
+    </w:p>
+    <w:p>
+      <w:pPr>
+        <w:keepNext/>
+        <w:spacing w:after="30"/>
+        <w:ind w:left="360"/>
+      </w:pPr>
+      <w:r>
+        <w:t xml:space="preserve">A.  A short reset: breathe, step away briefly, and tell your lead if you need support</w:t>
+      </w:r>
+    </w:p>
+    <w:p>
+      <w:pPr>
+        <w:keepNext/>
+        <w:spacing w:after="30"/>
+        <w:ind w:left="360"/>
+      </w:pPr>
+      <w:r>
+        <w:t xml:space="preserve">B.  Ignore it and keep going</w:t>
+      </w:r>
+    </w:p>
+    <w:p>
+      <w:pPr>
+        <w:keepNext/>
+        <w:spacing w:after="30"/>
+        <w:ind w:left="360"/>
+      </w:pPr>
+      <w:r>
+        <w:t xml:space="preserve">C.  Vent about the caller on social media</w:t>
+      </w:r>
+    </w:p>
+    <w:p>
+      <w:pPr>
+        <w:keepNext/>
+        <w:spacing w:after="30"/>
+        <w:ind w:left="360"/>
+      </w:pPr>
+      <w:r>
+        <w:t xml:space="preserve">D.  Skip your break to catch up</w:t>
+      </w:r>
+    </w:p>
+    <w:p>
+      <w:pPr>
+        <w:spacing w:after="80"/>
+        <w:ind w:left="360"/>
+      </w:pPr>
+      <w:r>
+        <w:rPr>
+          <w:b/>
+          <w:bCs/>
+          <w:color w:val="6C1ABA"/>
+        </w:rPr>
+        <w:t xml:space="preserve">Answer: A. </w:t>
+      </w:r>
+      <w:r>
+        <w:rPr>
+          <w:i/>
+          <w:iCs/>
+          <w:color w:val="444444"/>
+        </w:rPr>
+        <w:t xml:space="preserve">Short resets protect you and your next caller.</w:t>
+      </w:r>
+    </w:p>
+    <w:p>
+      <w:pPr>
+        <w:keepNext/>
+        <w:spacing w:after="60" w:before="140"/>
+      </w:pPr>
+      <w:r>
+        <w:rPr>
+          <w:b/>
+          <w:bCs/>
+        </w:rPr>
+        <w:t xml:space="preserve">82. </w:t>
+      </w:r>
+      <w:r>
+        <w:rPr>
+          <w:b/>
+          <w:bCs/>
+        </w:rPr>
+        <w:t xml:space="preserve">Asking for support after a hard call is a sign of weakness. (true or false)</w:t>
+      </w:r>
+    </w:p>
+    <w:p>
+      <w:pPr>
+        <w:keepNext/>
+        <w:spacing w:after="30"/>
+        <w:ind w:left="360"/>
+      </w:pPr>
+      <w:r>
+        <w:t xml:space="preserve">A.  True      B.  False</w:t>
+      </w:r>
+    </w:p>
+    <w:p>
+      <w:pPr>
+        <w:spacing w:after="80"/>
+        <w:ind w:left="360"/>
+      </w:pPr>
+      <w:r>
+        <w:rPr>
+          <w:b/>
+          <w:bCs/>
+          <w:color w:val="6C1ABA"/>
+        </w:rPr>
+        <w:t xml:space="preserve">Answer: B (False). </w:t>
+      </w:r>
+      <w:r>
+        <w:rPr>
+          <w:i/>
+          <w:iCs/>
+          <w:color w:val="444444"/>
+        </w:rPr>
+        <w:t xml:space="preserve">Asking early is professional and keeps small problems small.</w:t>
+      </w:r>
+    </w:p>
+    <w:p>
+      <w:pPr>
+        <w:keepNext/>
+        <w:spacing w:after="60" w:before="140"/>
+      </w:pPr>
+      <w:r>
+        <w:rPr>
+          <w:b/>
+          <w:bCs/>
+        </w:rPr>
+        <w:t xml:space="preserve">83. </w:t>
+      </w:r>
+      <w:r>
+        <w:rPr>
+          <w:b/>
+          <w:bCs/>
+        </w:rPr>
+        <w:t xml:space="preserve">Which is a common sign of burnout?</w:t>
+      </w:r>
+    </w:p>
+    <w:p>
+      <w:pPr>
+        <w:keepNext/>
+        <w:spacing w:after="30"/>
+        <w:ind w:left="360"/>
+      </w:pPr>
+      <w:r>
+        <w:t xml:space="preserve">A.  Feeling tired after a long day once</w:t>
+      </w:r>
+    </w:p>
+    <w:p>
+      <w:pPr>
+        <w:keepNext/>
+        <w:spacing w:after="30"/>
+        <w:ind w:left="360"/>
+      </w:pPr>
+      <w:r>
+        <w:t xml:space="preserve">B.  Being busy at peak hours</w:t>
+      </w:r>
+    </w:p>
+    <w:p>
+      <w:pPr>
+        <w:keepNext/>
+        <w:spacing w:after="30"/>
+        <w:ind w:left="360"/>
+      </w:pPr>
+      <w:r>
+        <w:t xml:space="preserve">C.  Learning a new task</w:t>
+      </w:r>
+    </w:p>
+    <w:p>
+      <w:pPr>
+        <w:keepNext/>
+        <w:spacing w:after="30"/>
+        <w:ind w:left="360"/>
+      </w:pPr>
+      <w:r>
+        <w:t xml:space="preserve">D.  Dreading every shift and snapping at coworkers</w:t>
+      </w:r>
+    </w:p>
+    <w:p>
+      <w:pPr>
+        <w:spacing w:after="80"/>
+        <w:ind w:left="360"/>
+      </w:pPr>
+      <w:r>
+        <w:rPr>
+          <w:b/>
+          <w:bCs/>
+          <w:color w:val="6C1ABA"/>
+        </w:rPr>
+        <w:t xml:space="preserve">Answer: D. </w:t>
+      </w:r>
+      <w:r>
+        <w:rPr>
+          <w:i/>
+          <w:iCs/>
+          <w:color w:val="444444"/>
+        </w:rPr>
+        <w:t xml:space="preserve">Look for patterns, not one bad day.</w:t>
+      </w:r>
+    </w:p>
+    <w:p>
+      <w:pPr>
+        <w:keepNext/>
+        <w:spacing w:after="60" w:before="140"/>
+      </w:pPr>
+      <w:r>
+        <w:rPr>
+          <w:b/>
+          <w:bCs/>
+        </w:rPr>
+        <w:t xml:space="preserve">84. </w:t>
+      </w:r>
+      <w:r>
+        <w:rPr>
+          <w:b/>
+          <w:bCs/>
+        </w:rPr>
+        <w:t xml:space="preserve">A caller is furious about something you did not cause. A helpful mindset is:</w:t>
+      </w:r>
+    </w:p>
+    <w:p>
+      <w:pPr>
+        <w:keepNext/>
+        <w:spacing w:after="30"/>
+        <w:ind w:left="360"/>
+      </w:pPr>
+      <w:r>
+        <w:t xml:space="preserve">A.  They are attacking me personally</w:t>
+      </w:r>
+    </w:p>
+    <w:p>
+      <w:pPr>
+        <w:keepNext/>
+        <w:spacing w:after="30"/>
+        <w:ind w:left="360"/>
+      </w:pPr>
+      <w:r>
+        <w:t xml:space="preserve">B.  I must have caused it</w:t>
+      </w:r>
+    </w:p>
+    <w:p>
+      <w:pPr>
+        <w:keepNext/>
+        <w:spacing w:after="30"/>
+        <w:ind w:left="360"/>
+      </w:pPr>
+      <w:r>
+        <w:t xml:space="preserve">C.  Their frustration is usually about the situation, not about you</w:t>
+      </w:r>
+    </w:p>
+    <w:p>
+      <w:pPr>
+        <w:keepNext/>
+        <w:spacing w:after="30"/>
+        <w:ind w:left="360"/>
+      </w:pPr>
+      <w:r>
+        <w:t xml:space="preserve">D.  They should be punished</w:t>
+      </w:r>
+    </w:p>
+    <w:p>
+      <w:pPr>
+        <w:spacing w:after="80"/>
+        <w:ind w:left="360"/>
+      </w:pPr>
+      <w:r>
+        <w:rPr>
+          <w:b/>
+          <w:bCs/>
+          <w:color w:val="6C1ABA"/>
+        </w:rPr>
+        <w:t xml:space="preserve">Answer: C. </w:t>
+      </w:r>
+      <w:r>
+        <w:rPr>
+          <w:i/>
+          <w:iCs/>
+          <w:color w:val="444444"/>
+        </w:rPr>
+        <w:t xml:space="preserve">Separating the person from the problem lets you stay useful.</w:t>
+      </w:r>
+    </w:p>
+    <w:p>
+      <w:pPr>
+        <w:keepNext/>
+        <w:spacing w:after="60" w:before="140"/>
+      </w:pPr>
+      <w:r>
+        <w:rPr>
+          <w:b/>
+          <w:bCs/>
+        </w:rPr>
+        <w:t xml:space="preserve">85. </w:t>
+      </w:r>
+      <w:r>
+        <w:rPr>
+          <w:b/>
+          <w:bCs/>
+        </w:rPr>
+        <w:t xml:space="preserve">Select ALL healthy habits. (select all that apply)</w:t>
+      </w:r>
+    </w:p>
+    <w:p>
+      <w:pPr>
+        <w:keepNext/>
+        <w:spacing w:after="30"/>
+        <w:ind w:left="360"/>
+      </w:pPr>
+      <w:r>
+        <w:t xml:space="preserve">A.  Taking your scheduled breaks</w:t>
+      </w:r>
+    </w:p>
+    <w:p>
+      <w:pPr>
+        <w:keepNext/>
+        <w:spacing w:after="30"/>
+        <w:ind w:left="360"/>
+      </w:pPr>
+      <w:r>
+        <w:t xml:space="preserve">B.  Talking with your lead</w:t>
+      </w:r>
+    </w:p>
+    <w:p>
+      <w:pPr>
+        <w:keepNext/>
+        <w:spacing w:after="30"/>
+        <w:ind w:left="360"/>
+      </w:pPr>
+      <w:r>
+        <w:t xml:space="preserve">C.  Skipping breaks to catch up</w:t>
+      </w:r>
+    </w:p>
+    <w:p>
+      <w:pPr>
+        <w:keepNext/>
+        <w:spacing w:after="30"/>
+        <w:ind w:left="360"/>
+      </w:pPr>
+      <w:r>
+        <w:t xml:space="preserve">D.  Drinking water and stretching</w:t>
+      </w:r>
+    </w:p>
+    <w:p>
+      <w:pPr>
+        <w:keepNext/>
+        <w:spacing w:after="30"/>
+        <w:ind w:left="360"/>
+      </w:pPr>
+      <w:r>
+        <w:t xml:space="preserve">undefined.  Venting caller details online</w:t>
+      </w:r>
+    </w:p>
+    <w:p>
+      <w:pPr>
+        <w:spacing w:after="80"/>
+        <w:ind w:left="360"/>
+      </w:pPr>
+      <w:r>
+        <w:rPr>
+          <w:b/>
+          <w:bCs/>
+          <w:color w:val="6C1ABA"/>
+        </w:rPr>
+        <w:t xml:space="preserve">Answer: A, B, D. </w:t>
+      </w:r>
+      <w:r>
+        <w:rPr>
+          <w:i/>
+          <w:iCs/>
+          <w:color w:val="444444"/>
+        </w:rPr>
+        <w:t xml:space="preserve">Breaks and support work; sharing caller details breaks confidentiality.</w:t>
+      </w:r>
+    </w:p>
+    <w:p>
+      <w:pPr>
+        <w:keepNext/>
+        <w:spacing w:after="60" w:before="140"/>
+      </w:pPr>
+      <w:r>
+        <w:rPr>
+          <w:b/>
+          <w:bCs/>
+        </w:rPr>
+        <w:t xml:space="preserve">86. </w:t>
+      </w:r>
+      <w:r>
+        <w:rPr>
+          <w:b/>
+          <w:bCs/>
+        </w:rPr>
+        <w:t xml:space="preserve">You made a mistake on a call. Best response:</w:t>
+      </w:r>
+    </w:p>
+    <w:p>
+      <w:pPr>
+        <w:keepNext/>
+        <w:spacing w:after="30"/>
+        <w:ind w:left="360"/>
+      </w:pPr>
+      <w:r>
+        <w:t xml:space="preserve">A.  Hope nobody notices</w:t>
+      </w:r>
+    </w:p>
+    <w:p>
+      <w:pPr>
+        <w:keepNext/>
+        <w:spacing w:after="30"/>
+        <w:ind w:left="360"/>
+      </w:pPr>
+      <w:r>
+        <w:t xml:space="preserve">B.  Own it, fix it if you can, tell your lead and note what you will do differently</w:t>
+      </w:r>
+    </w:p>
+    <w:p>
+      <w:pPr>
+        <w:keepNext/>
+        <w:spacing w:after="30"/>
+        <w:ind w:left="360"/>
+      </w:pPr>
+      <w:r>
+        <w:t xml:space="preserve">C.  Blame the customer</w:t>
+      </w:r>
+    </w:p>
+    <w:p>
+      <w:pPr>
+        <w:keepNext/>
+        <w:spacing w:after="30"/>
+        <w:ind w:left="360"/>
+      </w:pPr>
+      <w:r>
+        <w:t xml:space="preserve">D.  Blame the system</w:t>
+      </w:r>
+    </w:p>
+    <w:p>
+      <w:pPr>
+        <w:spacing w:after="80"/>
+        <w:ind w:left="360"/>
+      </w:pPr>
+      <w:r>
+        <w:rPr>
+          <w:b/>
+          <w:bCs/>
+          <w:color w:val="6C1ABA"/>
+        </w:rPr>
+        <w:t xml:space="preserve">Answer: B. </w:t>
+      </w:r>
+      <w:r>
+        <w:rPr>
+          <w:i/>
+          <w:iCs/>
+          <w:color w:val="444444"/>
+        </w:rPr>
+        <w:t xml:space="preserve">Ownership builds trust.</w:t>
+      </w:r>
+    </w:p>
+    <w:p>
+      <w:pPr>
+        <w:keepNext/>
+        <w:spacing w:after="60" w:before="140"/>
+      </w:pPr>
+      <w:r>
+        <w:rPr>
+          <w:b/>
+          <w:bCs/>
+        </w:rPr>
+        <w:t xml:space="preserve">87. </w:t>
+      </w:r>
+      <w:r>
+        <w:rPr>
+          <w:b/>
+          <w:bCs/>
+        </w:rPr>
+        <w:t xml:space="preserve">You are on your third difficult call in a row and feel on edge. Before the next call:</w:t>
+      </w:r>
+    </w:p>
+    <w:p>
+      <w:pPr>
+        <w:keepNext/>
+        <w:spacing w:after="30"/>
+        <w:ind w:left="360"/>
+      </w:pPr>
+      <w:r>
+        <w:t xml:space="preserve">A.  Take a brief reset, then open the next call with a fresh greeting</w:t>
+      </w:r>
+    </w:p>
+    <w:p>
+      <w:pPr>
+        <w:keepNext/>
+        <w:spacing w:after="30"/>
+        <w:ind w:left="360"/>
+      </w:pPr>
+      <w:r>
+        <w:t xml:space="preserve">B.  Carry the frustration into the next call</w:t>
+      </w:r>
+    </w:p>
+    <w:p>
+      <w:pPr>
+        <w:keepNext/>
+        <w:spacing w:after="30"/>
+        <w:ind w:left="360"/>
+      </w:pPr>
+      <w:r>
+        <w:t xml:space="preserve">C.  Let the next call go to voicemail</w:t>
+      </w:r>
+    </w:p>
+    <w:p>
+      <w:pPr>
+        <w:keepNext/>
+        <w:spacing w:after="30"/>
+        <w:ind w:left="360"/>
+      </w:pPr>
+      <w:r>
+        <w:t xml:space="preserve">D.  Rush through it</w:t>
+      </w:r>
+    </w:p>
+    <w:p>
+      <w:pPr>
+        <w:spacing w:after="80"/>
+        <w:ind w:left="360"/>
+      </w:pPr>
+      <w:r>
+        <w:rPr>
+          <w:b/>
+          <w:bCs/>
+          <w:color w:val="6C1ABA"/>
+        </w:rPr>
+        <w:t xml:space="preserve">Answer: A. </w:t>
+      </w:r>
+      <w:r>
+        <w:rPr>
+          <w:i/>
+          <w:iCs/>
+          <w:color w:val="444444"/>
+        </w:rPr>
+        <w:t xml:space="preserve">Each caller deserves a fresh start.</w:t>
+      </w:r>
+    </w:p>
+    <w:p>
+      <w:pPr>
+        <w:keepNext/>
+        <w:spacing w:after="60" w:before="140"/>
+      </w:pPr>
+      <w:r>
+        <w:rPr>
+          <w:b/>
+          <w:bCs/>
+        </w:rPr>
+        <w:t xml:space="preserve">88. </w:t>
+      </w:r>
+      <w:r>
+        <w:rPr>
+          <w:b/>
+          <w:bCs/>
+        </w:rPr>
+        <w:t xml:space="preserve">A good way to reflect after a shift is to:</w:t>
+      </w:r>
+    </w:p>
+    <w:p>
+      <w:pPr>
+        <w:keepNext/>
+        <w:spacing w:after="30"/>
+        <w:ind w:left="360"/>
+      </w:pPr>
+      <w:r>
+        <w:t xml:space="preserve">A.  Replay every mistake</w:t>
+      </w:r>
+    </w:p>
+    <w:p>
+      <w:pPr>
+        <w:keepNext/>
+        <w:spacing w:after="30"/>
+        <w:ind w:left="360"/>
+      </w:pPr>
+      <w:r>
+        <w:t xml:space="preserve">B.  Decide never to take hard calls</w:t>
+      </w:r>
+    </w:p>
+    <w:p>
+      <w:pPr>
+        <w:keepNext/>
+        <w:spacing w:after="30"/>
+        <w:ind w:left="360"/>
+      </w:pPr>
+      <w:r>
+        <w:t xml:space="preserve">C.  Avoid thinking about it</w:t>
+      </w:r>
+    </w:p>
+    <w:p>
+      <w:pPr>
+        <w:keepNext/>
+        <w:spacing w:after="30"/>
+        <w:ind w:left="360"/>
+      </w:pPr>
+      <w:r>
+        <w:t xml:space="preserve">D.  Note what worked and one thing to try next time</w:t>
+      </w:r>
+    </w:p>
+    <w:p>
+      <w:pPr>
+        <w:spacing w:after="80"/>
+        <w:ind w:left="360"/>
+      </w:pPr>
+      <w:r>
+        <w:rPr>
+          <w:b/>
+          <w:bCs/>
+          <w:color w:val="6C1ABA"/>
+        </w:rPr>
+        <w:t xml:space="preserve">Answer: D. </w:t>
+      </w:r>
+      <w:r>
+        <w:rPr>
+          <w:i/>
+          <w:iCs/>
+          <w:color w:val="444444"/>
+        </w:rPr>
         <w:t xml:space="preserve">Small, specific learning builds skill.</w:t>
       </w:r>
     </w:p>
@@ -12268,199 +13623,605 @@
         <w:pStyle w:val="Heading1"/>
       </w:pPr>
       <w:r>
-        <w:t xml:space="preserve">6. Questions for HR before we build</w:t>
-      </w:r>
-    </w:p>
-    <w:p>
-      <w:pPr>
-        <w:pStyle w:val="ListParagraph"/>
-        <w:numPr>
-          <w:ilvl w:val="0"/>
-          <w:numId w:val="2"/>
-        </w:numPr>
-        <w:spacing w:after="60"/>
-      </w:pPr>
-      <w:r>
-        <w:rPr>
-          <w:b/>
-          <w:bCs/>
-        </w:rPr>
-        <w:t xml:space="preserve">Certificate name: </w:t>
-      </w:r>
-      <w:r>
-        <w:rPr>
-          <w:b w:val="false"/>
-          <w:bCs w:val="false"/>
-        </w:rPr>
-        <w:t xml:space="preserve">Should the certificate say “ELITE GROW” or ELEVATE / Elite Resource Services?</w:t>
-      </w:r>
-    </w:p>
-    <w:p>
-      <w:pPr>
-        <w:pStyle w:val="ListParagraph"/>
-        <w:numPr>
-          <w:ilvl w:val="0"/>
-          <w:numId w:val="2"/>
-        </w:numPr>
-        <w:spacing w:after="60"/>
-      </w:pPr>
-      <w:r>
-        <w:rPr>
-          <w:b/>
-          <w:bCs/>
-        </w:rPr>
-        <w:t xml:space="preserve">The families: </w:t>
-      </w:r>
-      <w:r>
-        <w:rPr>
-          <w:b w:val="false"/>
-          <w:bCs w:val="false"/>
-        </w:rPr>
-        <w:t xml:space="preserve">Who are they exactly (clients’ patients, their relatives, other)? If health information is involved, the Confidentiality module will point to the HIPAA course.</w:t>
-      </w:r>
-    </w:p>
-    <w:p>
-      <w:pPr>
-        <w:pStyle w:val="ListParagraph"/>
-        <w:numPr>
-          <w:ilvl w:val="0"/>
-          <w:numId w:val="2"/>
-        </w:numPr>
-        <w:spacing w:after="60"/>
-      </w:pPr>
-      <w:r>
-        <w:rPr>
-          <w:b/>
-          <w:bCs/>
-        </w:rPr>
-        <w:t xml:space="preserve">Client rules: </w:t>
-      </w:r>
-      <w:r>
-        <w:rPr>
-          <w:b w:val="false"/>
-          <w:bCs w:val="false"/>
-        </w:rPr>
-        <w:t xml:space="preserve">Are there client-specific scripts or procedures (identity checks, call recording, escalation contacts) the course should reflect?</w:t>
-      </w:r>
-    </w:p>
-    <w:p>
-      <w:pPr>
-        <w:pStyle w:val="ListParagraph"/>
-        <w:numPr>
-          <w:ilvl w:val="0"/>
-          <w:numId w:val="2"/>
-        </w:numPr>
-        <w:spacing w:after="60"/>
-      </w:pPr>
-      <w:r>
-        <w:rPr>
-          <w:b/>
-          <w:bCs/>
-        </w:rPr>
-        <w:t xml:space="preserve">Wording review: </w:t>
-      </w:r>
-      <w:r>
-        <w:rPr>
-          <w:b w:val="false"/>
-          <w:bCs w:val="false"/>
-        </w:rPr>
-        <w:t xml:space="preserve">Should counsel or the privacy officer review the course text, as was done for HIPAA?</w:t>
-      </w:r>
-    </w:p>
-    <w:p>
-      <w:pPr>
-        <w:pStyle w:val="ListParagraph"/>
-        <w:numPr>
-          <w:ilvl w:val="0"/>
-          <w:numId w:val="2"/>
-        </w:numPr>
-        <w:spacing w:after="60"/>
-      </w:pPr>
-      <w:r>
-        <w:rPr>
-          <w:b/>
-          <w:bCs/>
-        </w:rPr>
-        <w:t xml:space="preserve">Contractor wording: </w:t>
-      </w:r>
-      <w:r>
-        <w:rPr>
-          <w:b w:val="false"/>
-          <w:bCs w:val="false"/>
-        </w:rPr>
-        <w:t xml:space="preserve">Our workforce are independent contractors. Confirm the course should avoid employee-style wording (for example “employee,” “PTO”).</w:t>
-      </w:r>
-    </w:p>
-    <w:p>
-      <w:pPr>
-        <w:pStyle w:val="ListParagraph"/>
-        <w:numPr>
-          <w:ilvl w:val="0"/>
-          <w:numId w:val="2"/>
-        </w:numPr>
-        <w:spacing w:after="60"/>
-      </w:pPr>
-      <w:r>
-        <w:rPr>
-          <w:b/>
-          <w:bCs/>
-        </w:rPr>
-        <w:t xml:space="preserve">Mock call pass rule: </w:t>
-      </w:r>
-      <w:r>
-        <w:rPr>
-          <w:b w:val="false"/>
-          <w:bCs w:val="false"/>
-        </w:rPr>
-        <w:t xml:space="preserve">Should the mock call be required to pass separately from the exam (our recommendation) or count as part of one combined score?</w:t>
-      </w:r>
-    </w:p>
-    <w:p>
-      <w:pPr>
-        <w:pStyle w:val="ListParagraph"/>
-        <w:numPr>
-          <w:ilvl w:val="0"/>
-          <w:numId w:val="2"/>
-        </w:numPr>
-        <w:spacing w:after="60"/>
-      </w:pPr>
-      <w:r>
-        <w:rPr>
-          <w:b/>
-          <w:bCs/>
-        </w:rPr>
-        <w:t xml:space="preserve">Languages and accents: </w:t>
-      </w:r>
-      <w:r>
-        <w:rPr>
-          <w:b w:val="false"/>
-          <w:bCs w:val="false"/>
-        </w:rPr>
-        <w:t xml:space="preserve">The course focuses on clarity, not accent. Please confirm HR is comfortable with that framing.</w:t>
-      </w:r>
-    </w:p>
-    <w:p>
-      <w:pPr>
-        <w:pStyle w:val="ListParagraph"/>
-        <w:numPr>
-          <w:ilvl w:val="0"/>
-          <w:numId w:val="2"/>
-        </w:numPr>
-        <w:spacing w:after="60"/>
-      </w:pPr>
-      <w:r>
-        <w:rPr>
-          <w:b/>
-          <w:bCs/>
-        </w:rPr>
-        <w:t xml:space="preserve">Next courses: </w:t>
-      </w:r>
-      <w:r>
-        <w:rPr>
-          <w:b w:val="false"/>
-          <w:bCs w:val="false"/>
-        </w:rPr>
-        <w:t xml:space="preserve">After approval, the same interactive elements would be added to the HIPAA and Cybersecurity courses.</w:t>
+        <w:t xml:space="preserve">6. Decisions made</w:t>
+      </w:r>
+    </w:p>
+    <w:tbl>
+      <w:tblPr>
+        <w:tblW w:type="dxa" w:w="9360"/>
+        <w:tblBorders>
+          <w:top w:val="single" w:color="auto" w:sz="4"/>
+          <w:left w:val="single" w:color="auto" w:sz="4"/>
+          <w:bottom w:val="single" w:color="auto" w:sz="4"/>
+          <w:right w:val="single" w:color="auto" w:sz="4"/>
+          <w:insideH w:val="single" w:color="auto" w:sz="4"/>
+          <w:insideV w:val="single" w:color="auto" w:sz="4"/>
+        </w:tblBorders>
+      </w:tblPr>
+      <w:tblGrid>
+        <w:gridCol w:w="2400"/>
+        <w:gridCol w:w="6960"/>
+      </w:tblGrid>
+      <w:tr>
+        <w:trPr>
+          <w:tblHeader/>
+        </w:trPr>
+        <w:tc>
+          <w:tcPr>
+            <w:tcW w:type="dxa" w:w="2400"/>
+            <w:tcBorders>
+              <w:top w:val="single" w:color="C9B8E0" w:sz="4"/>
+              <w:left w:val="single" w:color="C9B8E0" w:sz="4"/>
+              <w:bottom w:val="single" w:color="C9B8E0" w:sz="4"/>
+              <w:right w:val="single" w:color="C9B8E0" w:sz="4"/>
+            </w:tcBorders>
+            <w:shd w:fill="6C1ABA" w:color="auto" w:val="clear"/>
+            <w:tcMar>
+              <w:top w:type="dxa" w:w="60"/>
+              <w:left w:type="dxa" w:w="100"/>
+              <w:bottom w:type="dxa" w:w="60"/>
+              <w:right w:type="dxa" w:w="100"/>
+            </w:tcMar>
+          </w:tcPr>
+          <w:p>
+            <w:r>
+              <w:rPr>
+                <w:b/>
+                <w:bCs/>
+                <w:color w:val="FFFFFF"/>
+                <w:sz w:val="19"/>
+                <w:szCs w:val="19"/>
+              </w:rPr>
+              <w:t xml:space="preserve">Question</w:t>
+            </w:r>
+          </w:p>
+        </w:tc>
+        <w:tc>
+          <w:tcPr>
+            <w:tcW w:type="dxa" w:w="6960"/>
+            <w:tcBorders>
+              <w:top w:val="single" w:color="C9B8E0" w:sz="4"/>
+              <w:left w:val="single" w:color="C9B8E0" w:sz="4"/>
+              <w:bottom w:val="single" w:color="C9B8E0" w:sz="4"/>
+              <w:right w:val="single" w:color="C9B8E0" w:sz="4"/>
+            </w:tcBorders>
+            <w:shd w:fill="6C1ABA" w:color="auto" w:val="clear"/>
+            <w:tcMar>
+              <w:top w:type="dxa" w:w="60"/>
+              <w:left w:type="dxa" w:w="100"/>
+              <w:bottom w:type="dxa" w:w="60"/>
+              <w:right w:type="dxa" w:w="100"/>
+            </w:tcMar>
+          </w:tcPr>
+          <w:p>
+            <w:r>
+              <w:rPr>
+                <w:b/>
+                <w:bCs/>
+                <w:color w:val="FFFFFF"/>
+                <w:sz w:val="19"/>
+                <w:szCs w:val="19"/>
+              </w:rPr>
+              <w:t xml:space="preserve">Decision</w:t>
+            </w:r>
+          </w:p>
+        </w:tc>
+      </w:tr>
+      <w:tr>
+        <w:trPr>
+          <w:cantSplit/>
+        </w:trPr>
+        <w:tc>
+          <w:tcPr>
+            <w:tcW w:type="dxa" w:w="2400"/>
+            <w:tcBorders>
+              <w:top w:val="single" w:color="C9B8E0" w:sz="4"/>
+              <w:left w:val="single" w:color="C9B8E0" w:sz="4"/>
+              <w:bottom w:val="single" w:color="C9B8E0" w:sz="4"/>
+              <w:right w:val="single" w:color="C9B8E0" w:sz="4"/>
+            </w:tcBorders>
+            <w:tcMar>
+              <w:top w:type="dxa" w:w="60"/>
+              <w:left w:type="dxa" w:w="100"/>
+              <w:bottom w:type="dxa" w:w="60"/>
+              <w:right w:type="dxa" w:w="100"/>
+            </w:tcMar>
+          </w:tcPr>
+          <w:p>
+            <w:r>
+              <w:rPr>
+                <w:b/>
+                <w:bCs/>
+                <w:sz w:val="19"/>
+                <w:szCs w:val="19"/>
+              </w:rPr>
+              <w:t xml:space="preserve">Course name</w:t>
+            </w:r>
+          </w:p>
+        </w:tc>
+        <w:tc>
+          <w:tcPr>
+            <w:tcW w:type="dxa" w:w="6960"/>
+            <w:tcBorders>
+              <w:top w:val="single" w:color="C9B8E0" w:sz="4"/>
+              <w:left w:val="single" w:color="C9B8E0" w:sz="4"/>
+              <w:bottom w:val="single" w:color="C9B8E0" w:sz="4"/>
+              <w:right w:val="single" w:color="C9B8E0" w:sz="4"/>
+            </w:tcBorders>
+            <w:tcMar>
+              <w:top w:type="dxa" w:w="60"/>
+              <w:left w:type="dxa" w:w="100"/>
+              <w:bottom w:type="dxa" w:w="60"/>
+              <w:right w:type="dxa" w:w="100"/>
+            </w:tcMar>
+          </w:tcPr>
+          <w:p>
+            <w:r>
+              <w:rPr>
+                <w:b w:val="false"/>
+                <w:bCs w:val="false"/>
+                <w:sz w:val="19"/>
+                <w:szCs w:val="19"/>
+              </w:rPr>
+              <w:t xml:space="preserve">Customer Service &amp; Family Support Certification, in ELEVATE Learn branding. No “ELITE GROW” name or CCSFP title.</w:t>
+            </w:r>
+          </w:p>
+        </w:tc>
+      </w:tr>
+      <w:tr>
+        <w:trPr>
+          <w:cantSplit/>
+        </w:trPr>
+        <w:tc>
+          <w:tcPr>
+            <w:tcW w:type="dxa" w:w="2400"/>
+            <w:tcBorders>
+              <w:top w:val="single" w:color="C9B8E0" w:sz="4"/>
+              <w:left w:val="single" w:color="C9B8E0" w:sz="4"/>
+              <w:bottom w:val="single" w:color="C9B8E0" w:sz="4"/>
+              <w:right w:val="single" w:color="C9B8E0" w:sz="4"/>
+            </w:tcBorders>
+            <w:shd w:fill="F3EEFA" w:color="auto" w:val="clear"/>
+            <w:tcMar>
+              <w:top w:type="dxa" w:w="60"/>
+              <w:left w:type="dxa" w:w="100"/>
+              <w:bottom w:type="dxa" w:w="60"/>
+              <w:right w:type="dxa" w:w="100"/>
+            </w:tcMar>
+          </w:tcPr>
+          <w:p>
+            <w:r>
+              <w:rPr>
+                <w:b/>
+                <w:bCs/>
+                <w:sz w:val="19"/>
+                <w:szCs w:val="19"/>
+              </w:rPr>
+              <w:t xml:space="preserve">Who the callers are</w:t>
+            </w:r>
+          </w:p>
+        </w:tc>
+        <w:tc>
+          <w:tcPr>
+            <w:tcW w:type="dxa" w:w="6960"/>
+            <w:tcBorders>
+              <w:top w:val="single" w:color="C9B8E0" w:sz="4"/>
+              <w:left w:val="single" w:color="C9B8E0" w:sz="4"/>
+              <w:bottom w:val="single" w:color="C9B8E0" w:sz="4"/>
+              <w:right w:val="single" w:color="C9B8E0" w:sz="4"/>
+            </w:tcBorders>
+            <w:shd w:fill="F3EEFA" w:color="auto" w:val="clear"/>
+            <w:tcMar>
+              <w:top w:type="dxa" w:w="60"/>
+              <w:left w:type="dxa" w:w="100"/>
+              <w:bottom w:type="dxa" w:w="60"/>
+              <w:right w:type="dxa" w:w="100"/>
+            </w:tcMar>
+          </w:tcPr>
+          <w:p>
+            <w:r>
+              <w:rPr>
+                <w:b w:val="false"/>
+                <w:bCs w:val="false"/>
+                <w:sz w:val="19"/>
+                <w:szCs w:val="19"/>
+              </w:rPr>
+              <w:t xml:space="preserve">Patients and their relatives, and sometimes caregivers and families of care-home residents.</w:t>
+            </w:r>
+          </w:p>
+        </w:tc>
+      </w:tr>
+      <w:tr>
+        <w:trPr>
+          <w:cantSplit/>
+        </w:trPr>
+        <w:tc>
+          <w:tcPr>
+            <w:tcW w:type="dxa" w:w="2400"/>
+            <w:tcBorders>
+              <w:top w:val="single" w:color="C9B8E0" w:sz="4"/>
+              <w:left w:val="single" w:color="C9B8E0" w:sz="4"/>
+              <w:bottom w:val="single" w:color="C9B8E0" w:sz="4"/>
+              <w:right w:val="single" w:color="C9B8E0" w:sz="4"/>
+            </w:tcBorders>
+            <w:tcMar>
+              <w:top w:type="dxa" w:w="60"/>
+              <w:left w:type="dxa" w:w="100"/>
+              <w:bottom w:type="dxa" w:w="60"/>
+              <w:right w:type="dxa" w:w="100"/>
+            </w:tcMar>
+          </w:tcPr>
+          <w:p>
+            <w:r>
+              <w:rPr>
+                <w:b/>
+                <w:bCs/>
+                <w:sz w:val="19"/>
+                <w:szCs w:val="19"/>
+              </w:rPr>
+              <w:t xml:space="preserve">Client rules</w:t>
+            </w:r>
+          </w:p>
+        </w:tc>
+        <w:tc>
+          <w:tcPr>
+            <w:tcW w:type="dxa" w:w="6960"/>
+            <w:tcBorders>
+              <w:top w:val="single" w:color="C9B8E0" w:sz="4"/>
+              <w:left w:val="single" w:color="C9B8E0" w:sz="4"/>
+              <w:bottom w:val="single" w:color="C9B8E0" w:sz="4"/>
+              <w:right w:val="single" w:color="C9B8E0" w:sz="4"/>
+            </w:tcBorders>
+            <w:tcMar>
+              <w:top w:type="dxa" w:w="60"/>
+              <w:left w:type="dxa" w:w="100"/>
+              <w:bottom w:type="dxa" w:w="60"/>
+              <w:right w:type="dxa" w:w="100"/>
+            </w:tcMar>
+          </w:tcPr>
+          <w:p>
+            <w:r>
+              <w:rPr>
+                <w:b w:val="false"/>
+                <w:bCs w:val="false"/>
+                <w:sz w:val="19"/>
+                <w:szCs w:val="19"/>
+              </w:rPr>
+              <w:t xml:space="preserve">One ERS standard in the course, plus short client add-on modules for each client’s identity-check, emergency and escalation steps.</w:t>
+            </w:r>
+          </w:p>
+        </w:tc>
+      </w:tr>
+      <w:tr>
+        <w:trPr>
+          <w:cantSplit/>
+        </w:trPr>
+        <w:tc>
+          <w:tcPr>
+            <w:tcW w:type="dxa" w:w="2400"/>
+            <w:tcBorders>
+              <w:top w:val="single" w:color="C9B8E0" w:sz="4"/>
+              <w:left w:val="single" w:color="C9B8E0" w:sz="4"/>
+              <w:bottom w:val="single" w:color="C9B8E0" w:sz="4"/>
+              <w:right w:val="single" w:color="C9B8E0" w:sz="4"/>
+            </w:tcBorders>
+            <w:shd w:fill="F3EEFA" w:color="auto" w:val="clear"/>
+            <w:tcMar>
+              <w:top w:type="dxa" w:w="60"/>
+              <w:left w:type="dxa" w:w="100"/>
+              <w:bottom w:type="dxa" w:w="60"/>
+              <w:right w:type="dxa" w:w="100"/>
+            </w:tcMar>
+          </w:tcPr>
+          <w:p>
+            <w:r>
+              <w:rPr>
+                <w:b/>
+                <w:bCs/>
+                <w:sz w:val="19"/>
+                <w:szCs w:val="19"/>
+              </w:rPr>
+              <w:t xml:space="preserve">Wording review</w:t>
+            </w:r>
+          </w:p>
+        </w:tc>
+        <w:tc>
+          <w:tcPr>
+            <w:tcW w:type="dxa" w:w="6960"/>
+            <w:tcBorders>
+              <w:top w:val="single" w:color="C9B8E0" w:sz="4"/>
+              <w:left w:val="single" w:color="C9B8E0" w:sz="4"/>
+              <w:bottom w:val="single" w:color="C9B8E0" w:sz="4"/>
+              <w:right w:val="single" w:color="C9B8E0" w:sz="4"/>
+            </w:tcBorders>
+            <w:shd w:fill="F3EEFA" w:color="auto" w:val="clear"/>
+            <w:tcMar>
+              <w:top w:type="dxa" w:w="60"/>
+              <w:left w:type="dxa" w:w="100"/>
+              <w:bottom w:type="dxa" w:w="60"/>
+              <w:right w:type="dxa" w:w="100"/>
+            </w:tcMar>
+          </w:tcPr>
+          <w:p>
+            <w:r>
+              <w:rPr>
+                <w:b w:val="false"/>
+                <w:bCs w:val="false"/>
+                <w:sz w:val="19"/>
+                <w:szCs w:val="19"/>
+              </w:rPr>
+              <w:t xml:space="preserve">HR and the Privacy Officer review everything; counsel reviews Modules 5 (Confidentiality) and 6 (Healthcare).</w:t>
+            </w:r>
+          </w:p>
+        </w:tc>
+      </w:tr>
+      <w:tr>
+        <w:trPr>
+          <w:cantSplit/>
+        </w:trPr>
+        <w:tc>
+          <w:tcPr>
+            <w:tcW w:type="dxa" w:w="2400"/>
+            <w:tcBorders>
+              <w:top w:val="single" w:color="C9B8E0" w:sz="4"/>
+              <w:left w:val="single" w:color="C9B8E0" w:sz="4"/>
+              <w:bottom w:val="single" w:color="C9B8E0" w:sz="4"/>
+              <w:right w:val="single" w:color="C9B8E0" w:sz="4"/>
+            </w:tcBorders>
+            <w:tcMar>
+              <w:top w:type="dxa" w:w="60"/>
+              <w:left w:type="dxa" w:w="100"/>
+              <w:bottom w:type="dxa" w:w="60"/>
+              <w:right w:type="dxa" w:w="100"/>
+            </w:tcMar>
+          </w:tcPr>
+          <w:p>
+            <w:r>
+              <w:rPr>
+                <w:b/>
+                <w:bCs/>
+                <w:sz w:val="19"/>
+                <w:szCs w:val="19"/>
+              </w:rPr>
+              <w:t xml:space="preserve">Mock call pass rule</w:t>
+            </w:r>
+          </w:p>
+        </w:tc>
+        <w:tc>
+          <w:tcPr>
+            <w:tcW w:type="dxa" w:w="6960"/>
+            <w:tcBorders>
+              <w:top w:val="single" w:color="C9B8E0" w:sz="4"/>
+              <w:left w:val="single" w:color="C9B8E0" w:sz="4"/>
+              <w:bottom w:val="single" w:color="C9B8E0" w:sz="4"/>
+              <w:right w:val="single" w:color="C9B8E0" w:sz="4"/>
+            </w:tcBorders>
+            <w:tcMar>
+              <w:top w:type="dxa" w:w="60"/>
+              <w:left w:type="dxa" w:w="100"/>
+              <w:bottom w:type="dxa" w:w="60"/>
+              <w:right w:type="dxa" w:w="100"/>
+            </w:tcMar>
+          </w:tcPr>
+          <w:p>
+            <w:r>
+              <w:rPr>
+                <w:b w:val="false"/>
+                <w:bCs w:val="false"/>
+                <w:sz w:val="19"/>
+                <w:szCs w:val="19"/>
+              </w:rPr>
+              <w:t xml:space="preserve">Exam and mock call each need 85%, passed separately, 3 tries each.</w:t>
+            </w:r>
+          </w:p>
+        </w:tc>
+      </w:tr>
+      <w:tr>
+        <w:trPr>
+          <w:cantSplit/>
+        </w:trPr>
+        <w:tc>
+          <w:tcPr>
+            <w:tcW w:type="dxa" w:w="2400"/>
+            <w:tcBorders>
+              <w:top w:val="single" w:color="C9B8E0" w:sz="4"/>
+              <w:left w:val="single" w:color="C9B8E0" w:sz="4"/>
+              <w:bottom w:val="single" w:color="C9B8E0" w:sz="4"/>
+              <w:right w:val="single" w:color="C9B8E0" w:sz="4"/>
+            </w:tcBorders>
+            <w:shd w:fill="F3EEFA" w:color="auto" w:val="clear"/>
+            <w:tcMar>
+              <w:top w:type="dxa" w:w="60"/>
+              <w:left w:type="dxa" w:w="100"/>
+              <w:bottom w:type="dxa" w:w="60"/>
+              <w:right w:type="dxa" w:w="100"/>
+            </w:tcMar>
+          </w:tcPr>
+          <w:p>
+            <w:r>
+              <w:rPr>
+                <w:b/>
+                <w:bCs/>
+                <w:sz w:val="19"/>
+                <w:szCs w:val="19"/>
+              </w:rPr>
+              <w:t xml:space="preserve">Contractor wording</w:t>
+            </w:r>
+          </w:p>
+        </w:tc>
+        <w:tc>
+          <w:tcPr>
+            <w:tcW w:type="dxa" w:w="6960"/>
+            <w:tcBorders>
+              <w:top w:val="single" w:color="C9B8E0" w:sz="4"/>
+              <w:left w:val="single" w:color="C9B8E0" w:sz="4"/>
+              <w:bottom w:val="single" w:color="C9B8E0" w:sz="4"/>
+              <w:right w:val="single" w:color="C9B8E0" w:sz="4"/>
+            </w:tcBorders>
+            <w:shd w:fill="F3EEFA" w:color="auto" w:val="clear"/>
+            <w:tcMar>
+              <w:top w:type="dxa" w:w="60"/>
+              <w:left w:type="dxa" w:w="100"/>
+              <w:bottom w:type="dxa" w:w="60"/>
+              <w:right w:type="dxa" w:w="100"/>
+            </w:tcMar>
+          </w:tcPr>
+          <w:p>
+            <w:r>
+              <w:rPr>
+                <w:b w:val="false"/>
+                <w:bCs w:val="false"/>
+                <w:sz w:val="19"/>
+                <w:szCs w:val="19"/>
+              </w:rPr>
+              <w:t xml:space="preserve">The course avoids employee-style wording (for example “employee,” “PTO”).</w:t>
+            </w:r>
+          </w:p>
+        </w:tc>
+      </w:tr>
+      <w:tr>
+        <w:trPr>
+          <w:cantSplit/>
+        </w:trPr>
+        <w:tc>
+          <w:tcPr>
+            <w:tcW w:type="dxa" w:w="2400"/>
+            <w:tcBorders>
+              <w:top w:val="single" w:color="C9B8E0" w:sz="4"/>
+              <w:left w:val="single" w:color="C9B8E0" w:sz="4"/>
+              <w:bottom w:val="single" w:color="C9B8E0" w:sz="4"/>
+              <w:right w:val="single" w:color="C9B8E0" w:sz="4"/>
+            </w:tcBorders>
+            <w:tcMar>
+              <w:top w:type="dxa" w:w="60"/>
+              <w:left w:type="dxa" w:w="100"/>
+              <w:bottom w:type="dxa" w:w="60"/>
+              <w:right w:type="dxa" w:w="100"/>
+            </w:tcMar>
+          </w:tcPr>
+          <w:p>
+            <w:r>
+              <w:rPr>
+                <w:b/>
+                <w:bCs/>
+                <w:sz w:val="19"/>
+                <w:szCs w:val="19"/>
+              </w:rPr>
+              <w:t xml:space="preserve">Accents</w:t>
+            </w:r>
+          </w:p>
+        </w:tc>
+        <w:tc>
+          <w:tcPr>
+            <w:tcW w:type="dxa" w:w="6960"/>
+            <w:tcBorders>
+              <w:top w:val="single" w:color="C9B8E0" w:sz="4"/>
+              <w:left w:val="single" w:color="C9B8E0" w:sz="4"/>
+              <w:bottom w:val="single" w:color="C9B8E0" w:sz="4"/>
+              <w:right w:val="single" w:color="C9B8E0" w:sz="4"/>
+            </w:tcBorders>
+            <w:tcMar>
+              <w:top w:type="dxa" w:w="60"/>
+              <w:left w:type="dxa" w:w="100"/>
+              <w:bottom w:type="dxa" w:w="60"/>
+              <w:right w:type="dxa" w:w="100"/>
+            </w:tcMar>
+          </w:tcPr>
+          <w:p>
+            <w:r>
+              <w:rPr>
+                <w:b w:val="false"/>
+                <w:bCs w:val="false"/>
+                <w:sz w:val="19"/>
+                <w:szCs w:val="19"/>
+              </w:rPr>
+              <w:t xml:space="preserve">The course focuses on clarity, not accent.</w:t>
+            </w:r>
+          </w:p>
+        </w:tc>
+      </w:tr>
+      <w:tr>
+        <w:trPr>
+          <w:cantSplit/>
+        </w:trPr>
+        <w:tc>
+          <w:tcPr>
+            <w:tcW w:type="dxa" w:w="2400"/>
+            <w:tcBorders>
+              <w:top w:val="single" w:color="C9B8E0" w:sz="4"/>
+              <w:left w:val="single" w:color="C9B8E0" w:sz="4"/>
+              <w:bottom w:val="single" w:color="C9B8E0" w:sz="4"/>
+              <w:right w:val="single" w:color="C9B8E0" w:sz="4"/>
+            </w:tcBorders>
+            <w:shd w:fill="F3EEFA" w:color="auto" w:val="clear"/>
+            <w:tcMar>
+              <w:top w:type="dxa" w:w="60"/>
+              <w:left w:type="dxa" w:w="100"/>
+              <w:bottom w:type="dxa" w:w="60"/>
+              <w:right w:type="dxa" w:w="100"/>
+            </w:tcMar>
+          </w:tcPr>
+          <w:p>
+            <w:r>
+              <w:rPr>
+                <w:b/>
+                <w:bCs/>
+                <w:sz w:val="19"/>
+                <w:szCs w:val="19"/>
+              </w:rPr>
+              <w:t xml:space="preserve">Next courses</w:t>
+            </w:r>
+          </w:p>
+        </w:tc>
+        <w:tc>
+          <w:tcPr>
+            <w:tcW w:type="dxa" w:w="6960"/>
+            <w:tcBorders>
+              <w:top w:val="single" w:color="C9B8E0" w:sz="4"/>
+              <w:left w:val="single" w:color="C9B8E0" w:sz="4"/>
+              <w:bottom w:val="single" w:color="C9B8E0" w:sz="4"/>
+              <w:right w:val="single" w:color="C9B8E0" w:sz="4"/>
+            </w:tcBorders>
+            <w:shd w:fill="F3EEFA" w:color="auto" w:val="clear"/>
+            <w:tcMar>
+              <w:top w:type="dxa" w:w="60"/>
+              <w:left w:type="dxa" w:w="100"/>
+              <w:bottom w:type="dxa" w:w="60"/>
+              <w:right w:type="dxa" w:w="100"/>
+            </w:tcMar>
+          </w:tcPr>
+          <w:p>
+            <w:r>
+              <w:rPr>
+                <w:b w:val="false"/>
+                <w:bCs w:val="false"/>
+                <w:sz w:val="19"/>
+                <w:szCs w:val="19"/>
+              </w:rPr>
+              <w:t xml:space="preserve">After this course is built, the same interactive elements are added to the HIPAA and Cybersecurity courses.</w:t>
+            </w:r>
+          </w:p>
+        </w:tc>
+      </w:tr>
+    </w:tbl>
+    <w:p>
+      <w:pPr>
+        <w:spacing w:after="100"/>
+      </w:pPr>
+      <w:r>
+        <w:t xml:space="preserve"/>
+      </w:r>
+    </w:p>
+    <w:p>
+      <w:pPr>
+        <w:spacing w:after="100"/>
+      </w:pPr>
+      <w:r>
+        <w:rPr>
+          <w:i/>
+          <w:iCs/>
+        </w:rPr>
+        <w:t xml:space="preserve">Still needed from clients before go-live: each client’s emergency steps and identity-check rules, for the client add-on modules.</w:t>
       </w:r>
     </w:p>
     <w:sectPr>
